--- a/Отчет_2_РПС.docx
+++ b/Отчет_2_РПС.docx
@@ -763,25 +763,19 @@
           <w:sz w:val="24"/>
           <w:szCs w:val="24"/>
         </w:rPr>
-        <w:t>Тема:</w:t>
-      </w:r>
-      <w:r>
-        <w:rPr>
-          <w:rFonts w:ascii="Times New Roman" w:eastAsia="Times New Roman" w:hAnsi="Times New Roman" w:cs="Times New Roman"/>
-          <w:sz w:val="24"/>
-          <w:szCs w:val="24"/>
-        </w:rPr>
-        <w:t xml:space="preserve"> </w:t>
-      </w:r>
-      <w:r>
-        <w:rPr>
-          <w:rFonts w:ascii="Times New Roman" w:eastAsia="Times New Roman" w:hAnsi="Times New Roman" w:cs="Times New Roman"/>
+        <w:t xml:space="preserve">Тема: </w:t>
+      </w:r>
+      <w:r>
+        <w:rPr>
+          <w:rFonts w:ascii="Times New Roman" w:hAnsi="Times New Roman" w:cs="Times New Roman"/>
           <w:b/>
           <w:bCs/>
-          <w:sz w:val="24"/>
-          <w:szCs w:val="24"/>
-        </w:rPr>
-        <w:t>«Изучение основ низкоуровневого программирования на примере Машины Тьюринга»</w:t>
+          <w:color w:val="34343C"/>
+          <w:sz w:val="23"/>
+          <w:szCs w:val="23"/>
+          <w:shd w:val="clear" w:color="auto" w:fill="FFFFFF"/>
+        </w:rPr>
+        <w:t>«Изучение реализации и расчёта сложности алгоритмов сортировки»</w:t>
       </w:r>
     </w:p>
     <w:p>
@@ -876,7 +870,7 @@
               <w:rPr>
                 <w:rFonts w:cs="Times New Roman"/>
               </w:rPr>
-              <w:t>Шунин М</w:t>
+              <w:t>Чибис С</w:t>
             </w:r>
             <w:r>
               <w:rPr>
@@ -889,7 +883,7 @@
               <w:rPr>
                 <w:rFonts w:cs="Times New Roman"/>
               </w:rPr>
-              <w:t>Д</w:t>
+              <w:t>А</w:t>
             </w:r>
             <w:r>
               <w:rPr>
@@ -966,11 +960,19 @@
                 <w:rFonts w:cs="Times New Roman"/>
               </w:rPr>
             </w:pPr>
+            <w:proofErr w:type="spellStart"/>
             <w:r>
               <w:rPr>
                 <w:rFonts w:cs="Times New Roman"/>
               </w:rPr>
-              <w:t>Дамрин А.О.</w:t>
+              <w:t>Дамрин</w:t>
+            </w:r>
+            <w:proofErr w:type="spellEnd"/>
+            <w:r>
+              <w:rPr>
+                <w:rFonts w:cs="Times New Roman"/>
+              </w:rPr>
+              <w:t xml:space="preserve"> А.О.</w:t>
             </w:r>
           </w:p>
           <w:p>
@@ -1037,7 +1039,6 @@
     </w:p>
     <w:p>
       <w:pPr>
-        <w:ind w:firstLine="426"/>
         <w:rPr>
           <w:rFonts w:ascii="Times New Roman" w:hAnsi="Times New Roman" w:cs="Times New Roman"/>
           <w:color w:val="34343C"/>
@@ -1054,7 +1055,115 @@
           <w:szCs w:val="24"/>
           <w:shd w:val="clear" w:color="auto" w:fill="FFFFFF"/>
         </w:rPr>
-        <w:t>Разработать консольное приложение для сортировки целых чисел реализацией пирамидальной сортировки, реализовать модуль сортировки без использования встроенных методов сортировки, написать и запустить unit‑тесты, оценить временную и пространственную сложность алгоритма и подготовить отчёт.</w:t>
+        <w:t>Реализова</w:t>
+      </w:r>
+      <w:r>
+        <w:rPr>
+          <w:rFonts w:ascii="Times New Roman" w:hAnsi="Times New Roman" w:cs="Times New Roman"/>
+          <w:color w:val="34343C"/>
+          <w:sz w:val="24"/>
+          <w:szCs w:val="24"/>
+          <w:shd w:val="clear" w:color="auto" w:fill="FFFFFF"/>
+        </w:rPr>
+        <w:t>ть</w:t>
+      </w:r>
+      <w:r>
+        <w:rPr>
+          <w:rFonts w:ascii="Times New Roman" w:hAnsi="Times New Roman" w:cs="Times New Roman"/>
+          <w:color w:val="34343C"/>
+          <w:sz w:val="24"/>
+          <w:szCs w:val="24"/>
+          <w:shd w:val="clear" w:color="auto" w:fill="FFFFFF"/>
+        </w:rPr>
+        <w:t xml:space="preserve"> алгоритм </w:t>
+      </w:r>
+      <w:proofErr w:type="spellStart"/>
+      <w:r>
+        <w:rPr>
+          <w:rFonts w:ascii="Times New Roman" w:hAnsi="Times New Roman" w:cs="Times New Roman"/>
+          <w:color w:val="34343C"/>
+          <w:sz w:val="24"/>
+          <w:szCs w:val="24"/>
+          <w:shd w:val="clear" w:color="auto" w:fill="FFFFFF"/>
+        </w:rPr>
+        <w:t>битонной</w:t>
+      </w:r>
+      <w:proofErr w:type="spellEnd"/>
+      <w:r>
+        <w:rPr>
+          <w:rFonts w:ascii="Times New Roman" w:hAnsi="Times New Roman" w:cs="Times New Roman"/>
+          <w:color w:val="34343C"/>
+          <w:sz w:val="24"/>
+          <w:szCs w:val="24"/>
+          <w:shd w:val="clear" w:color="auto" w:fill="FFFFFF"/>
+        </w:rPr>
+        <w:t xml:space="preserve"> сортировки (</w:t>
+      </w:r>
+      <w:proofErr w:type="spellStart"/>
+      <w:r>
+        <w:rPr>
+          <w:rFonts w:ascii="Times New Roman" w:hAnsi="Times New Roman" w:cs="Times New Roman"/>
+          <w:color w:val="34343C"/>
+          <w:sz w:val="24"/>
+          <w:szCs w:val="24"/>
+          <w:shd w:val="clear" w:color="auto" w:fill="FFFFFF"/>
+        </w:rPr>
+        <w:t>Bitonic</w:t>
+      </w:r>
+      <w:proofErr w:type="spellEnd"/>
+      <w:r>
+        <w:rPr>
+          <w:rFonts w:ascii="Times New Roman" w:hAnsi="Times New Roman" w:cs="Times New Roman"/>
+          <w:color w:val="34343C"/>
+          <w:sz w:val="24"/>
+          <w:szCs w:val="24"/>
+          <w:shd w:val="clear" w:color="auto" w:fill="FFFFFF"/>
+        </w:rPr>
+        <w:t xml:space="preserve"> </w:t>
+      </w:r>
+      <w:proofErr w:type="spellStart"/>
+      <w:r>
+        <w:rPr>
+          <w:rFonts w:ascii="Times New Roman" w:hAnsi="Times New Roman" w:cs="Times New Roman"/>
+          <w:color w:val="34343C"/>
+          <w:sz w:val="24"/>
+          <w:szCs w:val="24"/>
+          <w:shd w:val="clear" w:color="auto" w:fill="FFFFFF"/>
+        </w:rPr>
+        <w:t>Sort</w:t>
+      </w:r>
+      <w:proofErr w:type="spellEnd"/>
+      <w:r>
+        <w:rPr>
+          <w:rFonts w:ascii="Times New Roman" w:hAnsi="Times New Roman" w:cs="Times New Roman"/>
+          <w:color w:val="34343C"/>
+          <w:sz w:val="24"/>
+          <w:szCs w:val="24"/>
+          <w:shd w:val="clear" w:color="auto" w:fill="FFFFFF"/>
+        </w:rPr>
+        <w:t xml:space="preserve">) — параллельный алгоритм, основанный на построении и слиянии </w:t>
+      </w:r>
+      <w:proofErr w:type="spellStart"/>
+      <w:r>
+        <w:rPr>
+          <w:rFonts w:ascii="Times New Roman" w:hAnsi="Times New Roman" w:cs="Times New Roman"/>
+          <w:color w:val="34343C"/>
+          <w:sz w:val="24"/>
+          <w:szCs w:val="24"/>
+          <w:shd w:val="clear" w:color="auto" w:fill="FFFFFF"/>
+        </w:rPr>
+        <w:t>битонных</w:t>
+      </w:r>
+      <w:proofErr w:type="spellEnd"/>
+      <w:r>
+        <w:rPr>
+          <w:rFonts w:ascii="Times New Roman" w:hAnsi="Times New Roman" w:cs="Times New Roman"/>
+          <w:color w:val="34343C"/>
+          <w:sz w:val="24"/>
+          <w:szCs w:val="24"/>
+          <w:shd w:val="clear" w:color="auto" w:fill="FFFFFF"/>
+        </w:rPr>
+        <w:t xml:space="preserve"> последовательностей.</w:t>
       </w:r>
     </w:p>
     <w:p>
@@ -1072,7 +1181,6 @@
           <w:sz w:val="24"/>
           <w:szCs w:val="24"/>
           <w:shd w:val="clear" w:color="auto" w:fill="FFFFFF"/>
-          <w:lang w:val="en-US"/>
         </w:rPr>
       </w:pPr>
       <w:r>
@@ -1085,42 +1193,13 @@
           <w:szCs w:val="24"/>
           <w:shd w:val="clear" w:color="auto" w:fill="FFFFFF"/>
         </w:rPr>
-        <w:t>З</w:t>
-      </w:r>
-      <w:r>
-        <w:rPr>
-          <w:rFonts w:ascii="Times New Roman" w:hAnsi="Times New Roman" w:cs="Times New Roman"/>
-          <w:b/>
-          <w:bCs/>
-          <w:color w:val="34343C"/>
-          <w:sz w:val="24"/>
-          <w:szCs w:val="24"/>
-          <w:shd w:val="clear" w:color="auto" w:fill="FFFFFF"/>
-        </w:rPr>
-        <w:t>адани</w:t>
-      </w:r>
-      <w:r>
-        <w:rPr>
-          <w:rFonts w:ascii="Times New Roman" w:hAnsi="Times New Roman" w:cs="Times New Roman"/>
-          <w:b/>
-          <w:bCs/>
-          <w:color w:val="34343C"/>
-          <w:sz w:val="24"/>
-          <w:szCs w:val="24"/>
-          <w:shd w:val="clear" w:color="auto" w:fill="FFFFFF"/>
-        </w:rPr>
-        <w:t>е</w:t>
+        <w:t>Блок схема программы</w:t>
       </w:r>
     </w:p>
     <w:p>
       <w:pPr>
         <w:pStyle w:val="aa"/>
-        <w:numPr>
-          <w:ilvl w:val="0"/>
-          <w:numId w:val="2"/>
-        </w:numPr>
-        <w:ind w:left="426" w:hanging="426"/>
-        <w:jc w:val="both"/>
+        <w:ind w:left="0" w:firstLine="720"/>
         <w:rPr>
           <w:rFonts w:ascii="Times New Roman" w:hAnsi="Times New Roman" w:cs="Times New Roman"/>
           <w:color w:val="34343C"/>
@@ -1132,222 +1211,47 @@
       <w:r>
         <w:rPr>
           <w:rFonts w:ascii="Times New Roman" w:hAnsi="Times New Roman" w:cs="Times New Roman"/>
-          <w:color w:val="34343C"/>
-          <w:sz w:val="24"/>
-          <w:szCs w:val="24"/>
-          <w:shd w:val="clear" w:color="auto" w:fill="FFFFFF"/>
-        </w:rPr>
-        <w:t>Описать алгоритм сортировки (пирамидальная сортировка) в виде блок‑схемы.</w:t>
+          <w:sz w:val="24"/>
+          <w:szCs w:val="24"/>
+        </w:rPr>
+        <w:t>Блок схема</w:t>
+      </w:r>
+      <w:r>
+        <w:rPr>
+          <w:rFonts w:ascii="Times New Roman" w:hAnsi="Times New Roman" w:cs="Times New Roman"/>
+          <w:sz w:val="24"/>
+          <w:szCs w:val="24"/>
+        </w:rPr>
+        <w:t xml:space="preserve"> </w:t>
+      </w:r>
+      <w:r>
+        <w:rPr>
+          <w:rFonts w:ascii="Times New Roman" w:hAnsi="Times New Roman" w:cs="Times New Roman"/>
+          <w:sz w:val="24"/>
+          <w:szCs w:val="24"/>
+        </w:rPr>
+        <w:t xml:space="preserve">алгоритма </w:t>
+      </w:r>
+      <w:r>
+        <w:rPr>
+          <w:rFonts w:ascii="Times New Roman" w:hAnsi="Times New Roman" w:cs="Times New Roman"/>
+          <w:sz w:val="24"/>
+          <w:szCs w:val="24"/>
+        </w:rPr>
+        <w:t>решения задачи, поставленной в лабораторной работе представлена на рисунке 1.</w:t>
       </w:r>
     </w:p>
     <w:p>
       <w:pPr>
-        <w:pStyle w:val="aa"/>
-        <w:numPr>
-          <w:ilvl w:val="0"/>
-          <w:numId w:val="2"/>
-        </w:numPr>
-        <w:ind w:left="426" w:hanging="426"/>
-        <w:jc w:val="both"/>
-        <w:rPr>
-          <w:rFonts w:ascii="Times New Roman" w:hAnsi="Times New Roman" w:cs="Times New Roman"/>
-          <w:color w:val="34343C"/>
-          <w:sz w:val="24"/>
-          <w:szCs w:val="24"/>
-          <w:shd w:val="clear" w:color="auto" w:fill="FFFFFF"/>
-        </w:rPr>
-      </w:pPr>
-      <w:r>
-        <w:rPr>
-          <w:rFonts w:ascii="Times New Roman" w:hAnsi="Times New Roman" w:cs="Times New Roman"/>
-          <w:color w:val="34343C"/>
-          <w:sz w:val="24"/>
-          <w:szCs w:val="24"/>
-          <w:shd w:val="clear" w:color="auto" w:fill="FFFFFF"/>
-        </w:rPr>
-        <w:t>Рассчитать лучшую и худшую временную сложность реализованного алгоритма с подробным объяснением расчёта.</w:t>
-      </w:r>
-    </w:p>
-    <w:p>
-      <w:pPr>
-        <w:pStyle w:val="aa"/>
-        <w:numPr>
-          <w:ilvl w:val="0"/>
-          <w:numId w:val="2"/>
-        </w:numPr>
-        <w:ind w:left="426" w:hanging="426"/>
-        <w:jc w:val="both"/>
-        <w:rPr>
-          <w:rFonts w:ascii="Times New Roman" w:hAnsi="Times New Roman" w:cs="Times New Roman"/>
-          <w:color w:val="34343C"/>
-          <w:sz w:val="24"/>
-          <w:szCs w:val="24"/>
-          <w:shd w:val="clear" w:color="auto" w:fill="FFFFFF"/>
-        </w:rPr>
-      </w:pPr>
-      <w:r>
-        <w:rPr>
-          <w:rFonts w:ascii="Times New Roman" w:hAnsi="Times New Roman" w:cs="Times New Roman"/>
-          <w:color w:val="34343C"/>
-          <w:sz w:val="24"/>
-          <w:szCs w:val="24"/>
-          <w:shd w:val="clear" w:color="auto" w:fill="FFFFFF"/>
-        </w:rPr>
-        <w:t>В репозитории из первой работы создать отдельную ветку под проект консольного приложения (например feature/heap-sort или hw/heap-sort).</w:t>
-      </w:r>
-    </w:p>
-    <w:p>
-      <w:pPr>
-        <w:pStyle w:val="aa"/>
-        <w:numPr>
-          <w:ilvl w:val="0"/>
-          <w:numId w:val="2"/>
-        </w:numPr>
-        <w:ind w:left="426" w:hanging="426"/>
-        <w:jc w:val="both"/>
-        <w:rPr>
-          <w:rFonts w:ascii="Times New Roman" w:hAnsi="Times New Roman" w:cs="Times New Roman"/>
-          <w:color w:val="34343C"/>
-          <w:sz w:val="24"/>
-          <w:szCs w:val="24"/>
-          <w:shd w:val="clear" w:color="auto" w:fill="FFFFFF"/>
-        </w:rPr>
-      </w:pPr>
-      <w:r>
-        <w:rPr>
-          <w:rFonts w:ascii="Times New Roman" w:hAnsi="Times New Roman" w:cs="Times New Roman"/>
-          <w:color w:val="34343C"/>
-          <w:sz w:val="24"/>
-          <w:szCs w:val="24"/>
-          <w:shd w:val="clear" w:color="auto" w:fill="FFFFFF"/>
-        </w:rPr>
-        <w:t>Запрограммировать алгоритм в виде отдельного модуля (не использовать штатные функции сортировки).</w:t>
-      </w:r>
-    </w:p>
-    <w:p>
-      <w:pPr>
-        <w:pStyle w:val="aa"/>
-        <w:numPr>
-          <w:ilvl w:val="0"/>
-          <w:numId w:val="2"/>
-        </w:numPr>
-        <w:ind w:left="426" w:hanging="426"/>
-        <w:jc w:val="both"/>
-        <w:rPr>
-          <w:rFonts w:ascii="Times New Roman" w:hAnsi="Times New Roman" w:cs="Times New Roman"/>
-          <w:color w:val="34343C"/>
-          <w:sz w:val="24"/>
-          <w:szCs w:val="24"/>
-          <w:shd w:val="clear" w:color="auto" w:fill="FFFFFF"/>
-        </w:rPr>
-      </w:pPr>
-      <w:r>
-        <w:rPr>
-          <w:rFonts w:ascii="Times New Roman" w:hAnsi="Times New Roman" w:cs="Times New Roman"/>
-          <w:color w:val="34343C"/>
-          <w:sz w:val="24"/>
-          <w:szCs w:val="24"/>
-          <w:shd w:val="clear" w:color="auto" w:fill="FFFFFF"/>
-        </w:rPr>
-        <w:t>Реализовать unit‑тесты для модуля сортировки; тесты должны запускаться отдельно от основного приложения.</w:t>
-      </w:r>
-    </w:p>
-    <w:p>
-      <w:pPr>
-        <w:pStyle w:val="aa"/>
-        <w:ind w:left="426"/>
-        <w:jc w:val="both"/>
-        <w:rPr>
-          <w:rFonts w:ascii="Times New Roman" w:hAnsi="Times New Roman" w:cs="Times New Roman"/>
-          <w:color w:val="34343C"/>
-          <w:sz w:val="24"/>
-          <w:szCs w:val="24"/>
-          <w:shd w:val="clear" w:color="auto" w:fill="FFFFFF"/>
-        </w:rPr>
-      </w:pPr>
-    </w:p>
-    <w:p>
-      <w:pPr>
-        <w:pStyle w:val="aa"/>
-        <w:numPr>
-          <w:ilvl w:val="0"/>
-          <w:numId w:val="1"/>
-        </w:numPr>
-        <w:rPr>
-          <w:rFonts w:ascii="Times New Roman" w:hAnsi="Times New Roman" w:cs="Times New Roman"/>
-          <w:b/>
-          <w:bCs/>
-          <w:color w:val="34343C"/>
-          <w:sz w:val="24"/>
-          <w:szCs w:val="24"/>
-          <w:shd w:val="clear" w:color="auto" w:fill="FFFFFF"/>
-        </w:rPr>
-      </w:pPr>
-      <w:r>
-        <w:rPr>
-          <w:rFonts w:ascii="Times New Roman" w:hAnsi="Times New Roman" w:cs="Times New Roman"/>
-          <w:b/>
-          <w:bCs/>
-          <w:color w:val="34343C"/>
-          <w:sz w:val="24"/>
-          <w:szCs w:val="24"/>
-          <w:shd w:val="clear" w:color="auto" w:fill="FFFFFF"/>
-        </w:rPr>
-        <w:t>Блок схема программы</w:t>
-      </w:r>
-    </w:p>
-    <w:p>
-      <w:pPr>
-        <w:pStyle w:val="aa"/>
-        <w:ind w:left="0" w:firstLine="720"/>
-        <w:rPr>
-          <w:rFonts w:ascii="Times New Roman" w:hAnsi="Times New Roman" w:cs="Times New Roman"/>
-          <w:color w:val="34343C"/>
-          <w:sz w:val="24"/>
-          <w:szCs w:val="24"/>
-          <w:shd w:val="clear" w:color="auto" w:fill="FFFFFF"/>
-        </w:rPr>
-      </w:pPr>
-      <w:r>
-        <w:rPr>
-          <w:rFonts w:ascii="Times New Roman" w:hAnsi="Times New Roman" w:cs="Times New Roman"/>
-          <w:sz w:val="24"/>
-          <w:szCs w:val="24"/>
-        </w:rPr>
-        <w:t>Блок схема</w:t>
-      </w:r>
-      <w:r>
-        <w:rPr>
-          <w:rFonts w:ascii="Times New Roman" w:hAnsi="Times New Roman" w:cs="Times New Roman"/>
-          <w:sz w:val="24"/>
-          <w:szCs w:val="24"/>
-        </w:rPr>
-        <w:t xml:space="preserve"> </w:t>
-      </w:r>
-      <w:r>
-        <w:rPr>
-          <w:rFonts w:ascii="Times New Roman" w:hAnsi="Times New Roman" w:cs="Times New Roman"/>
-          <w:sz w:val="24"/>
-          <w:szCs w:val="24"/>
-        </w:rPr>
-        <w:t xml:space="preserve">алгоритма </w:t>
-      </w:r>
-      <w:r>
-        <w:rPr>
-          <w:rFonts w:ascii="Times New Roman" w:hAnsi="Times New Roman" w:cs="Times New Roman"/>
-          <w:sz w:val="24"/>
-          <w:szCs w:val="24"/>
-        </w:rPr>
-        <w:t>решения задачи, поставленной в лабораторной работе представлена на рисунке 1.</w:t>
-      </w:r>
-    </w:p>
-    <w:p>
-      <w:pPr>
         <w:keepNext/>
         <w:jc w:val="center"/>
-      </w:pPr>
-      <w:r>
-        <w:rPr>
+        <w:rPr>
+          <w:rFonts w:ascii="Times New Roman" w:hAnsi="Times New Roman" w:cs="Times New Roman"/>
+        </w:rPr>
+      </w:pPr>
+      <w:r>
+        <w:rPr>
+          <w:rFonts w:ascii="Times New Roman" w:hAnsi="Times New Roman" w:cs="Times New Roman"/>
           <w:noProof/>
         </w:rPr>
         <w:drawing>
@@ -1465,34 +1369,16 @@
           <w:i w:val="0"/>
           <w:iCs w:val="0"/>
         </w:rPr>
-        <w:t xml:space="preserve"> – </w:t>
-      </w:r>
-      <w:r>
+        <w:t xml:space="preserve"> – блок-схема задачи, поставленной в лабораторной работе</w:t>
+      </w:r>
+    </w:p>
+    <w:p>
+      <w:pPr>
         <w:rPr>
           <w:rFonts w:ascii="Times New Roman" w:hAnsi="Times New Roman" w:cs="Times New Roman"/>
-          <w:i w:val="0"/>
-          <w:iCs w:val="0"/>
-        </w:rPr>
-        <w:t>блок-схема задачи</w:t>
-      </w:r>
-      <w:r>
-        <w:rPr>
-          <w:rFonts w:ascii="Times New Roman" w:hAnsi="Times New Roman" w:cs="Times New Roman"/>
-          <w:i w:val="0"/>
-          <w:iCs w:val="0"/>
-        </w:rPr>
-        <w:t xml:space="preserve">, </w:t>
-      </w:r>
-      <w:r>
-        <w:rPr>
-          <w:rFonts w:ascii="Times New Roman" w:hAnsi="Times New Roman" w:cs="Times New Roman"/>
-          <w:i w:val="0"/>
-          <w:iCs w:val="0"/>
-        </w:rPr>
-        <w:t>поставленной в лабораторной работе</w:t>
-      </w:r>
+        </w:rPr>
+      </w:pPr>
     </w:p>
-    <w:p/>
     <w:p>
       <w:pPr>
         <w:pStyle w:val="aa"/>
@@ -1500,1808 +1386,1085 @@
           <w:ilvl w:val="0"/>
           <w:numId w:val="1"/>
         </w:numPr>
-        <w:rPr>
-          <w:rFonts w:ascii="Times New Roman" w:hAnsi="Times New Roman" w:cs="Times New Roman"/>
+        <w:spacing w:after="0" w:line="240" w:lineRule="auto"/>
+        <w:ind w:left="284" w:hanging="284"/>
+        <w:rPr>
+          <w:rFonts w:ascii="Times New Roman" w:eastAsia="Times New Roman" w:hAnsi="Times New Roman" w:cs="Times New Roman"/>
+          <w:sz w:val="24"/>
+          <w:szCs w:val="24"/>
+          <w:lang w:eastAsia="ru-RU"/>
+        </w:rPr>
+      </w:pPr>
+      <w:r>
+        <w:rPr>
+          <w:rFonts w:ascii="Times New Roman" w:eastAsia="Times New Roman" w:hAnsi="Times New Roman" w:cs="Times New Roman"/>
           <w:b/>
           <w:bCs/>
           <w:sz w:val="24"/>
           <w:szCs w:val="24"/>
-        </w:rPr>
-      </w:pPr>
-      <w:r>
-        <w:rPr>
-          <w:rFonts w:ascii="Times New Roman" w:hAnsi="Times New Roman" w:cs="Times New Roman"/>
+          <w:lang w:eastAsia="ru-RU"/>
+        </w:rPr>
+        <w:t>Описание алгоритма:</w:t>
+      </w:r>
+    </w:p>
+    <w:p>
+      <w:pPr>
+        <w:spacing w:after="0" w:line="240" w:lineRule="auto"/>
+        <w:ind w:left="360"/>
+        <w:rPr>
+          <w:rFonts w:ascii="Times New Roman" w:eastAsia="Times New Roman" w:hAnsi="Times New Roman" w:cs="Times New Roman"/>
           <w:b/>
           <w:bCs/>
           <w:sz w:val="24"/>
           <w:szCs w:val="24"/>
-        </w:rPr>
-        <w:t>Расчет лучшей и худшей ложности алгоритма.</w:t>
+          <w:lang w:eastAsia="ru-RU"/>
+        </w:rPr>
+      </w:pPr>
+      <w:proofErr w:type="spellStart"/>
+      <w:r>
+        <w:rPr>
+          <w:rFonts w:ascii="Times New Roman" w:eastAsia="Times New Roman" w:hAnsi="Times New Roman" w:cs="Times New Roman"/>
+          <w:sz w:val="24"/>
+          <w:szCs w:val="24"/>
+          <w:lang w:eastAsia="ru-RU"/>
+        </w:rPr>
+        <w:t>Битонная</w:t>
+      </w:r>
+      <w:proofErr w:type="spellEnd"/>
+      <w:r>
+        <w:rPr>
+          <w:rFonts w:ascii="Times New Roman" w:eastAsia="Times New Roman" w:hAnsi="Times New Roman" w:cs="Times New Roman"/>
+          <w:sz w:val="24"/>
+          <w:szCs w:val="24"/>
+          <w:lang w:eastAsia="ru-RU"/>
+        </w:rPr>
+        <w:t xml:space="preserve"> сортировка использует </w:t>
+      </w:r>
+      <w:proofErr w:type="spellStart"/>
+      <w:r>
+        <w:rPr>
+          <w:rFonts w:ascii="Times New Roman" w:eastAsia="Times New Roman" w:hAnsi="Times New Roman" w:cs="Times New Roman"/>
+          <w:sz w:val="24"/>
+          <w:szCs w:val="24"/>
+          <w:lang w:eastAsia="ru-RU"/>
+        </w:rPr>
+        <w:t>битонные</w:t>
+      </w:r>
+      <w:proofErr w:type="spellEnd"/>
+      <w:r>
+        <w:rPr>
+          <w:rFonts w:ascii="Times New Roman" w:eastAsia="Times New Roman" w:hAnsi="Times New Roman" w:cs="Times New Roman"/>
+          <w:sz w:val="24"/>
+          <w:szCs w:val="24"/>
+          <w:lang w:eastAsia="ru-RU"/>
+        </w:rPr>
+        <w:t xml:space="preserve"> последовательности (сначала монотонно возрастают, затем монотонно убывают, или наоборот).</w:t>
       </w:r>
     </w:p>
     <w:p>
       <w:pPr>
-        <w:rPr>
-          <w:rFonts w:ascii="Times New Roman" w:hAnsi="Times New Roman" w:cs="Times New Roman"/>
-          <w:sz w:val="24"/>
-          <w:szCs w:val="24"/>
-        </w:rPr>
-      </w:pPr>
-      <w:r>
-        <w:rPr>
-          <w:rFonts w:ascii="Times New Roman" w:hAnsi="Times New Roman" w:cs="Times New Roman"/>
-          <w:sz w:val="24"/>
-          <w:szCs w:val="24"/>
-        </w:rPr>
-        <w:t>Heap sort состоит из двух фаз:</w:t>
-      </w:r>
+        <w:spacing w:after="0" w:line="240" w:lineRule="auto"/>
+        <w:ind w:left="360"/>
+        <w:rPr>
+          <w:rFonts w:ascii="Times New Roman" w:eastAsia="Times New Roman" w:hAnsi="Times New Roman" w:cs="Times New Roman"/>
+          <w:b/>
+          <w:bCs/>
+          <w:sz w:val="24"/>
+          <w:szCs w:val="24"/>
+          <w:lang w:eastAsia="ru-RU"/>
+        </w:rPr>
+      </w:pPr>
     </w:p>
     <w:p>
       <w:pPr>
-        <w:pStyle w:val="aa"/>
+        <w:spacing w:after="0" w:line="240" w:lineRule="auto"/>
+        <w:ind w:left="360"/>
+        <w:rPr>
+          <w:rFonts w:ascii="Times New Roman" w:eastAsia="Times New Roman" w:hAnsi="Times New Roman" w:cs="Times New Roman"/>
+          <w:sz w:val="24"/>
+          <w:szCs w:val="24"/>
+          <w:lang w:eastAsia="ru-RU"/>
+        </w:rPr>
+      </w:pPr>
+      <w:r>
+        <w:rPr>
+          <w:rFonts w:ascii="Times New Roman" w:eastAsia="Times New Roman" w:hAnsi="Times New Roman" w:cs="Times New Roman"/>
+          <w:b/>
+          <w:bCs/>
+          <w:sz w:val="24"/>
+          <w:szCs w:val="24"/>
+          <w:lang w:eastAsia="ru-RU"/>
+        </w:rPr>
+        <w:t>Основные функции:</w:t>
+      </w:r>
+    </w:p>
+    <w:p>
+      <w:pPr>
         <w:numPr>
           <w:ilvl w:val="0"/>
-          <w:numId w:val="3"/>
+          <w:numId w:val="7"/>
         </w:numPr>
-        <w:rPr>
-          <w:rFonts w:ascii="Times New Roman" w:hAnsi="Times New Roman" w:cs="Times New Roman"/>
-          <w:sz w:val="24"/>
-          <w:szCs w:val="24"/>
-        </w:rPr>
-      </w:pPr>
-      <w:r>
-        <w:rPr>
-          <w:rFonts w:ascii="Times New Roman" w:hAnsi="Times New Roman" w:cs="Times New Roman"/>
-          <w:sz w:val="24"/>
-          <w:szCs w:val="24"/>
-        </w:rPr>
-        <w:t>Построение кучи (build_max_heap) из неупорядоченного массива.</w:t>
+        <w:spacing w:before="30" w:after="30" w:line="240" w:lineRule="auto"/>
+        <w:ind w:left="960"/>
+        <w:rPr>
+          <w:rFonts w:ascii="Times New Roman" w:eastAsia="Times New Roman" w:hAnsi="Times New Roman" w:cs="Times New Roman"/>
+          <w:sz w:val="24"/>
+          <w:szCs w:val="24"/>
+          <w:lang w:eastAsia="ru-RU"/>
+        </w:rPr>
+      </w:pPr>
+      <w:proofErr w:type="spellStart"/>
+      <w:r>
+        <w:rPr>
+          <w:rFonts w:ascii="Times New Roman" w:eastAsia="Times New Roman" w:hAnsi="Times New Roman" w:cs="Times New Roman"/>
+          <w:lang w:eastAsia="ru-RU"/>
+        </w:rPr>
+        <w:t>compare_and_</w:t>
+      </w:r>
+      <w:proofErr w:type="gramStart"/>
+      <w:r>
+        <w:rPr>
+          <w:rFonts w:ascii="Times New Roman" w:eastAsia="Times New Roman" w:hAnsi="Times New Roman" w:cs="Times New Roman"/>
+          <w:lang w:eastAsia="ru-RU"/>
+        </w:rPr>
+        <w:t>swap</w:t>
+      </w:r>
+      <w:proofErr w:type="spellEnd"/>
+      <w:r>
+        <w:rPr>
+          <w:rFonts w:ascii="Times New Roman" w:eastAsia="Times New Roman" w:hAnsi="Times New Roman" w:cs="Times New Roman"/>
+          <w:lang w:eastAsia="ru-RU"/>
+        </w:rPr>
+        <w:t>(</w:t>
+      </w:r>
+      <w:proofErr w:type="spellStart"/>
+      <w:proofErr w:type="gramEnd"/>
+      <w:r>
+        <w:rPr>
+          <w:rFonts w:ascii="Times New Roman" w:eastAsia="Times New Roman" w:hAnsi="Times New Roman" w:cs="Times New Roman"/>
+          <w:lang w:eastAsia="ru-RU"/>
+        </w:rPr>
+        <w:t>arr</w:t>
+      </w:r>
+      <w:proofErr w:type="spellEnd"/>
+      <w:r>
+        <w:rPr>
+          <w:rFonts w:ascii="Times New Roman" w:eastAsia="Times New Roman" w:hAnsi="Times New Roman" w:cs="Times New Roman"/>
+          <w:lang w:eastAsia="ru-RU"/>
+        </w:rPr>
+        <w:t xml:space="preserve">, i, j, </w:t>
+      </w:r>
+      <w:proofErr w:type="spellStart"/>
+      <w:r>
+        <w:rPr>
+          <w:rFonts w:ascii="Times New Roman" w:eastAsia="Times New Roman" w:hAnsi="Times New Roman" w:cs="Times New Roman"/>
+          <w:lang w:eastAsia="ru-RU"/>
+        </w:rPr>
+        <w:t>direction</w:t>
+      </w:r>
+      <w:proofErr w:type="spellEnd"/>
+      <w:r>
+        <w:rPr>
+          <w:rFonts w:ascii="Times New Roman" w:eastAsia="Times New Roman" w:hAnsi="Times New Roman" w:cs="Times New Roman"/>
+          <w:lang w:eastAsia="ru-RU"/>
+        </w:rPr>
+        <w:t>)</w:t>
+      </w:r>
+      <w:r>
+        <w:rPr>
+          <w:rFonts w:ascii="Times New Roman" w:eastAsia="Times New Roman" w:hAnsi="Times New Roman" w:cs="Times New Roman"/>
+          <w:sz w:val="24"/>
+          <w:szCs w:val="24"/>
+          <w:lang w:eastAsia="ru-RU"/>
+        </w:rPr>
+        <w:t> — сравнивает и при необходимости меняет местами два элемента массива в зависимости от направления сортировки</w:t>
       </w:r>
     </w:p>
     <w:p>
       <w:pPr>
-        <w:pStyle w:val="aa"/>
         <w:numPr>
           <w:ilvl w:val="0"/>
-          <w:numId w:val="3"/>
+          <w:numId w:val="8"/>
         </w:numPr>
-        <w:rPr>
-          <w:rFonts w:ascii="Times New Roman" w:hAnsi="Times New Roman" w:cs="Times New Roman"/>
-          <w:sz w:val="24"/>
-          <w:szCs w:val="24"/>
-        </w:rPr>
-      </w:pPr>
-      <w:r>
-        <w:rPr>
-          <w:rFonts w:ascii="Times New Roman" w:hAnsi="Times New Roman" w:cs="Times New Roman"/>
-          <w:sz w:val="24"/>
-          <w:szCs w:val="24"/>
-        </w:rPr>
-        <w:t>Цикл извлечения максимума n-1 раз: каждый раз — обмен корня и последнего элемента и просеивание вниз (heapify).</w:t>
+        <w:spacing w:before="30" w:after="30" w:line="240" w:lineRule="auto"/>
+        <w:ind w:left="960"/>
+        <w:rPr>
+          <w:rFonts w:ascii="Times New Roman" w:eastAsia="Times New Roman" w:hAnsi="Times New Roman" w:cs="Times New Roman"/>
+          <w:sz w:val="24"/>
+          <w:szCs w:val="24"/>
+          <w:lang w:eastAsia="ru-RU"/>
+        </w:rPr>
+      </w:pPr>
+      <w:proofErr w:type="spellStart"/>
+      <w:r>
+        <w:rPr>
+          <w:rFonts w:ascii="Times New Roman" w:eastAsia="Times New Roman" w:hAnsi="Times New Roman" w:cs="Times New Roman"/>
+          <w:lang w:eastAsia="ru-RU"/>
+        </w:rPr>
+        <w:t>bitonic_</w:t>
+      </w:r>
+      <w:proofErr w:type="gramStart"/>
+      <w:r>
+        <w:rPr>
+          <w:rFonts w:ascii="Times New Roman" w:eastAsia="Times New Roman" w:hAnsi="Times New Roman" w:cs="Times New Roman"/>
+          <w:lang w:eastAsia="ru-RU"/>
+        </w:rPr>
+        <w:t>merge</w:t>
+      </w:r>
+      <w:proofErr w:type="spellEnd"/>
+      <w:r>
+        <w:rPr>
+          <w:rFonts w:ascii="Times New Roman" w:eastAsia="Times New Roman" w:hAnsi="Times New Roman" w:cs="Times New Roman"/>
+          <w:lang w:eastAsia="ru-RU"/>
+        </w:rPr>
+        <w:t>(</w:t>
+      </w:r>
+      <w:proofErr w:type="spellStart"/>
+      <w:proofErr w:type="gramEnd"/>
+      <w:r>
+        <w:rPr>
+          <w:rFonts w:ascii="Times New Roman" w:eastAsia="Times New Roman" w:hAnsi="Times New Roman" w:cs="Times New Roman"/>
+          <w:lang w:eastAsia="ru-RU"/>
+        </w:rPr>
+        <w:t>arr</w:t>
+      </w:r>
+      <w:proofErr w:type="spellEnd"/>
+      <w:r>
+        <w:rPr>
+          <w:rFonts w:ascii="Times New Roman" w:eastAsia="Times New Roman" w:hAnsi="Times New Roman" w:cs="Times New Roman"/>
+          <w:lang w:eastAsia="ru-RU"/>
+        </w:rPr>
+        <w:t xml:space="preserve">, </w:t>
+      </w:r>
+      <w:proofErr w:type="spellStart"/>
+      <w:r>
+        <w:rPr>
+          <w:rFonts w:ascii="Times New Roman" w:eastAsia="Times New Roman" w:hAnsi="Times New Roman" w:cs="Times New Roman"/>
+          <w:lang w:eastAsia="ru-RU"/>
+        </w:rPr>
+        <w:t>low</w:t>
+      </w:r>
+      <w:proofErr w:type="spellEnd"/>
+      <w:r>
+        <w:rPr>
+          <w:rFonts w:ascii="Times New Roman" w:eastAsia="Times New Roman" w:hAnsi="Times New Roman" w:cs="Times New Roman"/>
+          <w:lang w:eastAsia="ru-RU"/>
+        </w:rPr>
+        <w:t xml:space="preserve">, </w:t>
+      </w:r>
+      <w:proofErr w:type="spellStart"/>
+      <w:r>
+        <w:rPr>
+          <w:rFonts w:ascii="Times New Roman" w:eastAsia="Times New Roman" w:hAnsi="Times New Roman" w:cs="Times New Roman"/>
+          <w:lang w:eastAsia="ru-RU"/>
+        </w:rPr>
+        <w:t>count</w:t>
+      </w:r>
+      <w:proofErr w:type="spellEnd"/>
+      <w:r>
+        <w:rPr>
+          <w:rFonts w:ascii="Times New Roman" w:eastAsia="Times New Roman" w:hAnsi="Times New Roman" w:cs="Times New Roman"/>
+          <w:lang w:eastAsia="ru-RU"/>
+        </w:rPr>
+        <w:t xml:space="preserve">, </w:t>
+      </w:r>
+      <w:proofErr w:type="spellStart"/>
+      <w:r>
+        <w:rPr>
+          <w:rFonts w:ascii="Times New Roman" w:eastAsia="Times New Roman" w:hAnsi="Times New Roman" w:cs="Times New Roman"/>
+          <w:lang w:eastAsia="ru-RU"/>
+        </w:rPr>
+        <w:t>direction</w:t>
+      </w:r>
+      <w:proofErr w:type="spellEnd"/>
+      <w:r>
+        <w:rPr>
+          <w:rFonts w:ascii="Times New Roman" w:eastAsia="Times New Roman" w:hAnsi="Times New Roman" w:cs="Times New Roman"/>
+          <w:lang w:eastAsia="ru-RU"/>
+        </w:rPr>
+        <w:t>)</w:t>
+      </w:r>
+      <w:r>
+        <w:rPr>
+          <w:rFonts w:ascii="Times New Roman" w:eastAsia="Times New Roman" w:hAnsi="Times New Roman" w:cs="Times New Roman"/>
+          <w:sz w:val="24"/>
+          <w:szCs w:val="24"/>
+          <w:lang w:eastAsia="ru-RU"/>
+        </w:rPr>
+        <w:t xml:space="preserve"> — сливает </w:t>
+      </w:r>
+      <w:proofErr w:type="spellStart"/>
+      <w:r>
+        <w:rPr>
+          <w:rFonts w:ascii="Times New Roman" w:eastAsia="Times New Roman" w:hAnsi="Times New Roman" w:cs="Times New Roman"/>
+          <w:sz w:val="24"/>
+          <w:szCs w:val="24"/>
+          <w:lang w:eastAsia="ru-RU"/>
+        </w:rPr>
+        <w:t>битонную</w:t>
+      </w:r>
+      <w:proofErr w:type="spellEnd"/>
+      <w:r>
+        <w:rPr>
+          <w:rFonts w:ascii="Times New Roman" w:eastAsia="Times New Roman" w:hAnsi="Times New Roman" w:cs="Times New Roman"/>
+          <w:sz w:val="24"/>
+          <w:szCs w:val="24"/>
+          <w:lang w:eastAsia="ru-RU"/>
+        </w:rPr>
+        <w:t> последовательность в монотонную</w:t>
       </w:r>
     </w:p>
     <w:p>
       <w:pPr>
-        <w:rPr>
-          <w:rFonts w:ascii="Times New Roman" w:hAnsi="Times New Roman" w:cs="Times New Roman"/>
-          <w:sz w:val="24"/>
-          <w:szCs w:val="24"/>
-        </w:rPr>
-      </w:pPr>
-      <w:r>
-        <w:rPr>
-          <w:rFonts w:ascii="Times New Roman" w:hAnsi="Times New Roman" w:cs="Times New Roman"/>
-          <w:sz w:val="24"/>
-          <w:szCs w:val="24"/>
-        </w:rPr>
-        <w:t xml:space="preserve">Также нужен вспомогательный метод max_heapify(A,i,heap_size), который в худшем случае проходит по высоте кучи — до </w:t>
-      </w:r>
-      <w:r>
-        <w:rPr>
-          <w:rFonts w:ascii="Cambria Math" w:hAnsi="Cambria Math" w:cs="Cambria Math"/>
-          <w:sz w:val="24"/>
-          <w:szCs w:val="24"/>
-        </w:rPr>
-        <w:t>⌊</w:t>
-      </w:r>
-      <w:r>
-        <w:rPr>
-          <w:rFonts w:ascii="Times New Roman" w:hAnsi="Times New Roman" w:cs="Times New Roman"/>
-          <w:sz w:val="24"/>
-          <w:szCs w:val="24"/>
-        </w:rPr>
-        <w:t>log₂(heap_size)</w:t>
-      </w:r>
-      <w:r>
-        <w:rPr>
-          <w:rFonts w:ascii="Cambria Math" w:hAnsi="Cambria Math" w:cs="Cambria Math"/>
-          <w:sz w:val="24"/>
-          <w:szCs w:val="24"/>
-        </w:rPr>
-        <w:t>⌋</w:t>
-      </w:r>
-      <w:r>
-        <w:rPr>
-          <w:rFonts w:ascii="Times New Roman" w:hAnsi="Times New Roman" w:cs="Times New Roman"/>
-          <w:sz w:val="24"/>
-          <w:szCs w:val="24"/>
-        </w:rPr>
-        <w:t xml:space="preserve"> уровней.</w:t>
+        <w:numPr>
+          <w:ilvl w:val="0"/>
+          <w:numId w:val="9"/>
+        </w:numPr>
+        <w:spacing w:before="30" w:after="30" w:line="240" w:lineRule="auto"/>
+        <w:ind w:left="960"/>
+        <w:rPr>
+          <w:rFonts w:ascii="Times New Roman" w:eastAsia="Times New Roman" w:hAnsi="Times New Roman" w:cs="Times New Roman"/>
+          <w:sz w:val="24"/>
+          <w:szCs w:val="24"/>
+          <w:lang w:eastAsia="ru-RU"/>
+        </w:rPr>
+      </w:pPr>
+      <w:proofErr w:type="spellStart"/>
+      <w:r>
+        <w:rPr>
+          <w:rFonts w:ascii="Times New Roman" w:eastAsia="Times New Roman" w:hAnsi="Times New Roman" w:cs="Times New Roman"/>
+          <w:lang w:eastAsia="ru-RU"/>
+        </w:rPr>
+        <w:t>bitonic_sort_</w:t>
+      </w:r>
+      <w:proofErr w:type="gramStart"/>
+      <w:r>
+        <w:rPr>
+          <w:rFonts w:ascii="Times New Roman" w:eastAsia="Times New Roman" w:hAnsi="Times New Roman" w:cs="Times New Roman"/>
+          <w:lang w:eastAsia="ru-RU"/>
+        </w:rPr>
+        <w:t>recursive</w:t>
+      </w:r>
+      <w:proofErr w:type="spellEnd"/>
+      <w:r>
+        <w:rPr>
+          <w:rFonts w:ascii="Times New Roman" w:eastAsia="Times New Roman" w:hAnsi="Times New Roman" w:cs="Times New Roman"/>
+          <w:lang w:eastAsia="ru-RU"/>
+        </w:rPr>
+        <w:t>(</w:t>
+      </w:r>
+      <w:proofErr w:type="spellStart"/>
+      <w:proofErr w:type="gramEnd"/>
+      <w:r>
+        <w:rPr>
+          <w:rFonts w:ascii="Times New Roman" w:eastAsia="Times New Roman" w:hAnsi="Times New Roman" w:cs="Times New Roman"/>
+          <w:lang w:eastAsia="ru-RU"/>
+        </w:rPr>
+        <w:t>arr</w:t>
+      </w:r>
+      <w:proofErr w:type="spellEnd"/>
+      <w:r>
+        <w:rPr>
+          <w:rFonts w:ascii="Times New Roman" w:eastAsia="Times New Roman" w:hAnsi="Times New Roman" w:cs="Times New Roman"/>
+          <w:lang w:eastAsia="ru-RU"/>
+        </w:rPr>
+        <w:t xml:space="preserve">, </w:t>
+      </w:r>
+      <w:proofErr w:type="spellStart"/>
+      <w:r>
+        <w:rPr>
+          <w:rFonts w:ascii="Times New Roman" w:eastAsia="Times New Roman" w:hAnsi="Times New Roman" w:cs="Times New Roman"/>
+          <w:lang w:eastAsia="ru-RU"/>
+        </w:rPr>
+        <w:t>low</w:t>
+      </w:r>
+      <w:proofErr w:type="spellEnd"/>
+      <w:r>
+        <w:rPr>
+          <w:rFonts w:ascii="Times New Roman" w:eastAsia="Times New Roman" w:hAnsi="Times New Roman" w:cs="Times New Roman"/>
+          <w:lang w:eastAsia="ru-RU"/>
+        </w:rPr>
+        <w:t xml:space="preserve">, </w:t>
+      </w:r>
+      <w:proofErr w:type="spellStart"/>
+      <w:r>
+        <w:rPr>
+          <w:rFonts w:ascii="Times New Roman" w:eastAsia="Times New Roman" w:hAnsi="Times New Roman" w:cs="Times New Roman"/>
+          <w:lang w:eastAsia="ru-RU"/>
+        </w:rPr>
+        <w:t>count</w:t>
+      </w:r>
+      <w:proofErr w:type="spellEnd"/>
+      <w:r>
+        <w:rPr>
+          <w:rFonts w:ascii="Times New Roman" w:eastAsia="Times New Roman" w:hAnsi="Times New Roman" w:cs="Times New Roman"/>
+          <w:lang w:eastAsia="ru-RU"/>
+        </w:rPr>
+        <w:t xml:space="preserve">, </w:t>
+      </w:r>
+      <w:proofErr w:type="spellStart"/>
+      <w:r>
+        <w:rPr>
+          <w:rFonts w:ascii="Times New Roman" w:eastAsia="Times New Roman" w:hAnsi="Times New Roman" w:cs="Times New Roman"/>
+          <w:lang w:eastAsia="ru-RU"/>
+        </w:rPr>
+        <w:t>direction</w:t>
+      </w:r>
+      <w:proofErr w:type="spellEnd"/>
+      <w:r>
+        <w:rPr>
+          <w:rFonts w:ascii="Times New Roman" w:eastAsia="Times New Roman" w:hAnsi="Times New Roman" w:cs="Times New Roman"/>
+          <w:lang w:eastAsia="ru-RU"/>
+        </w:rPr>
+        <w:t>)</w:t>
+      </w:r>
+      <w:r>
+        <w:rPr>
+          <w:rFonts w:ascii="Times New Roman" w:eastAsia="Times New Roman" w:hAnsi="Times New Roman" w:cs="Times New Roman"/>
+          <w:sz w:val="24"/>
+          <w:szCs w:val="24"/>
+          <w:lang w:eastAsia="ru-RU"/>
+        </w:rPr>
+        <w:t xml:space="preserve"> — рекурсивно строит </w:t>
+      </w:r>
+      <w:proofErr w:type="spellStart"/>
+      <w:r>
+        <w:rPr>
+          <w:rFonts w:ascii="Times New Roman" w:eastAsia="Times New Roman" w:hAnsi="Times New Roman" w:cs="Times New Roman"/>
+          <w:sz w:val="24"/>
+          <w:szCs w:val="24"/>
+          <w:lang w:eastAsia="ru-RU"/>
+        </w:rPr>
+        <w:t>битонную</w:t>
+      </w:r>
+      <w:proofErr w:type="spellEnd"/>
+      <w:r>
+        <w:rPr>
+          <w:rFonts w:ascii="Times New Roman" w:eastAsia="Times New Roman" w:hAnsi="Times New Roman" w:cs="Times New Roman"/>
+          <w:sz w:val="24"/>
+          <w:szCs w:val="24"/>
+          <w:lang w:eastAsia="ru-RU"/>
+        </w:rPr>
+        <w:t xml:space="preserve"> последовательность и затем сливает её</w:t>
       </w:r>
     </w:p>
     <w:p>
       <w:pPr>
-        <w:rPr>
-          <w:rFonts w:ascii="Times New Roman" w:hAnsi="Times New Roman" w:cs="Times New Roman"/>
+        <w:numPr>
+          <w:ilvl w:val="0"/>
+          <w:numId w:val="10"/>
+        </w:numPr>
+        <w:spacing w:before="30" w:after="30" w:line="240" w:lineRule="auto"/>
+        <w:ind w:left="960"/>
+        <w:rPr>
+          <w:rFonts w:ascii="Times New Roman" w:eastAsia="Times New Roman" w:hAnsi="Times New Roman" w:cs="Times New Roman"/>
+          <w:sz w:val="24"/>
+          <w:szCs w:val="24"/>
+          <w:lang w:eastAsia="ru-RU"/>
+        </w:rPr>
+      </w:pPr>
+      <w:proofErr w:type="spellStart"/>
+      <w:r>
+        <w:rPr>
+          <w:rFonts w:ascii="Times New Roman" w:eastAsia="Times New Roman" w:hAnsi="Times New Roman" w:cs="Times New Roman"/>
+          <w:lang w:eastAsia="ru-RU"/>
+        </w:rPr>
+        <w:t>bitonic_sort</w:t>
+      </w:r>
+      <w:proofErr w:type="spellEnd"/>
+      <w:r>
+        <w:rPr>
+          <w:rFonts w:ascii="Times New Roman" w:eastAsia="Times New Roman" w:hAnsi="Times New Roman" w:cs="Times New Roman"/>
+          <w:lang w:eastAsia="ru-RU"/>
+        </w:rPr>
+        <w:t>(</w:t>
+      </w:r>
+      <w:proofErr w:type="spellStart"/>
+      <w:r>
+        <w:rPr>
+          <w:rFonts w:ascii="Times New Roman" w:eastAsia="Times New Roman" w:hAnsi="Times New Roman" w:cs="Times New Roman"/>
+          <w:lang w:eastAsia="ru-RU"/>
+        </w:rPr>
+        <w:t>arr</w:t>
+      </w:r>
+      <w:proofErr w:type="spellEnd"/>
+      <w:r>
+        <w:rPr>
+          <w:rFonts w:ascii="Times New Roman" w:eastAsia="Times New Roman" w:hAnsi="Times New Roman" w:cs="Times New Roman"/>
+          <w:lang w:eastAsia="ru-RU"/>
+        </w:rPr>
+        <w:t>)</w:t>
+      </w:r>
+      <w:r>
+        <w:rPr>
+          <w:rFonts w:ascii="Times New Roman" w:eastAsia="Times New Roman" w:hAnsi="Times New Roman" w:cs="Times New Roman"/>
+          <w:sz w:val="24"/>
+          <w:szCs w:val="24"/>
+          <w:lang w:eastAsia="ru-RU"/>
+        </w:rPr>
+        <w:t> — основная функция сортировки</w:t>
+      </w:r>
+    </w:p>
+    <w:p>
+      <w:pPr>
+        <w:spacing w:after="0" w:line="240" w:lineRule="auto"/>
+        <w:rPr>
+          <w:rFonts w:ascii="Times New Roman" w:eastAsia="Times New Roman" w:hAnsi="Times New Roman" w:cs="Times New Roman"/>
+          <w:sz w:val="24"/>
+          <w:szCs w:val="24"/>
+          <w:lang w:eastAsia="ru-RU"/>
+        </w:rPr>
+      </w:pPr>
+      <w:r>
+        <w:rPr>
+          <w:rFonts w:ascii="Times New Roman" w:eastAsia="Times New Roman" w:hAnsi="Times New Roman" w:cs="Times New Roman"/>
           <w:b/>
           <w:bCs/>
           <w:sz w:val="24"/>
           <w:szCs w:val="24"/>
-        </w:rPr>
-      </w:pPr>
-      <w:r>
-        <w:rPr>
-          <w:rFonts w:ascii="Times New Roman" w:hAnsi="Times New Roman" w:cs="Times New Roman"/>
+          <w:lang w:eastAsia="ru-RU"/>
+        </w:rPr>
+        <w:lastRenderedPageBreak/>
+        <w:t>4. Алгоритм работы:</w:t>
+      </w:r>
+    </w:p>
+    <w:p>
+      <w:pPr>
+        <w:numPr>
+          <w:ilvl w:val="0"/>
+          <w:numId w:val="11"/>
+        </w:numPr>
+        <w:spacing w:before="30" w:after="30" w:line="240" w:lineRule="auto"/>
+        <w:ind w:left="960"/>
+        <w:rPr>
+          <w:rFonts w:ascii="Times New Roman" w:eastAsia="Times New Roman" w:hAnsi="Times New Roman" w:cs="Times New Roman"/>
+          <w:sz w:val="24"/>
+          <w:szCs w:val="24"/>
+          <w:lang w:eastAsia="ru-RU"/>
+        </w:rPr>
+      </w:pPr>
+      <w:r>
+        <w:rPr>
+          <w:rFonts w:ascii="Times New Roman" w:eastAsia="Times New Roman" w:hAnsi="Times New Roman" w:cs="Times New Roman"/>
+          <w:sz w:val="24"/>
+          <w:szCs w:val="24"/>
+          <w:lang w:eastAsia="ru-RU"/>
+        </w:rPr>
+        <w:t xml:space="preserve">Построение </w:t>
+      </w:r>
+      <w:proofErr w:type="spellStart"/>
+      <w:r>
+        <w:rPr>
+          <w:rFonts w:ascii="Times New Roman" w:eastAsia="Times New Roman" w:hAnsi="Times New Roman" w:cs="Times New Roman"/>
+          <w:sz w:val="24"/>
+          <w:szCs w:val="24"/>
+          <w:lang w:eastAsia="ru-RU"/>
+        </w:rPr>
+        <w:t>битонной</w:t>
+      </w:r>
+      <w:proofErr w:type="spellEnd"/>
+      <w:r>
+        <w:rPr>
+          <w:rFonts w:ascii="Times New Roman" w:eastAsia="Times New Roman" w:hAnsi="Times New Roman" w:cs="Times New Roman"/>
+          <w:sz w:val="24"/>
+          <w:szCs w:val="24"/>
+          <w:lang w:eastAsia="ru-RU"/>
+        </w:rPr>
+        <w:t xml:space="preserve"> последовательности:</w:t>
+      </w:r>
+    </w:p>
+    <w:p>
+      <w:pPr>
+        <w:numPr>
+          <w:ilvl w:val="0"/>
+          <w:numId w:val="12"/>
+        </w:numPr>
+        <w:spacing w:before="30" w:after="30" w:line="240" w:lineRule="auto"/>
+        <w:ind w:left="1320"/>
+        <w:rPr>
+          <w:rFonts w:ascii="Times New Roman" w:eastAsia="Times New Roman" w:hAnsi="Times New Roman" w:cs="Times New Roman"/>
+          <w:sz w:val="24"/>
+          <w:szCs w:val="24"/>
+          <w:lang w:eastAsia="ru-RU"/>
+        </w:rPr>
+      </w:pPr>
+      <w:r>
+        <w:rPr>
+          <w:rFonts w:ascii="Times New Roman" w:eastAsia="Times New Roman" w:hAnsi="Times New Roman" w:cs="Times New Roman"/>
+          <w:sz w:val="24"/>
+          <w:szCs w:val="24"/>
+          <w:lang w:eastAsia="ru-RU"/>
+        </w:rPr>
+        <w:t>Рекурсивное разделение массива пополам</w:t>
+      </w:r>
+    </w:p>
+    <w:p>
+      <w:pPr>
+        <w:numPr>
+          <w:ilvl w:val="0"/>
+          <w:numId w:val="13"/>
+        </w:numPr>
+        <w:spacing w:before="30" w:after="30" w:line="240" w:lineRule="auto"/>
+        <w:ind w:left="1320"/>
+        <w:rPr>
+          <w:rFonts w:ascii="Times New Roman" w:eastAsia="Times New Roman" w:hAnsi="Times New Roman" w:cs="Times New Roman"/>
+          <w:sz w:val="24"/>
+          <w:szCs w:val="24"/>
+          <w:lang w:eastAsia="ru-RU"/>
+        </w:rPr>
+      </w:pPr>
+      <w:r>
+        <w:rPr>
+          <w:rFonts w:ascii="Times New Roman" w:eastAsia="Times New Roman" w:hAnsi="Times New Roman" w:cs="Times New Roman"/>
+          <w:sz w:val="24"/>
+          <w:szCs w:val="24"/>
+          <w:lang w:eastAsia="ru-RU"/>
+        </w:rPr>
+        <w:t>Сортировка одной половины по возрастанию, другой — по убыванию</w:t>
+      </w:r>
+    </w:p>
+    <w:p>
+      <w:pPr>
+        <w:numPr>
+          <w:ilvl w:val="0"/>
+          <w:numId w:val="14"/>
+        </w:numPr>
+        <w:spacing w:before="30" w:after="30" w:line="240" w:lineRule="auto"/>
+        <w:ind w:left="1320"/>
+        <w:rPr>
+          <w:rFonts w:ascii="Times New Roman" w:eastAsia="Times New Roman" w:hAnsi="Times New Roman" w:cs="Times New Roman"/>
+          <w:sz w:val="24"/>
+          <w:szCs w:val="24"/>
+          <w:lang w:eastAsia="ru-RU"/>
+        </w:rPr>
+      </w:pPr>
+      <w:r>
+        <w:rPr>
+          <w:rFonts w:ascii="Times New Roman" w:eastAsia="Times New Roman" w:hAnsi="Times New Roman" w:cs="Times New Roman"/>
+          <w:sz w:val="24"/>
+          <w:szCs w:val="24"/>
+          <w:lang w:eastAsia="ru-RU"/>
+        </w:rPr>
+        <w:t xml:space="preserve">Получение </w:t>
+      </w:r>
+      <w:proofErr w:type="spellStart"/>
+      <w:r>
+        <w:rPr>
+          <w:rFonts w:ascii="Times New Roman" w:eastAsia="Times New Roman" w:hAnsi="Times New Roman" w:cs="Times New Roman"/>
+          <w:sz w:val="24"/>
+          <w:szCs w:val="24"/>
+          <w:lang w:eastAsia="ru-RU"/>
+        </w:rPr>
+        <w:t>битонной</w:t>
+      </w:r>
+      <w:proofErr w:type="spellEnd"/>
+      <w:r>
+        <w:rPr>
+          <w:rFonts w:ascii="Times New Roman" w:eastAsia="Times New Roman" w:hAnsi="Times New Roman" w:cs="Times New Roman"/>
+          <w:sz w:val="24"/>
+          <w:szCs w:val="24"/>
+          <w:lang w:eastAsia="ru-RU"/>
+        </w:rPr>
+        <w:t xml:space="preserve"> последовательности</w:t>
+      </w:r>
+    </w:p>
+    <w:p>
+      <w:pPr>
+        <w:numPr>
+          <w:ilvl w:val="0"/>
+          <w:numId w:val="15"/>
+        </w:numPr>
+        <w:spacing w:before="30" w:after="30" w:line="240" w:lineRule="auto"/>
+        <w:ind w:left="960"/>
+        <w:rPr>
+          <w:rFonts w:ascii="Times New Roman" w:eastAsia="Times New Roman" w:hAnsi="Times New Roman" w:cs="Times New Roman"/>
+          <w:sz w:val="24"/>
+          <w:szCs w:val="24"/>
+          <w:lang w:eastAsia="ru-RU"/>
+        </w:rPr>
+      </w:pPr>
+      <w:r>
+        <w:rPr>
+          <w:rFonts w:ascii="Times New Roman" w:eastAsia="Times New Roman" w:hAnsi="Times New Roman" w:cs="Times New Roman"/>
+          <w:sz w:val="24"/>
+          <w:szCs w:val="24"/>
+          <w:lang w:eastAsia="ru-RU"/>
+        </w:rPr>
+        <w:t xml:space="preserve">Слияние </w:t>
+      </w:r>
+      <w:proofErr w:type="spellStart"/>
+      <w:r>
+        <w:rPr>
+          <w:rFonts w:ascii="Times New Roman" w:eastAsia="Times New Roman" w:hAnsi="Times New Roman" w:cs="Times New Roman"/>
+          <w:sz w:val="24"/>
+          <w:szCs w:val="24"/>
+          <w:lang w:eastAsia="ru-RU"/>
+        </w:rPr>
+        <w:t>битонной</w:t>
+      </w:r>
+      <w:proofErr w:type="spellEnd"/>
+      <w:r>
+        <w:rPr>
+          <w:rFonts w:ascii="Times New Roman" w:eastAsia="Times New Roman" w:hAnsi="Times New Roman" w:cs="Times New Roman"/>
+          <w:sz w:val="24"/>
+          <w:szCs w:val="24"/>
+          <w:lang w:eastAsia="ru-RU"/>
+        </w:rPr>
+        <w:t xml:space="preserve"> последовательности:</w:t>
+      </w:r>
+    </w:p>
+    <w:p>
+      <w:pPr>
+        <w:numPr>
+          <w:ilvl w:val="0"/>
+          <w:numId w:val="16"/>
+        </w:numPr>
+        <w:spacing w:before="30" w:after="30" w:line="240" w:lineRule="auto"/>
+        <w:ind w:left="1320"/>
+        <w:rPr>
+          <w:rFonts w:ascii="Times New Roman" w:eastAsia="Times New Roman" w:hAnsi="Times New Roman" w:cs="Times New Roman"/>
+          <w:sz w:val="24"/>
+          <w:szCs w:val="24"/>
+          <w:lang w:eastAsia="ru-RU"/>
+        </w:rPr>
+      </w:pPr>
+      <w:r>
+        <w:rPr>
+          <w:rFonts w:ascii="Times New Roman" w:eastAsia="Times New Roman" w:hAnsi="Times New Roman" w:cs="Times New Roman"/>
+          <w:sz w:val="24"/>
+          <w:szCs w:val="24"/>
+          <w:lang w:eastAsia="ru-RU"/>
+        </w:rPr>
+        <w:t>Сравнение соответствующих элементов из двух половин</w:t>
+      </w:r>
+    </w:p>
+    <w:p>
+      <w:pPr>
+        <w:numPr>
+          <w:ilvl w:val="0"/>
+          <w:numId w:val="17"/>
+        </w:numPr>
+        <w:spacing w:before="30" w:after="30" w:line="240" w:lineRule="auto"/>
+        <w:ind w:left="1320"/>
+        <w:rPr>
+          <w:rFonts w:ascii="Times New Roman" w:eastAsia="Times New Roman" w:hAnsi="Times New Roman" w:cs="Times New Roman"/>
+          <w:sz w:val="24"/>
+          <w:szCs w:val="24"/>
+          <w:lang w:eastAsia="ru-RU"/>
+        </w:rPr>
+      </w:pPr>
+      <w:r>
+        <w:rPr>
+          <w:rFonts w:ascii="Times New Roman" w:eastAsia="Times New Roman" w:hAnsi="Times New Roman" w:cs="Times New Roman"/>
+          <w:sz w:val="24"/>
+          <w:szCs w:val="24"/>
+          <w:lang w:eastAsia="ru-RU"/>
+        </w:rPr>
+        <w:t>Обмен при необходимости</w:t>
+      </w:r>
+    </w:p>
+    <w:p>
+      <w:pPr>
+        <w:numPr>
+          <w:ilvl w:val="0"/>
+          <w:numId w:val="18"/>
+        </w:numPr>
+        <w:spacing w:before="30" w:after="30" w:line="240" w:lineRule="auto"/>
+        <w:ind w:left="1320"/>
+        <w:rPr>
+          <w:rFonts w:ascii="Times New Roman" w:eastAsia="Times New Roman" w:hAnsi="Times New Roman" w:cs="Times New Roman"/>
+          <w:sz w:val="24"/>
+          <w:szCs w:val="24"/>
+          <w:lang w:eastAsia="ru-RU"/>
+        </w:rPr>
+      </w:pPr>
+      <w:r>
+        <w:rPr>
+          <w:rFonts w:ascii="Times New Roman" w:eastAsia="Times New Roman" w:hAnsi="Times New Roman" w:cs="Times New Roman"/>
+          <w:sz w:val="24"/>
+          <w:szCs w:val="24"/>
+          <w:lang w:eastAsia="ru-RU"/>
+        </w:rPr>
+        <w:t>Рекурсивное применение слияния к каждой половине</w:t>
+      </w:r>
+    </w:p>
+    <w:p>
+      <w:pPr>
+        <w:numPr>
+          <w:ilvl w:val="0"/>
+          <w:numId w:val="19"/>
+        </w:numPr>
+        <w:spacing w:before="30" w:after="30" w:line="240" w:lineRule="auto"/>
+        <w:ind w:left="1320"/>
+        <w:rPr>
+          <w:rFonts w:ascii="Times New Roman" w:eastAsia="Times New Roman" w:hAnsi="Times New Roman" w:cs="Times New Roman"/>
+          <w:sz w:val="24"/>
+          <w:szCs w:val="24"/>
+          <w:lang w:eastAsia="ru-RU"/>
+        </w:rPr>
+      </w:pPr>
+      <w:r>
+        <w:rPr>
+          <w:rFonts w:ascii="Times New Roman" w:eastAsia="Times New Roman" w:hAnsi="Times New Roman" w:cs="Times New Roman"/>
+          <w:sz w:val="24"/>
+          <w:szCs w:val="24"/>
+          <w:lang w:eastAsia="ru-RU"/>
+        </w:rPr>
+        <w:t>Получение полностью отсортированной последовательности</w:t>
+      </w:r>
+    </w:p>
+    <w:p>
+      <w:pPr>
+        <w:spacing w:after="0" w:line="240" w:lineRule="auto"/>
+        <w:rPr>
+          <w:rFonts w:ascii="Times New Roman" w:eastAsia="Times New Roman" w:hAnsi="Times New Roman" w:cs="Times New Roman"/>
+          <w:sz w:val="24"/>
+          <w:szCs w:val="24"/>
+          <w:lang w:eastAsia="ru-RU"/>
+        </w:rPr>
+      </w:pPr>
+      <w:r>
+        <w:rPr>
+          <w:rFonts w:ascii="Times New Roman" w:eastAsia="Times New Roman" w:hAnsi="Times New Roman" w:cs="Times New Roman"/>
           <w:b/>
           <w:bCs/>
           <w:sz w:val="24"/>
           <w:szCs w:val="24"/>
-        </w:rPr>
-        <w:t>Сложность max_heapify</w:t>
-      </w:r>
-      <w:r>
-        <w:rPr>
-          <w:rFonts w:ascii="Times New Roman" w:hAnsi="Times New Roman" w:cs="Times New Roman"/>
+          <w:lang w:eastAsia="ru-RU"/>
+        </w:rPr>
+        <w:t>5. Сложность алгоритма:</w:t>
+      </w:r>
+    </w:p>
+    <w:p>
+      <w:pPr>
+        <w:numPr>
+          <w:ilvl w:val="0"/>
+          <w:numId w:val="20"/>
+        </w:numPr>
+        <w:spacing w:before="30" w:after="30" w:line="240" w:lineRule="auto"/>
+        <w:ind w:left="960"/>
+        <w:rPr>
+          <w:rFonts w:ascii="Times New Roman" w:eastAsia="Times New Roman" w:hAnsi="Times New Roman" w:cs="Times New Roman"/>
+          <w:sz w:val="24"/>
+          <w:szCs w:val="24"/>
+          <w:lang w:eastAsia="ru-RU"/>
+        </w:rPr>
+      </w:pPr>
+      <w:r>
+        <w:rPr>
+          <w:rFonts w:ascii="Times New Roman" w:eastAsia="Times New Roman" w:hAnsi="Times New Roman" w:cs="Times New Roman"/>
+          <w:sz w:val="24"/>
+          <w:szCs w:val="24"/>
+          <w:lang w:eastAsia="ru-RU"/>
+        </w:rPr>
+        <w:t xml:space="preserve">Временная сложность: </w:t>
+      </w:r>
+      <w:proofErr w:type="gramStart"/>
+      <w:r>
+        <w:rPr>
+          <w:rFonts w:ascii="Times New Roman" w:eastAsia="Times New Roman" w:hAnsi="Times New Roman" w:cs="Times New Roman"/>
+          <w:sz w:val="24"/>
+          <w:szCs w:val="24"/>
+          <w:lang w:eastAsia="ru-RU"/>
+        </w:rPr>
+        <w:t>O(</w:t>
+      </w:r>
+      <w:proofErr w:type="gramEnd"/>
+      <w:r>
+        <w:rPr>
+          <w:rFonts w:ascii="Times New Roman" w:eastAsia="Times New Roman" w:hAnsi="Times New Roman" w:cs="Times New Roman"/>
+          <w:sz w:val="24"/>
+          <w:szCs w:val="24"/>
+          <w:lang w:eastAsia="ru-RU"/>
+        </w:rPr>
+        <w:t>n log² n)</w:t>
+      </w:r>
+    </w:p>
+    <w:p>
+      <w:pPr>
+        <w:numPr>
+          <w:ilvl w:val="0"/>
+          <w:numId w:val="21"/>
+        </w:numPr>
+        <w:spacing w:before="30" w:after="30" w:line="240" w:lineRule="auto"/>
+        <w:ind w:left="960"/>
+        <w:rPr>
+          <w:rFonts w:ascii="Times New Roman" w:eastAsia="Times New Roman" w:hAnsi="Times New Roman" w:cs="Times New Roman"/>
+          <w:sz w:val="24"/>
+          <w:szCs w:val="24"/>
+          <w:lang w:eastAsia="ru-RU"/>
+        </w:rPr>
+      </w:pPr>
+      <w:r>
+        <w:rPr>
+          <w:rFonts w:ascii="Times New Roman" w:eastAsia="Times New Roman" w:hAnsi="Times New Roman" w:cs="Times New Roman"/>
+          <w:sz w:val="24"/>
+          <w:szCs w:val="24"/>
+          <w:lang w:eastAsia="ru-RU"/>
+        </w:rPr>
+        <w:t xml:space="preserve">Пространственная сложность: </w:t>
+      </w:r>
+      <w:proofErr w:type="gramStart"/>
+      <w:r>
+        <w:rPr>
+          <w:rFonts w:ascii="Times New Roman" w:eastAsia="Times New Roman" w:hAnsi="Times New Roman" w:cs="Times New Roman"/>
+          <w:sz w:val="24"/>
+          <w:szCs w:val="24"/>
+          <w:lang w:eastAsia="ru-RU"/>
+        </w:rPr>
+        <w:t>O(</w:t>
+      </w:r>
+      <w:proofErr w:type="gramEnd"/>
+      <w:r>
+        <w:rPr>
+          <w:rFonts w:ascii="Times New Roman" w:eastAsia="Times New Roman" w:hAnsi="Times New Roman" w:cs="Times New Roman"/>
+          <w:sz w:val="24"/>
+          <w:szCs w:val="24"/>
+          <w:lang w:eastAsia="ru-RU"/>
+        </w:rPr>
+        <w:t>1) (</w:t>
+      </w:r>
+      <w:proofErr w:type="spellStart"/>
+      <w:r>
+        <w:rPr>
+          <w:rFonts w:ascii="Times New Roman" w:eastAsia="Times New Roman" w:hAnsi="Times New Roman" w:cs="Times New Roman"/>
+          <w:sz w:val="24"/>
+          <w:szCs w:val="24"/>
+          <w:lang w:eastAsia="ru-RU"/>
+        </w:rPr>
+        <w:t>in-place</w:t>
+      </w:r>
+      <w:proofErr w:type="spellEnd"/>
+      <w:r>
+        <w:rPr>
+          <w:rFonts w:ascii="Times New Roman" w:eastAsia="Times New Roman" w:hAnsi="Times New Roman" w:cs="Times New Roman"/>
+          <w:sz w:val="24"/>
+          <w:szCs w:val="24"/>
+          <w:lang w:eastAsia="ru-RU"/>
+        </w:rPr>
+        <w:t>, не считая рекурсивного стека вызовов)</w:t>
+      </w:r>
+    </w:p>
+    <w:p>
+      <w:pPr>
+        <w:spacing w:after="0" w:line="240" w:lineRule="auto"/>
+        <w:rPr>
+          <w:rFonts w:ascii="Times New Roman" w:eastAsia="Times New Roman" w:hAnsi="Times New Roman" w:cs="Times New Roman"/>
+          <w:sz w:val="24"/>
+          <w:szCs w:val="24"/>
+          <w:lang w:eastAsia="ru-RU"/>
+        </w:rPr>
+      </w:pPr>
+      <w:r>
+        <w:rPr>
+          <w:rFonts w:ascii="Times New Roman" w:eastAsia="Times New Roman" w:hAnsi="Times New Roman" w:cs="Times New Roman"/>
           <w:b/>
           <w:bCs/>
           <w:sz w:val="24"/>
           <w:szCs w:val="24"/>
-        </w:rPr>
-        <w:t>:</w:t>
+          <w:lang w:eastAsia="ru-RU"/>
+        </w:rPr>
+        <w:t>6. Особенности реализации:</w:t>
       </w:r>
     </w:p>
     <w:p>
       <w:pPr>
-        <w:rPr>
-          <w:rFonts w:ascii="Times New Roman" w:hAnsi="Times New Roman" w:cs="Times New Roman"/>
-          <w:sz w:val="24"/>
-          <w:szCs w:val="24"/>
-        </w:rPr>
-      </w:pPr>
+        <w:numPr>
+          <w:ilvl w:val="0"/>
+          <w:numId w:val="22"/>
+        </w:numPr>
+        <w:spacing w:before="30" w:after="30" w:line="240" w:lineRule="auto"/>
+        <w:ind w:left="960"/>
+        <w:rPr>
+          <w:rFonts w:ascii="Times New Roman" w:eastAsia="Times New Roman" w:hAnsi="Times New Roman" w:cs="Times New Roman"/>
+          <w:sz w:val="24"/>
+          <w:szCs w:val="24"/>
+          <w:lang w:eastAsia="ru-RU"/>
+        </w:rPr>
+      </w:pPr>
+      <w:r>
+        <w:rPr>
+          <w:rFonts w:ascii="Times New Roman" w:eastAsia="Times New Roman" w:hAnsi="Times New Roman" w:cs="Times New Roman"/>
+          <w:sz w:val="24"/>
+          <w:szCs w:val="24"/>
+          <w:lang w:eastAsia="ru-RU"/>
+        </w:rPr>
+        <w:t>Алгоритм эффективен для параллельных вычислений</w:t>
+      </w:r>
     </w:p>
     <w:p>
       <w:pPr>
-        <w:rPr>
-          <w:rFonts w:ascii="Times New Roman" w:hAnsi="Times New Roman" w:cs="Times New Roman"/>
-          <w:sz w:val="24"/>
-          <w:szCs w:val="24"/>
-        </w:rPr>
-      </w:pPr>
-      <w:r>
-        <w:rPr>
-          <w:rFonts w:ascii="Times New Roman" w:hAnsi="Times New Roman" w:cs="Times New Roman"/>
-          <w:sz w:val="24"/>
-          <w:szCs w:val="24"/>
-        </w:rPr>
-        <w:t xml:space="preserve">Для вершины на высоте h (где листья имеют высоту 0) функция max_heapify в худшем случае будет опускаться до листа, совершая O(h) сравнений/перестановок. Для кучи высоты H = </w:t>
-      </w:r>
-      <w:r>
-        <w:rPr>
-          <w:rFonts w:ascii="Cambria Math" w:hAnsi="Cambria Math" w:cs="Cambria Math"/>
-          <w:sz w:val="24"/>
-          <w:szCs w:val="24"/>
-        </w:rPr>
-        <w:t>⌊</w:t>
-      </w:r>
-      <w:r>
-        <w:rPr>
-          <w:rFonts w:ascii="Times New Roman" w:hAnsi="Times New Roman" w:cs="Times New Roman"/>
-          <w:sz w:val="24"/>
-          <w:szCs w:val="24"/>
-        </w:rPr>
-        <w:t>log₂ heap_size</w:t>
-      </w:r>
-      <w:r>
-        <w:rPr>
-          <w:rFonts w:ascii="Cambria Math" w:hAnsi="Cambria Math" w:cs="Cambria Math"/>
-          <w:sz w:val="24"/>
-          <w:szCs w:val="24"/>
-        </w:rPr>
-        <w:t>⌋</w:t>
-      </w:r>
-      <w:r>
-        <w:rPr>
-          <w:rFonts w:ascii="Times New Roman" w:hAnsi="Times New Roman" w:cs="Times New Roman"/>
-          <w:sz w:val="24"/>
-          <w:szCs w:val="24"/>
-        </w:rPr>
-        <w:t xml:space="preserve"> худший случай для одной операции — O(H) = O(log n).</w:t>
+        <w:numPr>
+          <w:ilvl w:val="0"/>
+          <w:numId w:val="23"/>
+        </w:numPr>
+        <w:spacing w:before="30" w:after="30" w:line="240" w:lineRule="auto"/>
+        <w:ind w:left="960"/>
+        <w:rPr>
+          <w:rFonts w:ascii="Times New Roman" w:eastAsia="Times New Roman" w:hAnsi="Times New Roman" w:cs="Times New Roman"/>
+          <w:sz w:val="24"/>
+          <w:szCs w:val="24"/>
+          <w:lang w:eastAsia="ru-RU"/>
+        </w:rPr>
+      </w:pPr>
+      <w:r>
+        <w:rPr>
+          <w:rFonts w:ascii="Times New Roman" w:eastAsia="Times New Roman" w:hAnsi="Times New Roman" w:cs="Times New Roman"/>
+          <w:sz w:val="24"/>
+          <w:szCs w:val="24"/>
+          <w:lang w:eastAsia="ru-RU"/>
+        </w:rPr>
+        <w:t>Оптимально работает, когда размер массива является степенью двойки (2, 4, 8, 16, 32, ...)</w:t>
       </w:r>
     </w:p>
     <w:p>
       <w:pPr>
-        <w:rPr>
-          <w:rFonts w:ascii="Times New Roman" w:hAnsi="Times New Roman" w:cs="Times New Roman"/>
-          <w:b/>
-          <w:bCs/>
-          <w:sz w:val="24"/>
-          <w:szCs w:val="24"/>
-        </w:rPr>
-      </w:pPr>
-      <w:r>
-        <w:rPr>
-          <w:rFonts w:ascii="Times New Roman" w:hAnsi="Times New Roman" w:cs="Times New Roman"/>
-          <w:b/>
-          <w:bCs/>
-          <w:sz w:val="24"/>
-          <w:szCs w:val="24"/>
-        </w:rPr>
-        <w:t>Построение кучи (</w:t>
-      </w:r>
-      <w:r>
-        <w:rPr>
-          <w:rFonts w:ascii="Times New Roman" w:hAnsi="Times New Roman" w:cs="Times New Roman"/>
-          <w:b/>
-          <w:bCs/>
-          <w:sz w:val="24"/>
-          <w:szCs w:val="24"/>
-          <w:lang w:val="en-US"/>
-        </w:rPr>
-        <w:t>build</w:t>
-      </w:r>
-      <w:r>
-        <w:rPr>
-          <w:rFonts w:ascii="Times New Roman" w:hAnsi="Times New Roman" w:cs="Times New Roman"/>
-          <w:b/>
-          <w:bCs/>
-          <w:sz w:val="24"/>
-          <w:szCs w:val="24"/>
-        </w:rPr>
-        <w:t>_</w:t>
-      </w:r>
-      <w:r>
-        <w:rPr>
-          <w:rFonts w:ascii="Times New Roman" w:hAnsi="Times New Roman" w:cs="Times New Roman"/>
-          <w:b/>
-          <w:bCs/>
-          <w:sz w:val="24"/>
-          <w:szCs w:val="24"/>
-          <w:lang w:val="en-US"/>
-        </w:rPr>
-        <w:t>max</w:t>
-      </w:r>
-      <w:r>
-        <w:rPr>
-          <w:rFonts w:ascii="Times New Roman" w:hAnsi="Times New Roman" w:cs="Times New Roman"/>
-          <w:b/>
-          <w:bCs/>
-          <w:sz w:val="24"/>
-          <w:szCs w:val="24"/>
-        </w:rPr>
-        <w:t>_</w:t>
-      </w:r>
-      <w:r>
-        <w:rPr>
-          <w:rFonts w:ascii="Times New Roman" w:hAnsi="Times New Roman" w:cs="Times New Roman"/>
-          <w:b/>
-          <w:bCs/>
-          <w:sz w:val="24"/>
-          <w:szCs w:val="24"/>
-          <w:lang w:val="en-US"/>
-        </w:rPr>
-        <w:t>heap</w:t>
-      </w:r>
-      <w:r>
-        <w:rPr>
-          <w:rFonts w:ascii="Times New Roman" w:hAnsi="Times New Roman" w:cs="Times New Roman"/>
-          <w:b/>
-          <w:bCs/>
-          <w:sz w:val="24"/>
-          <w:szCs w:val="24"/>
-        </w:rPr>
-        <w:t>) — детальный расчёт</w:t>
+        <w:numPr>
+          <w:ilvl w:val="0"/>
+          <w:numId w:val="24"/>
+        </w:numPr>
+        <w:spacing w:before="30" w:after="30" w:line="240" w:lineRule="auto"/>
+        <w:ind w:left="960"/>
+        <w:rPr>
+          <w:rFonts w:ascii="Times New Roman" w:eastAsia="Times New Roman" w:hAnsi="Times New Roman" w:cs="Times New Roman"/>
+          <w:sz w:val="24"/>
+          <w:szCs w:val="24"/>
+          <w:lang w:eastAsia="ru-RU"/>
+        </w:rPr>
+      </w:pPr>
+      <w:r>
+        <w:rPr>
+          <w:rFonts w:ascii="Times New Roman" w:eastAsia="Times New Roman" w:hAnsi="Times New Roman" w:cs="Times New Roman"/>
+          <w:sz w:val="24"/>
+          <w:szCs w:val="24"/>
+          <w:lang w:eastAsia="ru-RU"/>
+        </w:rPr>
+        <w:t>Для массивов других размеров используется дополнение до ближайшей степени двойки максимальным значением из исходного массива</w:t>
       </w:r>
     </w:p>
     <w:p>
       <w:pPr>
-        <w:rPr>
-          <w:rFonts w:ascii="Times New Roman" w:hAnsi="Times New Roman" w:cs="Times New Roman"/>
-          <w:sz w:val="24"/>
-          <w:szCs w:val="24"/>
-        </w:rPr>
-      </w:pPr>
-      <w:r>
-        <w:rPr>
-          <w:rFonts w:ascii="Times New Roman" w:hAnsi="Times New Roman" w:cs="Times New Roman"/>
-          <w:sz w:val="24"/>
-          <w:szCs w:val="24"/>
-        </w:rPr>
-        <w:t xml:space="preserve">Стандартная реализация вызывает </w:t>
-      </w:r>
-      <w:r>
-        <w:rPr>
-          <w:rFonts w:ascii="Times New Roman" w:hAnsi="Times New Roman" w:cs="Times New Roman"/>
-          <w:sz w:val="24"/>
-          <w:szCs w:val="24"/>
-          <w:lang w:val="en-US"/>
-        </w:rPr>
-        <w:t>max</w:t>
-      </w:r>
-      <w:r>
-        <w:rPr>
-          <w:rFonts w:ascii="Times New Roman" w:hAnsi="Times New Roman" w:cs="Times New Roman"/>
-          <w:sz w:val="24"/>
-          <w:szCs w:val="24"/>
-        </w:rPr>
-        <w:t>_</w:t>
-      </w:r>
-      <w:r>
-        <w:rPr>
-          <w:rFonts w:ascii="Times New Roman" w:hAnsi="Times New Roman" w:cs="Times New Roman"/>
-          <w:sz w:val="24"/>
-          <w:szCs w:val="24"/>
-          <w:lang w:val="en-US"/>
-        </w:rPr>
-        <w:t>heapify</w:t>
-      </w:r>
-      <w:r>
-        <w:rPr>
-          <w:rFonts w:ascii="Times New Roman" w:hAnsi="Times New Roman" w:cs="Times New Roman"/>
-          <w:sz w:val="24"/>
-          <w:szCs w:val="24"/>
-        </w:rPr>
-        <w:t xml:space="preserve"> для всех внутренних вершин: для </w:t>
-      </w:r>
-      <w:r>
-        <w:rPr>
-          <w:rFonts w:ascii="Times New Roman" w:hAnsi="Times New Roman" w:cs="Times New Roman"/>
-          <w:sz w:val="24"/>
-          <w:szCs w:val="24"/>
-          <w:lang w:val="en-US"/>
-        </w:rPr>
-        <w:t>i</w:t>
-      </w:r>
-      <w:r>
-        <w:rPr>
-          <w:rFonts w:ascii="Times New Roman" w:hAnsi="Times New Roman" w:cs="Times New Roman"/>
-          <w:sz w:val="24"/>
-          <w:szCs w:val="24"/>
-        </w:rPr>
-        <w:t xml:space="preserve"> = </w:t>
-      </w:r>
-      <w:r>
-        <w:rPr>
-          <w:rFonts w:ascii="Cambria Math" w:hAnsi="Cambria Math" w:cs="Cambria Math"/>
-          <w:sz w:val="24"/>
-          <w:szCs w:val="24"/>
-        </w:rPr>
-        <w:t>⌊</w:t>
-      </w:r>
-      <w:r>
-        <w:rPr>
-          <w:rFonts w:ascii="Times New Roman" w:hAnsi="Times New Roman" w:cs="Times New Roman"/>
-          <w:sz w:val="24"/>
-          <w:szCs w:val="24"/>
-          <w:lang w:val="en-US"/>
-        </w:rPr>
-        <w:t>n</w:t>
-      </w:r>
-      <w:r>
-        <w:rPr>
-          <w:rFonts w:ascii="Times New Roman" w:hAnsi="Times New Roman" w:cs="Times New Roman"/>
-          <w:sz w:val="24"/>
-          <w:szCs w:val="24"/>
-        </w:rPr>
-        <w:t>/2</w:t>
-      </w:r>
-      <w:r>
-        <w:rPr>
-          <w:rFonts w:ascii="Cambria Math" w:hAnsi="Cambria Math" w:cs="Cambria Math"/>
-          <w:sz w:val="24"/>
-          <w:szCs w:val="24"/>
-        </w:rPr>
-        <w:t>⌋</w:t>
-      </w:r>
-      <w:r>
-        <w:rPr>
-          <w:rFonts w:ascii="Times New Roman" w:hAnsi="Times New Roman" w:cs="Times New Roman"/>
-          <w:sz w:val="24"/>
-          <w:szCs w:val="24"/>
-        </w:rPr>
-        <w:t xml:space="preserve"> </w:t>
-      </w:r>
-      <w:r>
-        <w:rPr>
-          <w:rFonts w:ascii="Times New Roman" w:hAnsi="Times New Roman" w:cs="Times New Roman"/>
-          <w:sz w:val="24"/>
-          <w:szCs w:val="24"/>
-        </w:rPr>
-        <w:t>до</w:t>
-      </w:r>
-      <w:r>
-        <w:rPr>
-          <w:rFonts w:ascii="Times New Roman" w:hAnsi="Times New Roman" w:cs="Times New Roman"/>
-          <w:sz w:val="24"/>
-          <w:szCs w:val="24"/>
-        </w:rPr>
-        <w:t xml:space="preserve"> 1.</w:t>
-      </w:r>
-    </w:p>
-    <w:p>
-      <w:pPr>
-        <w:rPr>
-          <w:rFonts w:ascii="Times New Roman" w:hAnsi="Times New Roman" w:cs="Times New Roman"/>
-          <w:sz w:val="24"/>
-          <w:szCs w:val="24"/>
-        </w:rPr>
-      </w:pPr>
-      <w:r>
-        <w:rPr>
-          <w:rFonts w:ascii="Times New Roman" w:hAnsi="Times New Roman" w:cs="Times New Roman"/>
-          <w:sz w:val="24"/>
-          <w:szCs w:val="24"/>
-        </w:rPr>
-        <w:t>Стоимость просеиваний на разных вершинах убывает с ростом индекса: вершины ближе к листьям имеют малую высоту. Формальную оценку дают суммой затрат по всем вершинам:</w:t>
-      </w:r>
-    </w:p>
-    <w:p>
-      <w:pPr>
-        <w:pStyle w:val="aa"/>
         <w:numPr>
           <w:ilvl w:val="0"/>
-          <w:numId w:val="4"/>
+          <w:numId w:val="25"/>
         </w:numPr>
-        <w:rPr>
-          <w:rFonts w:ascii="Times New Roman" w:hAnsi="Times New Roman" w:cs="Times New Roman"/>
-          <w:sz w:val="24"/>
-          <w:szCs w:val="24"/>
-        </w:rPr>
-      </w:pPr>
-      <w:r>
-        <w:rPr>
-          <w:rFonts w:ascii="Times New Roman" w:hAnsi="Times New Roman" w:cs="Times New Roman"/>
-          <w:sz w:val="24"/>
-          <w:szCs w:val="24"/>
-        </w:rPr>
-        <w:t xml:space="preserve">числом вершины на высоте </w:t>
-      </w:r>
-      <w:r>
-        <w:rPr>
-          <w:rFonts w:ascii="Times New Roman" w:hAnsi="Times New Roman" w:cs="Times New Roman"/>
-          <w:sz w:val="24"/>
-          <w:szCs w:val="24"/>
-          <w:lang w:val="en-US"/>
-        </w:rPr>
-        <w:t>h</w:t>
-      </w:r>
-      <w:r>
-        <w:rPr>
-          <w:rFonts w:ascii="Times New Roman" w:hAnsi="Times New Roman" w:cs="Times New Roman"/>
-          <w:sz w:val="24"/>
-          <w:szCs w:val="24"/>
-        </w:rPr>
-        <w:t xml:space="preserve"> примерно </w:t>
-      </w:r>
-      <w:r>
-        <w:rPr>
-          <w:rFonts w:ascii="Cambria Math" w:hAnsi="Cambria Math" w:cs="Cambria Math"/>
-          <w:sz w:val="24"/>
-          <w:szCs w:val="24"/>
-        </w:rPr>
-        <w:t>⌈</w:t>
-      </w:r>
-      <w:r>
-        <w:rPr>
-          <w:rFonts w:ascii="Times New Roman" w:hAnsi="Times New Roman" w:cs="Times New Roman"/>
-          <w:sz w:val="24"/>
-          <w:szCs w:val="24"/>
-          <w:lang w:val="en-US"/>
-        </w:rPr>
-        <w:t>n</w:t>
-      </w:r>
-      <w:r>
-        <w:rPr>
-          <w:rFonts w:ascii="Times New Roman" w:hAnsi="Times New Roman" w:cs="Times New Roman"/>
-          <w:sz w:val="24"/>
-          <w:szCs w:val="24"/>
-        </w:rPr>
-        <w:t xml:space="preserve"> / 2^{</w:t>
-      </w:r>
-      <w:r>
-        <w:rPr>
-          <w:rFonts w:ascii="Times New Roman" w:hAnsi="Times New Roman" w:cs="Times New Roman"/>
-          <w:sz w:val="24"/>
-          <w:szCs w:val="24"/>
-          <w:lang w:val="en-US"/>
-        </w:rPr>
-        <w:t>h</w:t>
-      </w:r>
-      <w:r>
-        <w:rPr>
-          <w:rFonts w:ascii="Times New Roman" w:hAnsi="Times New Roman" w:cs="Times New Roman"/>
-          <w:sz w:val="24"/>
-          <w:szCs w:val="24"/>
-        </w:rPr>
-        <w:t>+1}</w:t>
-      </w:r>
-      <w:r>
-        <w:rPr>
-          <w:rFonts w:ascii="Cambria Math" w:hAnsi="Cambria Math" w:cs="Cambria Math"/>
-          <w:sz w:val="24"/>
-          <w:szCs w:val="24"/>
-        </w:rPr>
-        <w:t>⌉</w:t>
-      </w:r>
-      <w:r>
-        <w:rPr>
-          <w:rFonts w:ascii="Times New Roman" w:hAnsi="Times New Roman" w:cs="Times New Roman"/>
-          <w:sz w:val="24"/>
-          <w:szCs w:val="24"/>
-        </w:rPr>
-        <w:t>;</w:t>
-      </w:r>
-    </w:p>
-    <w:p>
-      <w:pPr>
-        <w:pStyle w:val="aa"/>
-        <w:numPr>
-          <w:ilvl w:val="0"/>
-          <w:numId w:val="4"/>
-        </w:numPr>
-        <w:rPr>
-          <w:rFonts w:ascii="Times New Roman" w:hAnsi="Times New Roman" w:cs="Times New Roman"/>
-          <w:sz w:val="24"/>
-          <w:szCs w:val="24"/>
-        </w:rPr>
-      </w:pPr>
-      <w:r>
-        <w:rPr>
-          <w:rFonts w:ascii="Times New Roman" w:hAnsi="Times New Roman" w:cs="Times New Roman"/>
-          <w:sz w:val="24"/>
-          <w:szCs w:val="24"/>
-        </w:rPr>
-        <w:t xml:space="preserve">каждая такая вершина в худшем случае стоит </w:t>
-      </w:r>
-      <w:r>
-        <w:rPr>
-          <w:rFonts w:ascii="Times New Roman" w:hAnsi="Times New Roman" w:cs="Times New Roman"/>
-          <w:sz w:val="24"/>
-          <w:szCs w:val="24"/>
-          <w:lang w:val="en-US"/>
-        </w:rPr>
-        <w:t>O</w:t>
-      </w:r>
-      <w:r>
-        <w:rPr>
-          <w:rFonts w:ascii="Times New Roman" w:hAnsi="Times New Roman" w:cs="Times New Roman"/>
-          <w:sz w:val="24"/>
-          <w:szCs w:val="24"/>
-        </w:rPr>
-        <w:t>(</w:t>
-      </w:r>
-      <w:r>
-        <w:rPr>
-          <w:rFonts w:ascii="Times New Roman" w:hAnsi="Times New Roman" w:cs="Times New Roman"/>
-          <w:sz w:val="24"/>
-          <w:szCs w:val="24"/>
-          <w:lang w:val="en-US"/>
-        </w:rPr>
-        <w:t>h</w:t>
-      </w:r>
-      <w:r>
-        <w:rPr>
-          <w:rFonts w:ascii="Times New Roman" w:hAnsi="Times New Roman" w:cs="Times New Roman"/>
-          <w:sz w:val="24"/>
-          <w:szCs w:val="24"/>
-        </w:rPr>
-        <w:t>).</w:t>
-      </w:r>
-    </w:p>
-    <w:p>
-      <w:pPr>
-        <w:ind w:left="360"/>
-        <w:rPr>
-          <w:rFonts w:ascii="Times New Roman" w:hAnsi="Times New Roman" w:cs="Times New Roman"/>
-          <w:sz w:val="24"/>
-          <w:szCs w:val="24"/>
-        </w:rPr>
-      </w:pPr>
-      <w:r>
-        <w:rPr>
-          <w:rFonts w:ascii="Times New Roman" w:hAnsi="Times New Roman" w:cs="Times New Roman"/>
-          <w:sz w:val="24"/>
-          <w:szCs w:val="24"/>
-        </w:rPr>
-        <w:t>Сумма затрат при вычислении даёт:</w:t>
-      </w:r>
-    </w:p>
-    <w:p>
-      <w:pPr>
-        <w:ind w:left="360"/>
-        <w:rPr>
-          <w:rFonts w:ascii="Times New Roman" w:eastAsiaTheme="minorEastAsia" w:hAnsi="Times New Roman" w:cs="Times New Roman"/>
-          <w:sz w:val="24"/>
-          <w:szCs w:val="24"/>
-        </w:rPr>
-      </w:pPr>
-      <m:oMathPara>
-        <m:oMath>
-          <m:nary>
-            <m:naryPr>
-              <m:chr m:val="∑"/>
-              <m:limLoc m:val="subSup"/>
-              <m:ctrlPr>
-                <w:rPr>
-                  <w:rFonts w:ascii="Cambria Math" w:hAnsi="Cambria Math" w:cs="Times New Roman"/>
-                  <w:i/>
-                  <w:sz w:val="24"/>
-                  <w:szCs w:val="24"/>
-                </w:rPr>
-              </m:ctrlPr>
-            </m:naryPr>
-            <m:sub>
-              <m:r>
-                <w:rPr>
-                  <w:rFonts w:ascii="Cambria Math" w:hAnsi="Cambria Math" w:cs="Times New Roman"/>
-                  <w:sz w:val="24"/>
-                  <w:szCs w:val="24"/>
-                  <w:lang w:val="en-US"/>
-                </w:rPr>
-                <m:t>h=0</m:t>
-              </m:r>
-            </m:sub>
-            <m:sup>
-              <m:r>
-                <w:rPr>
-                  <w:rFonts w:ascii="Cambria Math" w:hAnsi="Cambria Math" w:cs="Times New Roman"/>
-                  <w:sz w:val="24"/>
-                  <w:szCs w:val="24"/>
-                </w:rPr>
-                <m:t>H</m:t>
-              </m:r>
-            </m:sup>
-            <m:e>
-              <m:r>
-                <w:rPr>
-                  <w:rFonts w:ascii="Cambria Math" w:hAnsi="Cambria Math" w:cs="Times New Roman"/>
-                  <w:sz w:val="24"/>
-                  <w:szCs w:val="24"/>
-                </w:rPr>
-                <m:t>O</m:t>
-              </m:r>
-              <m:d>
-                <m:dPr>
-                  <m:ctrlPr>
-                    <w:rPr>
-                      <w:rFonts w:ascii="Cambria Math" w:hAnsi="Cambria Math" w:cs="Times New Roman"/>
-                      <w:i/>
-                      <w:sz w:val="24"/>
-                      <w:szCs w:val="24"/>
-                    </w:rPr>
-                  </m:ctrlPr>
-                </m:dPr>
-                <m:e>
-                  <m:f>
-                    <m:fPr>
-                      <m:ctrlPr>
-                        <w:rPr>
-                          <w:rFonts w:ascii="Cambria Math" w:hAnsi="Cambria Math" w:cs="Times New Roman"/>
-                          <w:i/>
-                          <w:sz w:val="24"/>
-                          <w:szCs w:val="24"/>
-                        </w:rPr>
-                      </m:ctrlPr>
-                    </m:fPr>
-                    <m:num>
-                      <m:r>
-                        <w:rPr>
-                          <w:rFonts w:ascii="Cambria Math" w:hAnsi="Cambria Math" w:cs="Times New Roman"/>
-                          <w:sz w:val="24"/>
-                          <w:szCs w:val="24"/>
-                        </w:rPr>
-                        <m:t>n</m:t>
-                      </m:r>
-                    </m:num>
-                    <m:den>
-                      <m:sSup>
-                        <m:sSupPr>
-                          <m:ctrlPr>
-                            <w:rPr>
-                              <w:rFonts w:ascii="Cambria Math" w:hAnsi="Cambria Math" w:cs="Times New Roman"/>
-                              <w:i/>
-                              <w:sz w:val="24"/>
-                              <w:szCs w:val="24"/>
-                            </w:rPr>
-                          </m:ctrlPr>
-                        </m:sSupPr>
-                        <m:e>
-                          <m:r>
-                            <w:rPr>
-                              <w:rFonts w:ascii="Cambria Math" w:hAnsi="Cambria Math" w:cs="Times New Roman"/>
-                              <w:sz w:val="24"/>
-                              <w:szCs w:val="24"/>
-                            </w:rPr>
-                            <m:t>2</m:t>
-                          </m:r>
-                        </m:e>
-                        <m:sup>
-                          <m:r>
-                            <w:rPr>
-                              <w:rFonts w:ascii="Cambria Math" w:hAnsi="Cambria Math" w:cs="Times New Roman"/>
-                              <w:sz w:val="24"/>
-                              <w:szCs w:val="24"/>
-                            </w:rPr>
-                            <m:t>h+1</m:t>
-                          </m:r>
-                        </m:sup>
-                      </m:sSup>
-                    </m:den>
-                  </m:f>
-                  <m:r>
-                    <w:rPr>
-                      <w:rFonts w:ascii="Cambria Math" w:hAnsi="Cambria Math" w:cs="Times New Roman"/>
-                      <w:sz w:val="24"/>
-                      <w:szCs w:val="24"/>
-                    </w:rPr>
-                    <m:t>∙h</m:t>
-                  </m:r>
-                </m:e>
-              </m:d>
-              <m:r>
-                <w:rPr>
-                  <w:rFonts w:ascii="Cambria Math" w:hAnsi="Cambria Math" w:cs="Times New Roman"/>
-                  <w:sz w:val="24"/>
-                  <w:szCs w:val="24"/>
-                </w:rPr>
-                <m:t>=O(n)</m:t>
-              </m:r>
-            </m:e>
-          </m:nary>
-        </m:oMath>
-      </m:oMathPara>
-    </w:p>
-    <w:p>
-      <w:pPr>
-        <w:ind w:left="360"/>
-        <w:rPr>
-          <w:rFonts w:ascii="Times New Roman" w:hAnsi="Times New Roman" w:cs="Times New Roman"/>
-          <w:sz w:val="24"/>
-          <w:szCs w:val="24"/>
-        </w:rPr>
-      </w:pPr>
-      <w:r>
-        <w:rPr>
-          <w:rFonts w:ascii="Times New Roman" w:hAnsi="Times New Roman" w:cs="Times New Roman"/>
-          <w:sz w:val="24"/>
-          <w:szCs w:val="24"/>
-        </w:rPr>
-        <w:t>Х</w:t>
-      </w:r>
-      <w:r>
-        <w:rPr>
-          <w:rFonts w:ascii="Times New Roman" w:hAnsi="Times New Roman" w:cs="Times New Roman"/>
-          <w:sz w:val="24"/>
-          <w:szCs w:val="24"/>
-        </w:rPr>
-        <w:t xml:space="preserve">отя отдельное max_heapify может стоить O(log n), большинство вершин — близки к листьям и обходятся в O(1). Поэтому весь цикл build_max_heap работает за </w:t>
-      </w:r>
-      <w:r>
-        <w:rPr>
-          <w:rFonts w:ascii="Times New Roman" w:hAnsi="Times New Roman" w:cs="Times New Roman"/>
-          <w:sz w:val="24"/>
-          <w:szCs w:val="24"/>
-          <w:lang w:val="en-US"/>
-        </w:rPr>
-        <w:t>O</w:t>
-      </w:r>
-      <w:r>
-        <w:rPr>
-          <w:rFonts w:ascii="Times New Roman" w:hAnsi="Times New Roman" w:cs="Times New Roman"/>
-          <w:sz w:val="24"/>
-          <w:szCs w:val="24"/>
-        </w:rPr>
-        <w:t>(n).</w:t>
-      </w:r>
-    </w:p>
-    <w:p>
-      <w:pPr>
-        <w:ind w:left="360"/>
-        <w:rPr>
-          <w:rFonts w:ascii="Times New Roman" w:hAnsi="Times New Roman" w:cs="Times New Roman"/>
-          <w:sz w:val="24"/>
-          <w:szCs w:val="24"/>
-          <w:lang w:val="en-US"/>
-        </w:rPr>
-      </w:pPr>
-      <w:r>
-        <w:rPr>
-          <w:rFonts w:ascii="Times New Roman" w:hAnsi="Times New Roman" w:cs="Times New Roman"/>
-          <w:sz w:val="24"/>
-          <w:szCs w:val="24"/>
-        </w:rPr>
-        <w:t>Итог</w:t>
-      </w:r>
-      <w:r>
-        <w:rPr>
-          <w:rFonts w:ascii="Times New Roman" w:hAnsi="Times New Roman" w:cs="Times New Roman"/>
-          <w:sz w:val="24"/>
-          <w:szCs w:val="24"/>
-          <w:lang w:val="en-US"/>
-        </w:rPr>
-        <w:t xml:space="preserve">: build_max_heap(A) — </w:t>
-      </w:r>
-      <w:r>
-        <w:rPr>
-          <w:rFonts w:ascii="Times New Roman" w:hAnsi="Times New Roman" w:cs="Times New Roman"/>
-          <w:sz w:val="24"/>
-          <w:szCs w:val="24"/>
-          <w:lang w:val="en-US"/>
-        </w:rPr>
-        <w:t>O</w:t>
-      </w:r>
-      <w:r>
-        <w:rPr>
-          <w:rFonts w:ascii="Times New Roman" w:hAnsi="Times New Roman" w:cs="Times New Roman"/>
-          <w:sz w:val="24"/>
-          <w:szCs w:val="24"/>
-          <w:lang w:val="en-US"/>
-        </w:rPr>
-        <w:t xml:space="preserve">(n) </w:t>
-      </w:r>
-      <w:r>
-        <w:rPr>
-          <w:rFonts w:ascii="Times New Roman" w:hAnsi="Times New Roman" w:cs="Times New Roman"/>
-          <w:sz w:val="24"/>
-          <w:szCs w:val="24"/>
-        </w:rPr>
-        <w:t>времени</w:t>
-      </w:r>
-      <w:r>
-        <w:rPr>
-          <w:rFonts w:ascii="Times New Roman" w:hAnsi="Times New Roman" w:cs="Times New Roman"/>
-          <w:sz w:val="24"/>
-          <w:szCs w:val="24"/>
-          <w:lang w:val="en-US"/>
-        </w:rPr>
-        <w:t>.</w:t>
-      </w:r>
-    </w:p>
-    <w:p>
-      <w:pPr>
-        <w:ind w:left="360"/>
-        <w:rPr>
-          <w:rFonts w:ascii="Times New Roman" w:hAnsi="Times New Roman" w:cs="Times New Roman"/>
-          <w:sz w:val="24"/>
-          <w:szCs w:val="24"/>
-        </w:rPr>
-      </w:pPr>
-      <w:r>
-        <w:rPr>
-          <w:rFonts w:ascii="Times New Roman" w:hAnsi="Times New Roman" w:cs="Times New Roman"/>
-          <w:sz w:val="24"/>
-          <w:szCs w:val="24"/>
-        </w:rPr>
-        <w:t xml:space="preserve">После построения кучи выполняется цикл </w:t>
-      </w:r>
-      <w:r>
-        <w:rPr>
-          <w:rFonts w:ascii="Times New Roman" w:hAnsi="Times New Roman" w:cs="Times New Roman"/>
-          <w:sz w:val="24"/>
-          <w:szCs w:val="24"/>
-          <w:lang w:val="en-US"/>
-        </w:rPr>
-        <w:t>for</w:t>
-      </w:r>
-      <w:r>
-        <w:rPr>
-          <w:rFonts w:ascii="Times New Roman" w:hAnsi="Times New Roman" w:cs="Times New Roman"/>
-          <w:sz w:val="24"/>
-          <w:szCs w:val="24"/>
-        </w:rPr>
-        <w:t xml:space="preserve"> </w:t>
-      </w:r>
-      <w:r>
-        <w:rPr>
-          <w:rFonts w:ascii="Times New Roman" w:hAnsi="Times New Roman" w:cs="Times New Roman"/>
-          <w:sz w:val="24"/>
-          <w:szCs w:val="24"/>
-          <w:lang w:val="en-US"/>
-        </w:rPr>
-        <w:t>heap</w:t>
-      </w:r>
-      <w:r>
-        <w:rPr>
-          <w:rFonts w:ascii="Times New Roman" w:hAnsi="Times New Roman" w:cs="Times New Roman"/>
-          <w:sz w:val="24"/>
-          <w:szCs w:val="24"/>
-        </w:rPr>
-        <w:t>_</w:t>
-      </w:r>
-      <w:r>
-        <w:rPr>
-          <w:rFonts w:ascii="Times New Roman" w:hAnsi="Times New Roman" w:cs="Times New Roman"/>
-          <w:sz w:val="24"/>
-          <w:szCs w:val="24"/>
-          <w:lang w:val="en-US"/>
-        </w:rPr>
-        <w:t>size</w:t>
-      </w:r>
-      <w:r>
-        <w:rPr>
-          <w:rFonts w:ascii="Times New Roman" w:hAnsi="Times New Roman" w:cs="Times New Roman"/>
-          <w:sz w:val="24"/>
-          <w:szCs w:val="24"/>
-        </w:rPr>
-        <w:t xml:space="preserve"> = </w:t>
-      </w:r>
-      <w:r>
-        <w:rPr>
-          <w:rFonts w:ascii="Times New Roman" w:hAnsi="Times New Roman" w:cs="Times New Roman"/>
-          <w:sz w:val="24"/>
-          <w:szCs w:val="24"/>
-          <w:lang w:val="en-US"/>
-        </w:rPr>
-        <w:t>n</w:t>
-      </w:r>
-      <w:r>
-        <w:rPr>
-          <w:rFonts w:ascii="Times New Roman" w:hAnsi="Times New Roman" w:cs="Times New Roman"/>
-          <w:sz w:val="24"/>
-          <w:szCs w:val="24"/>
-        </w:rPr>
-        <w:t xml:space="preserve"> </w:t>
-      </w:r>
-      <w:r>
-        <w:rPr>
-          <w:rFonts w:ascii="Times New Roman" w:hAnsi="Times New Roman" w:cs="Times New Roman"/>
-          <w:sz w:val="24"/>
-          <w:szCs w:val="24"/>
-        </w:rPr>
-        <w:t>до</w:t>
-      </w:r>
-      <w:r>
-        <w:rPr>
-          <w:rFonts w:ascii="Times New Roman" w:hAnsi="Times New Roman" w:cs="Times New Roman"/>
-          <w:sz w:val="24"/>
-          <w:szCs w:val="24"/>
-        </w:rPr>
-        <w:t xml:space="preserve"> 2: на каждой итерации происходит:</w:t>
-      </w:r>
-    </w:p>
-    <w:p>
-      <w:pPr>
-        <w:pStyle w:val="aa"/>
-        <w:numPr>
-          <w:ilvl w:val="0"/>
-          <w:numId w:val="5"/>
-        </w:numPr>
-        <w:rPr>
-          <w:rFonts w:ascii="Times New Roman" w:hAnsi="Times New Roman" w:cs="Times New Roman"/>
-          <w:sz w:val="24"/>
-          <w:szCs w:val="24"/>
-        </w:rPr>
-      </w:pPr>
-      <w:r>
-        <w:rPr>
-          <w:rFonts w:ascii="Times New Roman" w:hAnsi="Times New Roman" w:cs="Times New Roman"/>
-          <w:sz w:val="24"/>
-          <w:szCs w:val="24"/>
-        </w:rPr>
-        <w:t xml:space="preserve">обмен </w:t>
-      </w:r>
-      <w:r>
-        <w:rPr>
-          <w:rFonts w:ascii="Times New Roman" w:hAnsi="Times New Roman" w:cs="Times New Roman"/>
-          <w:sz w:val="24"/>
-          <w:szCs w:val="24"/>
-          <w:lang w:val="en-US"/>
-        </w:rPr>
-        <w:t>O</w:t>
-      </w:r>
-      <w:r>
-        <w:rPr>
-          <w:rFonts w:ascii="Times New Roman" w:hAnsi="Times New Roman" w:cs="Times New Roman"/>
-          <w:sz w:val="24"/>
-          <w:szCs w:val="24"/>
-        </w:rPr>
-        <w:t>(1);</w:t>
-      </w:r>
-    </w:p>
-    <w:p>
-      <w:pPr>
-        <w:pStyle w:val="aa"/>
-        <w:numPr>
-          <w:ilvl w:val="0"/>
-          <w:numId w:val="5"/>
-        </w:numPr>
-        <w:rPr>
-          <w:rFonts w:ascii="Times New Roman" w:hAnsi="Times New Roman" w:cs="Times New Roman"/>
-          <w:sz w:val="24"/>
-          <w:szCs w:val="24"/>
-        </w:rPr>
-      </w:pPr>
-      <w:r>
-        <w:rPr>
-          <w:rFonts w:ascii="Times New Roman" w:hAnsi="Times New Roman" w:cs="Times New Roman"/>
-          <w:sz w:val="24"/>
-          <w:szCs w:val="24"/>
-          <w:lang w:val="en-US"/>
-        </w:rPr>
-        <w:t>max</w:t>
-      </w:r>
-      <w:r>
-        <w:rPr>
-          <w:rFonts w:ascii="Times New Roman" w:hAnsi="Times New Roman" w:cs="Times New Roman"/>
-          <w:sz w:val="24"/>
-          <w:szCs w:val="24"/>
-        </w:rPr>
-        <w:t>_</w:t>
-      </w:r>
-      <w:r>
-        <w:rPr>
-          <w:rFonts w:ascii="Times New Roman" w:hAnsi="Times New Roman" w:cs="Times New Roman"/>
-          <w:sz w:val="24"/>
-          <w:szCs w:val="24"/>
-          <w:lang w:val="en-US"/>
-        </w:rPr>
-        <w:t>heapify</w:t>
-      </w:r>
-      <w:r>
-        <w:rPr>
-          <w:rFonts w:ascii="Times New Roman" w:hAnsi="Times New Roman" w:cs="Times New Roman"/>
-          <w:sz w:val="24"/>
-          <w:szCs w:val="24"/>
-        </w:rPr>
-        <w:t xml:space="preserve"> на новом корне на массиве размера </w:t>
-      </w:r>
-      <w:r>
-        <w:rPr>
-          <w:rFonts w:ascii="Times New Roman" w:hAnsi="Times New Roman" w:cs="Times New Roman"/>
-          <w:sz w:val="24"/>
-          <w:szCs w:val="24"/>
-          <w:lang w:val="en-US"/>
-        </w:rPr>
-        <w:t>heap</w:t>
-      </w:r>
-      <w:r>
-        <w:rPr>
-          <w:rFonts w:ascii="Times New Roman" w:hAnsi="Times New Roman" w:cs="Times New Roman"/>
-          <w:sz w:val="24"/>
-          <w:szCs w:val="24"/>
-        </w:rPr>
-        <w:t>_</w:t>
-      </w:r>
-      <w:r>
-        <w:rPr>
-          <w:rFonts w:ascii="Times New Roman" w:hAnsi="Times New Roman" w:cs="Times New Roman"/>
-          <w:sz w:val="24"/>
-          <w:szCs w:val="24"/>
-          <w:lang w:val="en-US"/>
-        </w:rPr>
-        <w:t>size</w:t>
-      </w:r>
-      <w:r>
-        <w:rPr>
-          <w:rFonts w:ascii="Times New Roman" w:hAnsi="Times New Roman" w:cs="Times New Roman"/>
-          <w:sz w:val="24"/>
-          <w:szCs w:val="24"/>
-        </w:rPr>
-        <w:t xml:space="preserve">-1, худшая стоимость — </w:t>
-      </w:r>
-      <w:r>
-        <w:rPr>
-          <w:rFonts w:ascii="Times New Roman" w:hAnsi="Times New Roman" w:cs="Times New Roman"/>
-          <w:sz w:val="24"/>
-          <w:szCs w:val="24"/>
-          <w:lang w:val="en-US"/>
-        </w:rPr>
-        <w:t>O</w:t>
-      </w:r>
-      <w:r>
-        <w:rPr>
-          <w:rFonts w:ascii="Times New Roman" w:hAnsi="Times New Roman" w:cs="Times New Roman"/>
-          <w:sz w:val="24"/>
-          <w:szCs w:val="24"/>
-        </w:rPr>
-        <w:t>(</w:t>
-      </w:r>
-      <w:r>
-        <w:rPr>
-          <w:rFonts w:ascii="Times New Roman" w:hAnsi="Times New Roman" w:cs="Times New Roman"/>
-          <w:sz w:val="24"/>
-          <w:szCs w:val="24"/>
-          <w:lang w:val="en-US"/>
-        </w:rPr>
-        <w:t>log</w:t>
-      </w:r>
-      <w:r>
-        <w:rPr>
-          <w:rFonts w:ascii="Times New Roman" w:hAnsi="Times New Roman" w:cs="Times New Roman"/>
-          <w:sz w:val="24"/>
-          <w:szCs w:val="24"/>
-        </w:rPr>
-        <w:t xml:space="preserve"> </w:t>
-      </w:r>
-      <w:r>
-        <w:rPr>
-          <w:rFonts w:ascii="Times New Roman" w:hAnsi="Times New Roman" w:cs="Times New Roman"/>
-          <w:sz w:val="24"/>
-          <w:szCs w:val="24"/>
-          <w:lang w:val="en-US"/>
-        </w:rPr>
-        <w:t>heap</w:t>
-      </w:r>
-      <w:r>
-        <w:rPr>
-          <w:rFonts w:ascii="Times New Roman" w:hAnsi="Times New Roman" w:cs="Times New Roman"/>
-          <w:sz w:val="24"/>
-          <w:szCs w:val="24"/>
-        </w:rPr>
-        <w:t>_</w:t>
-      </w:r>
-      <w:r>
-        <w:rPr>
-          <w:rFonts w:ascii="Times New Roman" w:hAnsi="Times New Roman" w:cs="Times New Roman"/>
-          <w:sz w:val="24"/>
-          <w:szCs w:val="24"/>
-          <w:lang w:val="en-US"/>
-        </w:rPr>
-        <w:t>size</w:t>
-      </w:r>
-      <w:r>
-        <w:rPr>
-          <w:rFonts w:ascii="Times New Roman" w:hAnsi="Times New Roman" w:cs="Times New Roman"/>
-          <w:sz w:val="24"/>
-          <w:szCs w:val="24"/>
-        </w:rPr>
-        <w:t xml:space="preserve">) ≤ </w:t>
-      </w:r>
-      <w:r>
-        <w:rPr>
-          <w:rFonts w:ascii="Times New Roman" w:hAnsi="Times New Roman" w:cs="Times New Roman"/>
-          <w:sz w:val="24"/>
-          <w:szCs w:val="24"/>
-          <w:lang w:val="en-US"/>
-        </w:rPr>
-        <w:t>O</w:t>
-      </w:r>
-      <w:r>
-        <w:rPr>
-          <w:rFonts w:ascii="Times New Roman" w:hAnsi="Times New Roman" w:cs="Times New Roman"/>
-          <w:sz w:val="24"/>
-          <w:szCs w:val="24"/>
-        </w:rPr>
-        <w:t>(</w:t>
-      </w:r>
-      <w:r>
-        <w:rPr>
-          <w:rFonts w:ascii="Times New Roman" w:hAnsi="Times New Roman" w:cs="Times New Roman"/>
-          <w:sz w:val="24"/>
-          <w:szCs w:val="24"/>
-          <w:lang w:val="en-US"/>
-        </w:rPr>
-        <w:t>log</w:t>
-      </w:r>
-      <w:r>
-        <w:rPr>
-          <w:rFonts w:ascii="Times New Roman" w:hAnsi="Times New Roman" w:cs="Times New Roman"/>
-          <w:sz w:val="24"/>
-          <w:szCs w:val="24"/>
-        </w:rPr>
-        <w:t xml:space="preserve"> </w:t>
-      </w:r>
-      <w:r>
-        <w:rPr>
-          <w:rFonts w:ascii="Times New Roman" w:hAnsi="Times New Roman" w:cs="Times New Roman"/>
-          <w:sz w:val="24"/>
-          <w:szCs w:val="24"/>
-          <w:lang w:val="en-US"/>
-        </w:rPr>
-        <w:t>n</w:t>
-      </w:r>
-      <w:r>
-        <w:rPr>
-          <w:rFonts w:ascii="Times New Roman" w:hAnsi="Times New Roman" w:cs="Times New Roman"/>
-          <w:sz w:val="24"/>
-          <w:szCs w:val="24"/>
-        </w:rPr>
-        <w:t>).</w:t>
-      </w:r>
-    </w:p>
-    <w:p>
-      <w:pPr>
-        <w:ind w:left="360"/>
-        <w:rPr>
-          <w:rFonts w:ascii="Times New Roman" w:hAnsi="Times New Roman" w:cs="Times New Roman"/>
-          <w:sz w:val="24"/>
-          <w:szCs w:val="24"/>
-        </w:rPr>
-      </w:pPr>
-      <w:r>
-        <w:rPr>
-          <w:rFonts w:ascii="Times New Roman" w:hAnsi="Times New Roman" w:cs="Times New Roman"/>
-          <w:sz w:val="24"/>
-          <w:szCs w:val="24"/>
-        </w:rPr>
-        <w:t xml:space="preserve">Всего таких итераций — </w:t>
-      </w:r>
-      <w:r>
-        <w:rPr>
-          <w:rFonts w:ascii="Times New Roman" w:hAnsi="Times New Roman" w:cs="Times New Roman"/>
-          <w:sz w:val="24"/>
-          <w:szCs w:val="24"/>
-          <w:lang w:val="en-US"/>
-        </w:rPr>
-        <w:t>n</w:t>
-      </w:r>
-      <w:r>
-        <w:rPr>
-          <w:rFonts w:ascii="Times New Roman" w:hAnsi="Times New Roman" w:cs="Times New Roman"/>
-          <w:sz w:val="24"/>
-          <w:szCs w:val="24"/>
-        </w:rPr>
-        <w:t>-1. Поэтому суммарная стоимость этой фазы в худшем случае</w:t>
-      </w:r>
-      <w:r>
-        <w:rPr>
-          <w:rFonts w:ascii="Times New Roman" w:hAnsi="Times New Roman" w:cs="Times New Roman"/>
-          <w:sz w:val="24"/>
-          <w:szCs w:val="24"/>
-        </w:rPr>
-        <w:t>:</w:t>
-      </w:r>
-    </w:p>
-    <w:p>
-      <w:pPr>
-        <w:ind w:left="360"/>
-        <w:rPr>
-          <w:rFonts w:ascii="Times New Roman" w:hAnsi="Times New Roman" w:cs="Times New Roman"/>
-          <w:sz w:val="24"/>
-          <w:szCs w:val="24"/>
-        </w:rPr>
-      </w:pPr>
-      <m:oMathPara>
-        <m:oMath>
-          <m:nary>
-            <m:naryPr>
-              <m:chr m:val="∑"/>
-              <m:limLoc m:val="undOvr"/>
-              <m:ctrlPr>
-                <w:rPr>
-                  <w:rFonts w:ascii="Cambria Math" w:hAnsi="Cambria Math" w:cs="Times New Roman"/>
-                  <w:i/>
-                  <w:sz w:val="24"/>
-                  <w:szCs w:val="24"/>
-                </w:rPr>
-              </m:ctrlPr>
-            </m:naryPr>
-            <m:sub>
-              <m:r>
-                <w:rPr>
-                  <w:rFonts w:ascii="Cambria Math" w:hAnsi="Cambria Math" w:cs="Times New Roman"/>
-                  <w:sz w:val="24"/>
-                  <w:szCs w:val="24"/>
-                </w:rPr>
-                <m:t>k=1</m:t>
-              </m:r>
-            </m:sub>
-            <m:sup>
-              <m:r>
-                <w:rPr>
-                  <w:rFonts w:ascii="Cambria Math" w:hAnsi="Cambria Math" w:cs="Times New Roman"/>
-                  <w:sz w:val="24"/>
-                  <w:szCs w:val="24"/>
-                </w:rPr>
-                <m:t>n</m:t>
-              </m:r>
-            </m:sup>
-            <m:e>
-              <m:r>
-                <w:rPr>
-                  <w:rFonts w:ascii="Cambria Math" w:hAnsi="Cambria Math" w:cs="Times New Roman"/>
-                  <w:sz w:val="24"/>
-                  <w:szCs w:val="24"/>
-                </w:rPr>
-                <m:t>O</m:t>
-              </m:r>
-              <m:d>
-                <m:dPr>
-                  <m:ctrlPr>
-                    <w:rPr>
-                      <w:rFonts w:ascii="Cambria Math" w:hAnsi="Cambria Math" w:cs="Times New Roman"/>
-                      <w:i/>
-                      <w:sz w:val="24"/>
-                      <w:szCs w:val="24"/>
-                    </w:rPr>
-                  </m:ctrlPr>
-                </m:dPr>
-                <m:e>
-                  <m:r>
-                    <w:rPr>
-                      <w:rFonts w:ascii="Cambria Math" w:hAnsi="Cambria Math" w:cs="Times New Roman"/>
-                      <w:sz w:val="24"/>
-                      <w:szCs w:val="24"/>
-                    </w:rPr>
-                    <m:t>logk</m:t>
-                  </m:r>
-                </m:e>
-              </m:d>
-              <m:r>
-                <w:rPr>
-                  <w:rFonts w:ascii="Cambria Math" w:hAnsi="Cambria Math" w:cs="Times New Roman"/>
-                  <w:sz w:val="24"/>
-                  <w:szCs w:val="24"/>
-                </w:rPr>
-                <m:t>=O</m:t>
-              </m:r>
-              <m:d>
-                <m:dPr>
-                  <m:ctrlPr>
-                    <w:rPr>
-                      <w:rFonts w:ascii="Cambria Math" w:hAnsi="Cambria Math" w:cs="Times New Roman"/>
-                      <w:i/>
-                      <w:sz w:val="24"/>
-                      <w:szCs w:val="24"/>
-                    </w:rPr>
-                  </m:ctrlPr>
-                </m:dPr>
-                <m:e>
-                  <m:nary>
-                    <m:naryPr>
-                      <m:chr m:val="∑"/>
-                      <m:limLoc m:val="undOvr"/>
-                      <m:ctrlPr>
-                        <w:rPr>
-                          <w:rFonts w:ascii="Cambria Math" w:hAnsi="Cambria Math" w:cs="Times New Roman"/>
-                          <w:i/>
-                          <w:sz w:val="24"/>
-                          <w:szCs w:val="24"/>
-                        </w:rPr>
-                      </m:ctrlPr>
-                    </m:naryPr>
-                    <m:sub>
-                      <m:r>
-                        <w:rPr>
-                          <w:rFonts w:ascii="Cambria Math" w:hAnsi="Cambria Math" w:cs="Times New Roman"/>
-                          <w:sz w:val="24"/>
-                          <w:szCs w:val="24"/>
-                        </w:rPr>
-                        <m:t>k=1</m:t>
-                      </m:r>
-                    </m:sub>
-                    <m:sup>
-                      <m:r>
-                        <w:rPr>
-                          <w:rFonts w:ascii="Cambria Math" w:hAnsi="Cambria Math" w:cs="Times New Roman"/>
-                          <w:sz w:val="24"/>
-                          <w:szCs w:val="24"/>
-                        </w:rPr>
-                        <m:t>n</m:t>
-                      </m:r>
-                    </m:sup>
-                    <m:e>
-                      <m:r>
-                        <w:rPr>
-                          <w:rFonts w:ascii="Cambria Math" w:hAnsi="Cambria Math" w:cs="Times New Roman"/>
-                          <w:sz w:val="24"/>
-                          <w:szCs w:val="24"/>
-                        </w:rPr>
-                        <m:t>logk</m:t>
-                      </m:r>
-                    </m:e>
-                  </m:nary>
-                </m:e>
-              </m:d>
-              <m:r>
-                <w:rPr>
-                  <w:rFonts w:ascii="Cambria Math" w:hAnsi="Cambria Math" w:cs="Times New Roman"/>
-                  <w:sz w:val="24"/>
-                  <w:szCs w:val="24"/>
-                </w:rPr>
-                <m:t>=O(n logn)</m:t>
-              </m:r>
-            </m:e>
-          </m:nary>
-        </m:oMath>
-      </m:oMathPara>
-    </w:p>
-    <w:p>
-      <w:pPr>
-        <w:ind w:left="360"/>
-        <w:rPr>
-          <w:rFonts w:ascii="Times New Roman" w:hAnsi="Times New Roman" w:cs="Times New Roman"/>
-          <w:sz w:val="24"/>
-          <w:szCs w:val="24"/>
-        </w:rPr>
-      </w:pPr>
-      <w:r>
-        <w:rPr>
-          <w:rFonts w:ascii="Times New Roman" w:hAnsi="Times New Roman" w:cs="Times New Roman"/>
-          <w:sz w:val="24"/>
-          <w:szCs w:val="24"/>
-        </w:rPr>
-        <w:t>Суммируя фазы:</w:t>
-      </w:r>
-    </w:p>
-    <w:p>
-      <w:pPr>
-        <w:pStyle w:val="aa"/>
-        <w:numPr>
-          <w:ilvl w:val="0"/>
-          <w:numId w:val="6"/>
-        </w:numPr>
-        <w:rPr>
-          <w:rFonts w:ascii="Times New Roman" w:hAnsi="Times New Roman" w:cs="Times New Roman"/>
-          <w:sz w:val="24"/>
-          <w:szCs w:val="24"/>
-        </w:rPr>
-      </w:pPr>
-      <w:r>
-        <w:rPr>
-          <w:rFonts w:ascii="Times New Roman" w:hAnsi="Times New Roman" w:cs="Times New Roman"/>
-          <w:sz w:val="24"/>
-          <w:szCs w:val="24"/>
-        </w:rPr>
-        <w:t xml:space="preserve">Построение: </w:t>
-      </w:r>
-      <w:r>
-        <w:rPr>
-          <w:rFonts w:ascii="Times New Roman" w:hAnsi="Times New Roman" w:cs="Times New Roman"/>
-          <w:sz w:val="24"/>
-          <w:szCs w:val="24"/>
-          <w:lang w:val="en-US"/>
-        </w:rPr>
-        <w:t>O</w:t>
-      </w:r>
-      <w:r>
-        <w:rPr>
-          <w:rFonts w:ascii="Times New Roman" w:hAnsi="Times New Roman" w:cs="Times New Roman"/>
-          <w:sz w:val="24"/>
-          <w:szCs w:val="24"/>
-        </w:rPr>
-        <w:t>(n).</w:t>
-      </w:r>
-    </w:p>
-    <w:p>
-      <w:pPr>
-        <w:pStyle w:val="aa"/>
-        <w:numPr>
-          <w:ilvl w:val="0"/>
-          <w:numId w:val="6"/>
-        </w:numPr>
-        <w:rPr>
-          <w:rFonts w:ascii="Times New Roman" w:hAnsi="Times New Roman" w:cs="Times New Roman"/>
-          <w:sz w:val="24"/>
-          <w:szCs w:val="24"/>
-        </w:rPr>
-      </w:pPr>
-      <w:r>
-        <w:rPr>
-          <w:rFonts w:ascii="Times New Roman" w:hAnsi="Times New Roman" w:cs="Times New Roman"/>
-          <w:sz w:val="24"/>
-          <w:szCs w:val="24"/>
-        </w:rPr>
-        <w:t xml:space="preserve">Извлечение: </w:t>
-      </w:r>
-      <w:r>
-        <w:rPr>
-          <w:rFonts w:ascii="Times New Roman" w:hAnsi="Times New Roman" w:cs="Times New Roman"/>
-          <w:sz w:val="24"/>
-          <w:szCs w:val="24"/>
-          <w:lang w:val="en-US"/>
-        </w:rPr>
-        <w:t>O</w:t>
-      </w:r>
-      <w:r>
-        <w:rPr>
-          <w:rFonts w:ascii="Times New Roman" w:hAnsi="Times New Roman" w:cs="Times New Roman"/>
-          <w:sz w:val="24"/>
-          <w:szCs w:val="24"/>
-        </w:rPr>
-        <w:t>(n log n).</w:t>
-      </w:r>
-    </w:p>
-    <w:p>
-      <w:pPr>
-        <w:ind w:left="360"/>
-        <w:rPr>
-          <w:rFonts w:ascii="Times New Roman" w:hAnsi="Times New Roman" w:cs="Times New Roman"/>
-          <w:sz w:val="24"/>
-          <w:szCs w:val="24"/>
-        </w:rPr>
-      </w:pPr>
-      <w:r>
-        <w:rPr>
-          <w:rFonts w:ascii="Times New Roman" w:hAnsi="Times New Roman" w:cs="Times New Roman"/>
-          <w:sz w:val="24"/>
-          <w:szCs w:val="24"/>
-        </w:rPr>
-        <w:t xml:space="preserve">Худшая временная сложность: T(n) = </w:t>
-      </w:r>
-      <w:r>
-        <w:rPr>
-          <w:rFonts w:ascii="Times New Roman" w:hAnsi="Times New Roman" w:cs="Times New Roman"/>
-          <w:sz w:val="24"/>
-          <w:szCs w:val="24"/>
-          <w:lang w:val="en-US"/>
-        </w:rPr>
-        <w:t>O</w:t>
-      </w:r>
-      <w:r>
-        <w:rPr>
-          <w:rFonts w:ascii="Times New Roman" w:hAnsi="Times New Roman" w:cs="Times New Roman"/>
-          <w:sz w:val="24"/>
-          <w:szCs w:val="24"/>
-        </w:rPr>
-        <w:t>(n log n).</w:t>
-      </w:r>
-    </w:p>
-    <w:p>
-      <w:pPr>
-        <w:ind w:left="360"/>
-        <w:rPr>
-          <w:rFonts w:ascii="Times New Roman" w:hAnsi="Times New Roman" w:cs="Times New Roman"/>
-          <w:sz w:val="24"/>
-          <w:szCs w:val="24"/>
-        </w:rPr>
-      </w:pPr>
-      <w:r>
-        <w:rPr>
-          <w:rFonts w:ascii="Times New Roman" w:hAnsi="Times New Roman" w:cs="Times New Roman"/>
-          <w:sz w:val="24"/>
-          <w:szCs w:val="24"/>
-        </w:rPr>
-        <w:t xml:space="preserve">Средняя временная сложность: также </w:t>
-      </w:r>
-      <w:r>
-        <w:rPr>
-          <w:rFonts w:ascii="Times New Roman" w:hAnsi="Times New Roman" w:cs="Times New Roman"/>
-          <w:sz w:val="24"/>
-          <w:szCs w:val="24"/>
-          <w:lang w:val="en-US"/>
-        </w:rPr>
-        <w:t>O</w:t>
-      </w:r>
-      <w:r>
-        <w:rPr>
-          <w:rFonts w:ascii="Times New Roman" w:hAnsi="Times New Roman" w:cs="Times New Roman"/>
-          <w:sz w:val="24"/>
-          <w:szCs w:val="24"/>
-        </w:rPr>
-        <w:t>(n log n) (алгоритм не зависит сильно от распределения входа — извлечение даёт доминирующую компоненту n log n).</w:t>
-      </w:r>
-    </w:p>
-    <w:p>
-      <w:pPr>
-        <w:ind w:left="360"/>
-        <w:rPr>
-          <w:rFonts w:ascii="Times New Roman" w:hAnsi="Times New Roman" w:cs="Times New Roman"/>
-          <w:sz w:val="24"/>
-          <w:szCs w:val="24"/>
-        </w:rPr>
-      </w:pPr>
-      <w:r>
-        <w:rPr>
-          <w:rFonts w:ascii="Times New Roman" w:hAnsi="Times New Roman" w:cs="Times New Roman"/>
-          <w:sz w:val="24"/>
-          <w:szCs w:val="24"/>
-        </w:rPr>
-        <w:t xml:space="preserve">Лучшая временная сложность (по входу): формально нижняя оценка ограничена стоимостью build_max_heap, которая всегда </w:t>
-      </w:r>
-      <w:r>
-        <w:rPr>
-          <w:rFonts w:ascii="Times New Roman" w:hAnsi="Times New Roman" w:cs="Times New Roman"/>
-          <w:sz w:val="24"/>
-          <w:szCs w:val="24"/>
-          <w:lang w:val="en-US"/>
-        </w:rPr>
-        <w:t>O</w:t>
-      </w:r>
-      <w:r>
-        <w:rPr>
-          <w:rFonts w:ascii="Times New Roman" w:hAnsi="Times New Roman" w:cs="Times New Roman"/>
-          <w:sz w:val="24"/>
-          <w:szCs w:val="24"/>
-        </w:rPr>
-        <w:t xml:space="preserve">(n). В лучшем возможном входе (например, все элементы равны или размещены так, что каждое max_heapify при извлечении стоит O(1)) вторая фаза может занять </w:t>
-      </w:r>
-      <w:r>
-        <w:rPr>
-          <w:rFonts w:ascii="Times New Roman" w:hAnsi="Times New Roman" w:cs="Times New Roman"/>
-          <w:sz w:val="24"/>
-          <w:szCs w:val="24"/>
-          <w:lang w:val="en-US"/>
-        </w:rPr>
-        <w:t>O</w:t>
-      </w:r>
-      <w:r>
-        <w:rPr>
-          <w:rFonts w:ascii="Times New Roman" w:hAnsi="Times New Roman" w:cs="Times New Roman"/>
-          <w:sz w:val="24"/>
-          <w:szCs w:val="24"/>
-        </w:rPr>
-        <w:t xml:space="preserve">(n). Таким образом для специально подобранных входов возможен сценарий </w:t>
-      </w:r>
-      <w:r>
-        <w:rPr>
-          <w:rFonts w:ascii="Times New Roman" w:hAnsi="Times New Roman" w:cs="Times New Roman"/>
-          <w:sz w:val="24"/>
-          <w:szCs w:val="24"/>
-          <w:lang w:val="en-US"/>
-        </w:rPr>
-        <w:t>O</w:t>
-      </w:r>
-      <w:r>
-        <w:rPr>
-          <w:rFonts w:ascii="Times New Roman" w:hAnsi="Times New Roman" w:cs="Times New Roman"/>
-          <w:sz w:val="24"/>
-          <w:szCs w:val="24"/>
-        </w:rPr>
-        <w:t>(n). Поэтому:</w:t>
-      </w:r>
-    </w:p>
-    <w:p>
-      <w:pPr>
-        <w:ind w:left="360"/>
-        <w:rPr>
-          <w:rFonts w:ascii="Times New Roman" w:hAnsi="Times New Roman" w:cs="Times New Roman"/>
-          <w:sz w:val="24"/>
-          <w:szCs w:val="24"/>
-        </w:rPr>
-      </w:pPr>
-    </w:p>
-    <w:p>
-      <w:pPr>
-        <w:ind w:left="360"/>
-        <w:rPr>
-          <w:rFonts w:ascii="Times New Roman" w:hAnsi="Times New Roman" w:cs="Times New Roman"/>
-          <w:sz w:val="24"/>
-          <w:szCs w:val="24"/>
-        </w:rPr>
-      </w:pPr>
-      <w:r>
-        <w:rPr>
-          <w:rFonts w:ascii="Times New Roman" w:hAnsi="Times New Roman" w:cs="Times New Roman"/>
-          <w:sz w:val="24"/>
-          <w:szCs w:val="24"/>
-        </w:rPr>
-        <w:t>Лучший случай</w:t>
-      </w:r>
-      <w:r>
-        <w:rPr>
-          <w:rFonts w:ascii="Times New Roman" w:hAnsi="Times New Roman" w:cs="Times New Roman"/>
-          <w:sz w:val="24"/>
-          <w:szCs w:val="24"/>
-        </w:rPr>
-        <w:t xml:space="preserve">: </w:t>
-      </w:r>
-      <w:r>
-        <w:rPr>
-          <w:rFonts w:ascii="Times New Roman" w:hAnsi="Times New Roman" w:cs="Times New Roman"/>
-          <w:sz w:val="24"/>
-          <w:szCs w:val="24"/>
-          <w:lang w:val="en-US"/>
-        </w:rPr>
-        <w:t>O</w:t>
-      </w:r>
-      <w:r>
-        <w:rPr>
-          <w:rFonts w:ascii="Times New Roman" w:hAnsi="Times New Roman" w:cs="Times New Roman"/>
-          <w:sz w:val="24"/>
-          <w:szCs w:val="24"/>
-        </w:rPr>
-        <w:t xml:space="preserve">(n) (реалистично: </w:t>
-      </w:r>
-      <w:r>
-        <w:rPr>
-          <w:rFonts w:ascii="Times New Roman" w:hAnsi="Times New Roman" w:cs="Times New Roman"/>
-          <w:sz w:val="24"/>
-          <w:szCs w:val="24"/>
-          <w:lang w:val="en-US"/>
-        </w:rPr>
-        <w:t>O</w:t>
-      </w:r>
-      <w:r>
-        <w:rPr>
-          <w:rFonts w:ascii="Times New Roman" w:hAnsi="Times New Roman" w:cs="Times New Roman"/>
-          <w:sz w:val="24"/>
-          <w:szCs w:val="24"/>
-        </w:rPr>
-        <w:t>(n) при очень благоприятном входе).</w:t>
-      </w:r>
-    </w:p>
-    <w:p>
-      <w:pPr>
-        <w:ind w:left="360"/>
-        <w:rPr>
-          <w:rFonts w:ascii="Times New Roman" w:hAnsi="Times New Roman" w:cs="Times New Roman"/>
-          <w:sz w:val="24"/>
-          <w:szCs w:val="24"/>
-        </w:rPr>
-      </w:pPr>
-      <w:r>
-        <w:rPr>
-          <w:rFonts w:ascii="Times New Roman" w:hAnsi="Times New Roman" w:cs="Times New Roman"/>
-          <w:sz w:val="24"/>
-          <w:szCs w:val="24"/>
-        </w:rPr>
-        <w:t>Худший случай</w:t>
-      </w:r>
-      <w:r>
-        <w:rPr>
-          <w:rFonts w:ascii="Times New Roman" w:hAnsi="Times New Roman" w:cs="Times New Roman"/>
-          <w:sz w:val="24"/>
-          <w:szCs w:val="24"/>
-        </w:rPr>
-        <w:t xml:space="preserve">: </w:t>
-      </w:r>
-      <w:r>
-        <w:rPr>
-          <w:rFonts w:ascii="Times New Roman" w:hAnsi="Times New Roman" w:cs="Times New Roman"/>
-          <w:sz w:val="24"/>
-          <w:szCs w:val="24"/>
-          <w:lang w:val="en-US"/>
-        </w:rPr>
-        <w:t>O</w:t>
-      </w:r>
-      <w:r>
-        <w:rPr>
-          <w:rFonts w:ascii="Times New Roman" w:hAnsi="Times New Roman" w:cs="Times New Roman"/>
-          <w:sz w:val="24"/>
-          <w:szCs w:val="24"/>
-        </w:rPr>
-        <w:t>(</w:t>
-      </w:r>
-      <w:r>
-        <w:rPr>
-          <w:rFonts w:ascii="Times New Roman" w:hAnsi="Times New Roman" w:cs="Times New Roman"/>
-          <w:sz w:val="24"/>
-          <w:szCs w:val="24"/>
-          <w:lang w:val="en-US"/>
-        </w:rPr>
-        <w:t>n</w:t>
-      </w:r>
-      <w:r>
-        <w:rPr>
-          <w:rFonts w:ascii="Times New Roman" w:hAnsi="Times New Roman" w:cs="Times New Roman"/>
-          <w:sz w:val="24"/>
-          <w:szCs w:val="24"/>
-        </w:rPr>
-        <w:t xml:space="preserve"> </w:t>
-      </w:r>
-      <w:r>
-        <w:rPr>
-          <w:rFonts w:ascii="Times New Roman" w:hAnsi="Times New Roman" w:cs="Times New Roman"/>
-          <w:sz w:val="24"/>
-          <w:szCs w:val="24"/>
-          <w:lang w:val="en-US"/>
-        </w:rPr>
-        <w:t>log</w:t>
-      </w:r>
-      <w:r>
-        <w:rPr>
-          <w:rFonts w:ascii="Times New Roman" w:hAnsi="Times New Roman" w:cs="Times New Roman"/>
-          <w:sz w:val="24"/>
-          <w:szCs w:val="24"/>
-        </w:rPr>
-        <w:t xml:space="preserve"> </w:t>
-      </w:r>
-      <w:r>
-        <w:rPr>
-          <w:rFonts w:ascii="Times New Roman" w:hAnsi="Times New Roman" w:cs="Times New Roman"/>
-          <w:sz w:val="24"/>
-          <w:szCs w:val="24"/>
-          <w:lang w:val="en-US"/>
-        </w:rPr>
-        <w:t>n</w:t>
-      </w:r>
-      <w:r>
-        <w:rPr>
-          <w:rFonts w:ascii="Times New Roman" w:hAnsi="Times New Roman" w:cs="Times New Roman"/>
-          <w:sz w:val="24"/>
-          <w:szCs w:val="24"/>
-        </w:rPr>
-        <w:t>).</w:t>
+        <w:spacing w:before="30" w:after="30" w:line="240" w:lineRule="auto"/>
+        <w:ind w:left="960"/>
+        <w:rPr>
+          <w:rFonts w:ascii="Times New Roman" w:eastAsia="Times New Roman" w:hAnsi="Times New Roman" w:cs="Times New Roman"/>
+          <w:sz w:val="24"/>
+          <w:szCs w:val="24"/>
+          <w:lang w:eastAsia="ru-RU"/>
+        </w:rPr>
+      </w:pPr>
+      <w:r>
+        <w:rPr>
+          <w:rFonts w:ascii="Times New Roman" w:eastAsia="Times New Roman" w:hAnsi="Times New Roman" w:cs="Times New Roman"/>
+          <w:sz w:val="24"/>
+          <w:szCs w:val="24"/>
+          <w:lang w:eastAsia="ru-RU"/>
+        </w:rPr>
+        <w:t>После сортировки добавленные элементы удаляются</w:t>
       </w:r>
     </w:p>
     <w:p>
@@ -3374,15 +2537,18 @@
       <w:pPr>
         <w:pStyle w:val="aa"/>
         <w:keepNext/>
-      </w:pPr>
-      <w:r>
-        <w:rPr>
-          <w:noProof/>
+        <w:rPr>
+          <w:rFonts w:ascii="Times New Roman" w:hAnsi="Times New Roman" w:cs="Times New Roman"/>
+        </w:rPr>
+      </w:pPr>
+      <w:r>
+        <w:rPr>
+          <w:rFonts w:ascii="Times New Roman" w:hAnsi="Times New Roman" w:cs="Times New Roman"/>
         </w:rPr>
         <w:drawing>
-          <wp:inline distT="0" distB="0" distL="0" distR="0" wp14:anchorId="271AAB6F" wp14:editId="4CFAA530">
-            <wp:extent cx="4784748" cy="2981325"/>
-            <wp:effectExtent l="0" t="0" r="3175" b="3175"/>
+          <wp:inline distT="0" distB="0" distL="0" distR="0" wp14:anchorId="2CECC030" wp14:editId="3C58DFBF">
+            <wp:extent cx="4876439" cy="1778558"/>
+            <wp:effectExtent l="0" t="0" r="635" b="0"/>
             <wp:docPr id="1" name="Рисунок 1"/>
             <wp:cNvGraphicFramePr>
               <a:graphicFrameLocks xmlns:a="http://schemas.openxmlformats.org/drawingml/2006/main" noChangeAspect="1"/>
@@ -3403,7 +2569,7 @@
                   <pic:spPr>
                     <a:xfrm>
                       <a:off x="0" y="0"/>
-                      <a:ext cx="4823759" cy="3005632"/>
+                      <a:ext cx="4897256" cy="1786150"/>
                     </a:xfrm>
                     <a:prstGeom prst="rect">
                       <a:avLst/>
@@ -3584,17 +2750,7 @@
           <w:szCs w:val="24"/>
           <w:shd w:val="clear" w:color="auto" w:fill="FFFFFF"/>
         </w:rPr>
-        <w:t xml:space="preserve"> консольное приложение для сортировки целых чисел реализацией пирамидальной сортировки</w:t>
-      </w:r>
-      <w:r>
-        <w:rPr>
-          <w:rFonts w:ascii="Times New Roman" w:hAnsi="Times New Roman" w:cs="Times New Roman"/>
-          <w:color w:val="34343C"/>
-          <w:sz w:val="24"/>
-          <w:szCs w:val="24"/>
-          <w:shd w:val="clear" w:color="auto" w:fill="FFFFFF"/>
-        </w:rPr>
-        <w:t>.</w:t>
+        <w:t xml:space="preserve"> консольное приложение для сортировки целых чисел реализацией пирамидальной сортировки.</w:t>
       </w:r>
     </w:p>
     <w:sectPr>
@@ -3610,6 +2766,304 @@
 <file path=word/numbering.xml><?xml version="1.0" encoding="utf-8"?>
 <w:numbering xmlns:wpc="http://schemas.microsoft.com/office/word/2010/wordprocessingCanvas" xmlns:cx="http://schemas.microsoft.com/office/drawing/2014/chartex" xmlns:cx1="http://schemas.microsoft.com/office/drawing/2015/9/8/chartex" xmlns:cx2="http://schemas.microsoft.com/office/drawing/2015/10/21/chartex" xmlns:cx3="http://schemas.microsoft.com/office/drawing/2016/5/9/chartex" xmlns:cx4="http://schemas.microsoft.com/office/drawing/2016/5/10/chartex" xmlns:cx5="http://schemas.microsoft.com/office/drawing/2016/5/11/chartex" xmlns:cx6="http://schemas.microsoft.com/office/drawing/2016/5/12/chartex" xmlns:cx7="http://schemas.microsoft.com/office/drawing/2016/5/13/chartex" xmlns:cx8="http://schemas.microsoft.com/office/drawing/2016/5/14/chartex" xmlns:mc="http://schemas.openxmlformats.org/markup-compatibility/2006" xmlns:aink="http://schemas.microsoft.com/office/drawing/2016/ink" xmlns:am3d="http://schemas.microsoft.com/office/drawing/2017/model3d" xmlns:o="urn:schemas-microsoft-com:office:office" xmlns:oel="http://schemas.microsoft.com/office/2019/extlst" xmlns:r="http://schemas.openxmlformats.org/officeDocument/2006/relationships" xmlns:m="http://schemas.openxmlformats.org/officeDocument/2006/math" xmlns:v="urn:schemas-microsoft-com:vml" xmlns:wp14="http://schemas.microsoft.com/office/word/2010/wordprocessingDrawing" xmlns:wp="http://schemas.openxmlformats.org/drawingml/2006/wordprocessingDrawing" xmlns:w10="urn:schemas-microsoft-com:office:word" xmlns:w="http://schemas.openxmlformats.org/wordprocessingml/2006/main" xmlns:w14="http://schemas.microsoft.com/office/word/2010/wordml" xmlns:w15="http://schemas.microsoft.com/office/word/2012/wordml" xmlns:w16cex="http://schemas.microsoft.com/office/word/2018/wordml/cex" xmlns:w16cid="http://schemas.microsoft.com/office/word/2016/wordml/cid" xmlns:w16="http://schemas.microsoft.com/office/word/2018/wordml" xmlns:w16sdtdh="http://schemas.microsoft.com/office/word/2020/wordml/sdtdatahash" xmlns:w16se="http://schemas.microsoft.com/office/word/2015/wordml/symex" xmlns:wpg="http://schemas.microsoft.com/office/word/2010/wordprocessingGroup" xmlns:wpi="http://schemas.microsoft.com/office/word/2010/wordprocessingInk" xmlns:wne="http://schemas.microsoft.com/office/word/2006/wordml" xmlns:wps="http://schemas.microsoft.com/office/word/2010/wordprocessingShape" mc:Ignorable="w14 w15 w16se w16cid w16 w16cex w16sdtdh wp14">
   <w:abstractNum w:abstractNumId="0" w15:restartNumberingAfterBreak="0">
+    <w:nsid w:val="0BD52357"/>
+    <w:multiLevelType w:val="multilevel"/>
+    <w:tmpl w:val="E5EA0770"/>
+    <w:lvl w:ilvl="0">
+      <w:start w:val="1"/>
+      <w:numFmt w:val="bullet"/>
+      <w:lvlText w:val=""/>
+      <w:lvlJc w:val="left"/>
+      <w:pPr>
+        <w:tabs>
+          <w:tab w:val="num" w:pos="720"/>
+        </w:tabs>
+        <w:ind w:left="720" w:hanging="360"/>
+      </w:pPr>
+      <w:rPr>
+        <w:rFonts w:ascii="Symbol" w:hAnsi="Symbol" w:hint="default"/>
+        <w:sz w:val="20"/>
+      </w:rPr>
+    </w:lvl>
+    <w:lvl w:ilvl="1" w:tentative="1">
+      <w:start w:val="1"/>
+      <w:numFmt w:val="bullet"/>
+      <w:lvlText w:val="o"/>
+      <w:lvlJc w:val="left"/>
+      <w:pPr>
+        <w:tabs>
+          <w:tab w:val="num" w:pos="1440"/>
+        </w:tabs>
+        <w:ind w:left="1440" w:hanging="360"/>
+      </w:pPr>
+      <w:rPr>
+        <w:rFonts w:ascii="Courier New" w:hAnsi="Courier New" w:hint="default"/>
+        <w:sz w:val="20"/>
+      </w:rPr>
+    </w:lvl>
+    <w:lvl w:ilvl="2" w:tentative="1">
+      <w:start w:val="1"/>
+      <w:numFmt w:val="bullet"/>
+      <w:lvlText w:val=""/>
+      <w:lvlJc w:val="left"/>
+      <w:pPr>
+        <w:tabs>
+          <w:tab w:val="num" w:pos="2160"/>
+        </w:tabs>
+        <w:ind w:left="2160" w:hanging="360"/>
+      </w:pPr>
+      <w:rPr>
+        <w:rFonts w:ascii="Wingdings" w:hAnsi="Wingdings" w:hint="default"/>
+        <w:sz w:val="20"/>
+      </w:rPr>
+    </w:lvl>
+    <w:lvl w:ilvl="3" w:tentative="1">
+      <w:start w:val="1"/>
+      <w:numFmt w:val="bullet"/>
+      <w:lvlText w:val=""/>
+      <w:lvlJc w:val="left"/>
+      <w:pPr>
+        <w:tabs>
+          <w:tab w:val="num" w:pos="2880"/>
+        </w:tabs>
+        <w:ind w:left="2880" w:hanging="360"/>
+      </w:pPr>
+      <w:rPr>
+        <w:rFonts w:ascii="Wingdings" w:hAnsi="Wingdings" w:hint="default"/>
+        <w:sz w:val="20"/>
+      </w:rPr>
+    </w:lvl>
+    <w:lvl w:ilvl="4" w:tentative="1">
+      <w:start w:val="1"/>
+      <w:numFmt w:val="bullet"/>
+      <w:lvlText w:val=""/>
+      <w:lvlJc w:val="left"/>
+      <w:pPr>
+        <w:tabs>
+          <w:tab w:val="num" w:pos="3600"/>
+        </w:tabs>
+        <w:ind w:left="3600" w:hanging="360"/>
+      </w:pPr>
+      <w:rPr>
+        <w:rFonts w:ascii="Wingdings" w:hAnsi="Wingdings" w:hint="default"/>
+        <w:sz w:val="20"/>
+      </w:rPr>
+    </w:lvl>
+    <w:lvl w:ilvl="5" w:tentative="1">
+      <w:start w:val="1"/>
+      <w:numFmt w:val="bullet"/>
+      <w:lvlText w:val=""/>
+      <w:lvlJc w:val="left"/>
+      <w:pPr>
+        <w:tabs>
+          <w:tab w:val="num" w:pos="4320"/>
+        </w:tabs>
+        <w:ind w:left="4320" w:hanging="360"/>
+      </w:pPr>
+      <w:rPr>
+        <w:rFonts w:ascii="Wingdings" w:hAnsi="Wingdings" w:hint="default"/>
+        <w:sz w:val="20"/>
+      </w:rPr>
+    </w:lvl>
+    <w:lvl w:ilvl="6" w:tentative="1">
+      <w:start w:val="1"/>
+      <w:numFmt w:val="bullet"/>
+      <w:lvlText w:val=""/>
+      <w:lvlJc w:val="left"/>
+      <w:pPr>
+        <w:tabs>
+          <w:tab w:val="num" w:pos="5040"/>
+        </w:tabs>
+        <w:ind w:left="5040" w:hanging="360"/>
+      </w:pPr>
+      <w:rPr>
+        <w:rFonts w:ascii="Wingdings" w:hAnsi="Wingdings" w:hint="default"/>
+        <w:sz w:val="20"/>
+      </w:rPr>
+    </w:lvl>
+    <w:lvl w:ilvl="7" w:tentative="1">
+      <w:start w:val="1"/>
+      <w:numFmt w:val="bullet"/>
+      <w:lvlText w:val=""/>
+      <w:lvlJc w:val="left"/>
+      <w:pPr>
+        <w:tabs>
+          <w:tab w:val="num" w:pos="5760"/>
+        </w:tabs>
+        <w:ind w:left="5760" w:hanging="360"/>
+      </w:pPr>
+      <w:rPr>
+        <w:rFonts w:ascii="Wingdings" w:hAnsi="Wingdings" w:hint="default"/>
+        <w:sz w:val="20"/>
+      </w:rPr>
+    </w:lvl>
+    <w:lvl w:ilvl="8" w:tentative="1">
+      <w:start w:val="1"/>
+      <w:numFmt w:val="bullet"/>
+      <w:lvlText w:val=""/>
+      <w:lvlJc w:val="left"/>
+      <w:pPr>
+        <w:tabs>
+          <w:tab w:val="num" w:pos="6480"/>
+        </w:tabs>
+        <w:ind w:left="6480" w:hanging="360"/>
+      </w:pPr>
+      <w:rPr>
+        <w:rFonts w:ascii="Wingdings" w:hAnsi="Wingdings" w:hint="default"/>
+        <w:sz w:val="20"/>
+      </w:rPr>
+    </w:lvl>
+  </w:abstractNum>
+  <w:abstractNum w:abstractNumId="1" w15:restartNumberingAfterBreak="0">
+    <w:nsid w:val="0C641A61"/>
+    <w:multiLevelType w:val="multilevel"/>
+    <w:tmpl w:val="6C149596"/>
+    <w:lvl w:ilvl="0">
+      <w:start w:val="1"/>
+      <w:numFmt w:val="bullet"/>
+      <w:lvlText w:val=""/>
+      <w:lvlJc w:val="left"/>
+      <w:pPr>
+        <w:tabs>
+          <w:tab w:val="num" w:pos="720"/>
+        </w:tabs>
+        <w:ind w:left="720" w:hanging="360"/>
+      </w:pPr>
+      <w:rPr>
+        <w:rFonts w:ascii="Symbol" w:hAnsi="Symbol" w:hint="default"/>
+        <w:sz w:val="20"/>
+      </w:rPr>
+    </w:lvl>
+    <w:lvl w:ilvl="1" w:tentative="1">
+      <w:start w:val="1"/>
+      <w:numFmt w:val="bullet"/>
+      <w:lvlText w:val="o"/>
+      <w:lvlJc w:val="left"/>
+      <w:pPr>
+        <w:tabs>
+          <w:tab w:val="num" w:pos="1440"/>
+        </w:tabs>
+        <w:ind w:left="1440" w:hanging="360"/>
+      </w:pPr>
+      <w:rPr>
+        <w:rFonts w:ascii="Courier New" w:hAnsi="Courier New" w:hint="default"/>
+        <w:sz w:val="20"/>
+      </w:rPr>
+    </w:lvl>
+    <w:lvl w:ilvl="2" w:tentative="1">
+      <w:start w:val="1"/>
+      <w:numFmt w:val="bullet"/>
+      <w:lvlText w:val=""/>
+      <w:lvlJc w:val="left"/>
+      <w:pPr>
+        <w:tabs>
+          <w:tab w:val="num" w:pos="2160"/>
+        </w:tabs>
+        <w:ind w:left="2160" w:hanging="360"/>
+      </w:pPr>
+      <w:rPr>
+        <w:rFonts w:ascii="Wingdings" w:hAnsi="Wingdings" w:hint="default"/>
+        <w:sz w:val="20"/>
+      </w:rPr>
+    </w:lvl>
+    <w:lvl w:ilvl="3" w:tentative="1">
+      <w:start w:val="1"/>
+      <w:numFmt w:val="bullet"/>
+      <w:lvlText w:val=""/>
+      <w:lvlJc w:val="left"/>
+      <w:pPr>
+        <w:tabs>
+          <w:tab w:val="num" w:pos="2880"/>
+        </w:tabs>
+        <w:ind w:left="2880" w:hanging="360"/>
+      </w:pPr>
+      <w:rPr>
+        <w:rFonts w:ascii="Wingdings" w:hAnsi="Wingdings" w:hint="default"/>
+        <w:sz w:val="20"/>
+      </w:rPr>
+    </w:lvl>
+    <w:lvl w:ilvl="4" w:tentative="1">
+      <w:start w:val="1"/>
+      <w:numFmt w:val="bullet"/>
+      <w:lvlText w:val=""/>
+      <w:lvlJc w:val="left"/>
+      <w:pPr>
+        <w:tabs>
+          <w:tab w:val="num" w:pos="3600"/>
+        </w:tabs>
+        <w:ind w:left="3600" w:hanging="360"/>
+      </w:pPr>
+      <w:rPr>
+        <w:rFonts w:ascii="Wingdings" w:hAnsi="Wingdings" w:hint="default"/>
+        <w:sz w:val="20"/>
+      </w:rPr>
+    </w:lvl>
+    <w:lvl w:ilvl="5" w:tentative="1">
+      <w:start w:val="1"/>
+      <w:numFmt w:val="bullet"/>
+      <w:lvlText w:val=""/>
+      <w:lvlJc w:val="left"/>
+      <w:pPr>
+        <w:tabs>
+          <w:tab w:val="num" w:pos="4320"/>
+        </w:tabs>
+        <w:ind w:left="4320" w:hanging="360"/>
+      </w:pPr>
+      <w:rPr>
+        <w:rFonts w:ascii="Wingdings" w:hAnsi="Wingdings" w:hint="default"/>
+        <w:sz w:val="20"/>
+      </w:rPr>
+    </w:lvl>
+    <w:lvl w:ilvl="6" w:tentative="1">
+      <w:start w:val="1"/>
+      <w:numFmt w:val="bullet"/>
+      <w:lvlText w:val=""/>
+      <w:lvlJc w:val="left"/>
+      <w:pPr>
+        <w:tabs>
+          <w:tab w:val="num" w:pos="5040"/>
+        </w:tabs>
+        <w:ind w:left="5040" w:hanging="360"/>
+      </w:pPr>
+      <w:rPr>
+        <w:rFonts w:ascii="Wingdings" w:hAnsi="Wingdings" w:hint="default"/>
+        <w:sz w:val="20"/>
+      </w:rPr>
+    </w:lvl>
+    <w:lvl w:ilvl="7" w:tentative="1">
+      <w:start w:val="1"/>
+      <w:numFmt w:val="bullet"/>
+      <w:lvlText w:val=""/>
+      <w:lvlJc w:val="left"/>
+      <w:pPr>
+        <w:tabs>
+          <w:tab w:val="num" w:pos="5760"/>
+        </w:tabs>
+        <w:ind w:left="5760" w:hanging="360"/>
+      </w:pPr>
+      <w:rPr>
+        <w:rFonts w:ascii="Wingdings" w:hAnsi="Wingdings" w:hint="default"/>
+        <w:sz w:val="20"/>
+      </w:rPr>
+    </w:lvl>
+    <w:lvl w:ilvl="8" w:tentative="1">
+      <w:start w:val="1"/>
+      <w:numFmt w:val="bullet"/>
+      <w:lvlText w:val=""/>
+      <w:lvlJc w:val="left"/>
+      <w:pPr>
+        <w:tabs>
+          <w:tab w:val="num" w:pos="6480"/>
+        </w:tabs>
+        <w:ind w:left="6480" w:hanging="360"/>
+      </w:pPr>
+      <w:rPr>
+        <w:rFonts w:ascii="Wingdings" w:hAnsi="Wingdings" w:hint="default"/>
+        <w:sz w:val="20"/>
+      </w:rPr>
+    </w:lvl>
+  </w:abstractNum>
+  <w:abstractNum w:abstractNumId="2" w15:restartNumberingAfterBreak="0">
     <w:nsid w:val="125D328C"/>
     <w:multiLevelType w:val="hybridMultilevel"/>
     <w:tmpl w:val="C0D06CE0"/>
@@ -3722,7 +3176,156 @@
       </w:rPr>
     </w:lvl>
   </w:abstractNum>
-  <w:abstractNum w:abstractNumId="1" w15:restartNumberingAfterBreak="0">
+  <w:abstractNum w:abstractNumId="3" w15:restartNumberingAfterBreak="0">
+    <w:nsid w:val="14F35FF6"/>
+    <w:multiLevelType w:val="multilevel"/>
+    <w:tmpl w:val="70DE6082"/>
+    <w:lvl w:ilvl="0">
+      <w:start w:val="1"/>
+      <w:numFmt w:val="bullet"/>
+      <w:lvlText w:val=""/>
+      <w:lvlJc w:val="left"/>
+      <w:pPr>
+        <w:tabs>
+          <w:tab w:val="num" w:pos="720"/>
+        </w:tabs>
+        <w:ind w:left="720" w:hanging="360"/>
+      </w:pPr>
+      <w:rPr>
+        <w:rFonts w:ascii="Symbol" w:hAnsi="Symbol" w:hint="default"/>
+        <w:sz w:val="20"/>
+      </w:rPr>
+    </w:lvl>
+    <w:lvl w:ilvl="1" w:tentative="1">
+      <w:start w:val="1"/>
+      <w:numFmt w:val="bullet"/>
+      <w:lvlText w:val="o"/>
+      <w:lvlJc w:val="left"/>
+      <w:pPr>
+        <w:tabs>
+          <w:tab w:val="num" w:pos="1440"/>
+        </w:tabs>
+        <w:ind w:left="1440" w:hanging="360"/>
+      </w:pPr>
+      <w:rPr>
+        <w:rFonts w:ascii="Courier New" w:hAnsi="Courier New" w:hint="default"/>
+        <w:sz w:val="20"/>
+      </w:rPr>
+    </w:lvl>
+    <w:lvl w:ilvl="2" w:tentative="1">
+      <w:start w:val="1"/>
+      <w:numFmt w:val="bullet"/>
+      <w:lvlText w:val=""/>
+      <w:lvlJc w:val="left"/>
+      <w:pPr>
+        <w:tabs>
+          <w:tab w:val="num" w:pos="2160"/>
+        </w:tabs>
+        <w:ind w:left="2160" w:hanging="360"/>
+      </w:pPr>
+      <w:rPr>
+        <w:rFonts w:ascii="Wingdings" w:hAnsi="Wingdings" w:hint="default"/>
+        <w:sz w:val="20"/>
+      </w:rPr>
+    </w:lvl>
+    <w:lvl w:ilvl="3" w:tentative="1">
+      <w:start w:val="1"/>
+      <w:numFmt w:val="bullet"/>
+      <w:lvlText w:val=""/>
+      <w:lvlJc w:val="left"/>
+      <w:pPr>
+        <w:tabs>
+          <w:tab w:val="num" w:pos="2880"/>
+        </w:tabs>
+        <w:ind w:left="2880" w:hanging="360"/>
+      </w:pPr>
+      <w:rPr>
+        <w:rFonts w:ascii="Wingdings" w:hAnsi="Wingdings" w:hint="default"/>
+        <w:sz w:val="20"/>
+      </w:rPr>
+    </w:lvl>
+    <w:lvl w:ilvl="4" w:tentative="1">
+      <w:start w:val="1"/>
+      <w:numFmt w:val="bullet"/>
+      <w:lvlText w:val=""/>
+      <w:lvlJc w:val="left"/>
+      <w:pPr>
+        <w:tabs>
+          <w:tab w:val="num" w:pos="3600"/>
+        </w:tabs>
+        <w:ind w:left="3600" w:hanging="360"/>
+      </w:pPr>
+      <w:rPr>
+        <w:rFonts w:ascii="Wingdings" w:hAnsi="Wingdings" w:hint="default"/>
+        <w:sz w:val="20"/>
+      </w:rPr>
+    </w:lvl>
+    <w:lvl w:ilvl="5" w:tentative="1">
+      <w:start w:val="1"/>
+      <w:numFmt w:val="bullet"/>
+      <w:lvlText w:val=""/>
+      <w:lvlJc w:val="left"/>
+      <w:pPr>
+        <w:tabs>
+          <w:tab w:val="num" w:pos="4320"/>
+        </w:tabs>
+        <w:ind w:left="4320" w:hanging="360"/>
+      </w:pPr>
+      <w:rPr>
+        <w:rFonts w:ascii="Wingdings" w:hAnsi="Wingdings" w:hint="default"/>
+        <w:sz w:val="20"/>
+      </w:rPr>
+    </w:lvl>
+    <w:lvl w:ilvl="6" w:tentative="1">
+      <w:start w:val="1"/>
+      <w:numFmt w:val="bullet"/>
+      <w:lvlText w:val=""/>
+      <w:lvlJc w:val="left"/>
+      <w:pPr>
+        <w:tabs>
+          <w:tab w:val="num" w:pos="5040"/>
+        </w:tabs>
+        <w:ind w:left="5040" w:hanging="360"/>
+      </w:pPr>
+      <w:rPr>
+        <w:rFonts w:ascii="Wingdings" w:hAnsi="Wingdings" w:hint="default"/>
+        <w:sz w:val="20"/>
+      </w:rPr>
+    </w:lvl>
+    <w:lvl w:ilvl="7" w:tentative="1">
+      <w:start w:val="1"/>
+      <w:numFmt w:val="bullet"/>
+      <w:lvlText w:val=""/>
+      <w:lvlJc w:val="left"/>
+      <w:pPr>
+        <w:tabs>
+          <w:tab w:val="num" w:pos="5760"/>
+        </w:tabs>
+        <w:ind w:left="5760" w:hanging="360"/>
+      </w:pPr>
+      <w:rPr>
+        <w:rFonts w:ascii="Wingdings" w:hAnsi="Wingdings" w:hint="default"/>
+        <w:sz w:val="20"/>
+      </w:rPr>
+    </w:lvl>
+    <w:lvl w:ilvl="8" w:tentative="1">
+      <w:start w:val="1"/>
+      <w:numFmt w:val="bullet"/>
+      <w:lvlText w:val=""/>
+      <w:lvlJc w:val="left"/>
+      <w:pPr>
+        <w:tabs>
+          <w:tab w:val="num" w:pos="6480"/>
+        </w:tabs>
+        <w:ind w:left="6480" w:hanging="360"/>
+      </w:pPr>
+      <w:rPr>
+        <w:rFonts w:ascii="Wingdings" w:hAnsi="Wingdings" w:hint="default"/>
+        <w:sz w:val="20"/>
+      </w:rPr>
+    </w:lvl>
+  </w:abstractNum>
+  <w:abstractNum w:abstractNumId="4" w15:restartNumberingAfterBreak="0">
     <w:nsid w:val="18164BB7"/>
     <w:multiLevelType w:val="hybridMultilevel"/>
     <w:tmpl w:val="BDC48DB0"/>
@@ -3835,7 +3438,156 @@
       </w:rPr>
     </w:lvl>
   </w:abstractNum>
-  <w:abstractNum w:abstractNumId="2" w15:restartNumberingAfterBreak="0">
+  <w:abstractNum w:abstractNumId="5" w15:restartNumberingAfterBreak="0">
+    <w:nsid w:val="1E085E38"/>
+    <w:multiLevelType w:val="multilevel"/>
+    <w:tmpl w:val="B6F8C228"/>
+    <w:lvl w:ilvl="0">
+      <w:start w:val="1"/>
+      <w:numFmt w:val="bullet"/>
+      <w:lvlText w:val=""/>
+      <w:lvlJc w:val="left"/>
+      <w:pPr>
+        <w:tabs>
+          <w:tab w:val="num" w:pos="720"/>
+        </w:tabs>
+        <w:ind w:left="720" w:hanging="360"/>
+      </w:pPr>
+      <w:rPr>
+        <w:rFonts w:ascii="Symbol" w:hAnsi="Symbol" w:hint="default"/>
+        <w:sz w:val="20"/>
+      </w:rPr>
+    </w:lvl>
+    <w:lvl w:ilvl="1" w:tentative="1">
+      <w:start w:val="1"/>
+      <w:numFmt w:val="bullet"/>
+      <w:lvlText w:val="o"/>
+      <w:lvlJc w:val="left"/>
+      <w:pPr>
+        <w:tabs>
+          <w:tab w:val="num" w:pos="1440"/>
+        </w:tabs>
+        <w:ind w:left="1440" w:hanging="360"/>
+      </w:pPr>
+      <w:rPr>
+        <w:rFonts w:ascii="Courier New" w:hAnsi="Courier New" w:hint="default"/>
+        <w:sz w:val="20"/>
+      </w:rPr>
+    </w:lvl>
+    <w:lvl w:ilvl="2" w:tentative="1">
+      <w:start w:val="1"/>
+      <w:numFmt w:val="bullet"/>
+      <w:lvlText w:val=""/>
+      <w:lvlJc w:val="left"/>
+      <w:pPr>
+        <w:tabs>
+          <w:tab w:val="num" w:pos="2160"/>
+        </w:tabs>
+        <w:ind w:left="2160" w:hanging="360"/>
+      </w:pPr>
+      <w:rPr>
+        <w:rFonts w:ascii="Wingdings" w:hAnsi="Wingdings" w:hint="default"/>
+        <w:sz w:val="20"/>
+      </w:rPr>
+    </w:lvl>
+    <w:lvl w:ilvl="3" w:tentative="1">
+      <w:start w:val="1"/>
+      <w:numFmt w:val="bullet"/>
+      <w:lvlText w:val=""/>
+      <w:lvlJc w:val="left"/>
+      <w:pPr>
+        <w:tabs>
+          <w:tab w:val="num" w:pos="2880"/>
+        </w:tabs>
+        <w:ind w:left="2880" w:hanging="360"/>
+      </w:pPr>
+      <w:rPr>
+        <w:rFonts w:ascii="Wingdings" w:hAnsi="Wingdings" w:hint="default"/>
+        <w:sz w:val="20"/>
+      </w:rPr>
+    </w:lvl>
+    <w:lvl w:ilvl="4" w:tentative="1">
+      <w:start w:val="1"/>
+      <w:numFmt w:val="bullet"/>
+      <w:lvlText w:val=""/>
+      <w:lvlJc w:val="left"/>
+      <w:pPr>
+        <w:tabs>
+          <w:tab w:val="num" w:pos="3600"/>
+        </w:tabs>
+        <w:ind w:left="3600" w:hanging="360"/>
+      </w:pPr>
+      <w:rPr>
+        <w:rFonts w:ascii="Wingdings" w:hAnsi="Wingdings" w:hint="default"/>
+        <w:sz w:val="20"/>
+      </w:rPr>
+    </w:lvl>
+    <w:lvl w:ilvl="5" w:tentative="1">
+      <w:start w:val="1"/>
+      <w:numFmt w:val="bullet"/>
+      <w:lvlText w:val=""/>
+      <w:lvlJc w:val="left"/>
+      <w:pPr>
+        <w:tabs>
+          <w:tab w:val="num" w:pos="4320"/>
+        </w:tabs>
+        <w:ind w:left="4320" w:hanging="360"/>
+      </w:pPr>
+      <w:rPr>
+        <w:rFonts w:ascii="Wingdings" w:hAnsi="Wingdings" w:hint="default"/>
+        <w:sz w:val="20"/>
+      </w:rPr>
+    </w:lvl>
+    <w:lvl w:ilvl="6" w:tentative="1">
+      <w:start w:val="1"/>
+      <w:numFmt w:val="bullet"/>
+      <w:lvlText w:val=""/>
+      <w:lvlJc w:val="left"/>
+      <w:pPr>
+        <w:tabs>
+          <w:tab w:val="num" w:pos="5040"/>
+        </w:tabs>
+        <w:ind w:left="5040" w:hanging="360"/>
+      </w:pPr>
+      <w:rPr>
+        <w:rFonts w:ascii="Wingdings" w:hAnsi="Wingdings" w:hint="default"/>
+        <w:sz w:val="20"/>
+      </w:rPr>
+    </w:lvl>
+    <w:lvl w:ilvl="7" w:tentative="1">
+      <w:start w:val="1"/>
+      <w:numFmt w:val="bullet"/>
+      <w:lvlText w:val=""/>
+      <w:lvlJc w:val="left"/>
+      <w:pPr>
+        <w:tabs>
+          <w:tab w:val="num" w:pos="5760"/>
+        </w:tabs>
+        <w:ind w:left="5760" w:hanging="360"/>
+      </w:pPr>
+      <w:rPr>
+        <w:rFonts w:ascii="Wingdings" w:hAnsi="Wingdings" w:hint="default"/>
+        <w:sz w:val="20"/>
+      </w:rPr>
+    </w:lvl>
+    <w:lvl w:ilvl="8" w:tentative="1">
+      <w:start w:val="1"/>
+      <w:numFmt w:val="bullet"/>
+      <w:lvlText w:val=""/>
+      <w:lvlJc w:val="left"/>
+      <w:pPr>
+        <w:tabs>
+          <w:tab w:val="num" w:pos="6480"/>
+        </w:tabs>
+        <w:ind w:left="6480" w:hanging="360"/>
+      </w:pPr>
+      <w:rPr>
+        <w:rFonts w:ascii="Wingdings" w:hAnsi="Wingdings" w:hint="default"/>
+        <w:sz w:val="20"/>
+      </w:rPr>
+    </w:lvl>
+  </w:abstractNum>
+  <w:abstractNum w:abstractNumId="6" w15:restartNumberingAfterBreak="0">
     <w:nsid w:val="270D64BB"/>
     <w:multiLevelType w:val="hybridMultilevel"/>
     <w:tmpl w:val="F71A68B0"/>
@@ -3924,7 +3676,454 @@
       </w:pPr>
     </w:lvl>
   </w:abstractNum>
-  <w:abstractNum w:abstractNumId="3" w15:restartNumberingAfterBreak="0">
+  <w:abstractNum w:abstractNumId="7" w15:restartNumberingAfterBreak="0">
+    <w:nsid w:val="30986BE3"/>
+    <w:multiLevelType w:val="multilevel"/>
+    <w:tmpl w:val="455AECBA"/>
+    <w:lvl w:ilvl="0">
+      <w:start w:val="1"/>
+      <w:numFmt w:val="bullet"/>
+      <w:lvlText w:val=""/>
+      <w:lvlJc w:val="left"/>
+      <w:pPr>
+        <w:tabs>
+          <w:tab w:val="num" w:pos="720"/>
+        </w:tabs>
+        <w:ind w:left="720" w:hanging="360"/>
+      </w:pPr>
+      <w:rPr>
+        <w:rFonts w:ascii="Symbol" w:hAnsi="Symbol" w:hint="default"/>
+        <w:sz w:val="20"/>
+      </w:rPr>
+    </w:lvl>
+    <w:lvl w:ilvl="1" w:tentative="1">
+      <w:start w:val="1"/>
+      <w:numFmt w:val="bullet"/>
+      <w:lvlText w:val="o"/>
+      <w:lvlJc w:val="left"/>
+      <w:pPr>
+        <w:tabs>
+          <w:tab w:val="num" w:pos="1440"/>
+        </w:tabs>
+        <w:ind w:left="1440" w:hanging="360"/>
+      </w:pPr>
+      <w:rPr>
+        <w:rFonts w:ascii="Courier New" w:hAnsi="Courier New" w:hint="default"/>
+        <w:sz w:val="20"/>
+      </w:rPr>
+    </w:lvl>
+    <w:lvl w:ilvl="2" w:tentative="1">
+      <w:start w:val="1"/>
+      <w:numFmt w:val="bullet"/>
+      <w:lvlText w:val=""/>
+      <w:lvlJc w:val="left"/>
+      <w:pPr>
+        <w:tabs>
+          <w:tab w:val="num" w:pos="2160"/>
+        </w:tabs>
+        <w:ind w:left="2160" w:hanging="360"/>
+      </w:pPr>
+      <w:rPr>
+        <w:rFonts w:ascii="Wingdings" w:hAnsi="Wingdings" w:hint="default"/>
+        <w:sz w:val="20"/>
+      </w:rPr>
+    </w:lvl>
+    <w:lvl w:ilvl="3" w:tentative="1">
+      <w:start w:val="1"/>
+      <w:numFmt w:val="bullet"/>
+      <w:lvlText w:val=""/>
+      <w:lvlJc w:val="left"/>
+      <w:pPr>
+        <w:tabs>
+          <w:tab w:val="num" w:pos="2880"/>
+        </w:tabs>
+        <w:ind w:left="2880" w:hanging="360"/>
+      </w:pPr>
+      <w:rPr>
+        <w:rFonts w:ascii="Wingdings" w:hAnsi="Wingdings" w:hint="default"/>
+        <w:sz w:val="20"/>
+      </w:rPr>
+    </w:lvl>
+    <w:lvl w:ilvl="4" w:tentative="1">
+      <w:start w:val="1"/>
+      <w:numFmt w:val="bullet"/>
+      <w:lvlText w:val=""/>
+      <w:lvlJc w:val="left"/>
+      <w:pPr>
+        <w:tabs>
+          <w:tab w:val="num" w:pos="3600"/>
+        </w:tabs>
+        <w:ind w:left="3600" w:hanging="360"/>
+      </w:pPr>
+      <w:rPr>
+        <w:rFonts w:ascii="Wingdings" w:hAnsi="Wingdings" w:hint="default"/>
+        <w:sz w:val="20"/>
+      </w:rPr>
+    </w:lvl>
+    <w:lvl w:ilvl="5" w:tentative="1">
+      <w:start w:val="1"/>
+      <w:numFmt w:val="bullet"/>
+      <w:lvlText w:val=""/>
+      <w:lvlJc w:val="left"/>
+      <w:pPr>
+        <w:tabs>
+          <w:tab w:val="num" w:pos="4320"/>
+        </w:tabs>
+        <w:ind w:left="4320" w:hanging="360"/>
+      </w:pPr>
+      <w:rPr>
+        <w:rFonts w:ascii="Wingdings" w:hAnsi="Wingdings" w:hint="default"/>
+        <w:sz w:val="20"/>
+      </w:rPr>
+    </w:lvl>
+    <w:lvl w:ilvl="6" w:tentative="1">
+      <w:start w:val="1"/>
+      <w:numFmt w:val="bullet"/>
+      <w:lvlText w:val=""/>
+      <w:lvlJc w:val="left"/>
+      <w:pPr>
+        <w:tabs>
+          <w:tab w:val="num" w:pos="5040"/>
+        </w:tabs>
+        <w:ind w:left="5040" w:hanging="360"/>
+      </w:pPr>
+      <w:rPr>
+        <w:rFonts w:ascii="Wingdings" w:hAnsi="Wingdings" w:hint="default"/>
+        <w:sz w:val="20"/>
+      </w:rPr>
+    </w:lvl>
+    <w:lvl w:ilvl="7" w:tentative="1">
+      <w:start w:val="1"/>
+      <w:numFmt w:val="bullet"/>
+      <w:lvlText w:val=""/>
+      <w:lvlJc w:val="left"/>
+      <w:pPr>
+        <w:tabs>
+          <w:tab w:val="num" w:pos="5760"/>
+        </w:tabs>
+        <w:ind w:left="5760" w:hanging="360"/>
+      </w:pPr>
+      <w:rPr>
+        <w:rFonts w:ascii="Wingdings" w:hAnsi="Wingdings" w:hint="default"/>
+        <w:sz w:val="20"/>
+      </w:rPr>
+    </w:lvl>
+    <w:lvl w:ilvl="8" w:tentative="1">
+      <w:start w:val="1"/>
+      <w:numFmt w:val="bullet"/>
+      <w:lvlText w:val=""/>
+      <w:lvlJc w:val="left"/>
+      <w:pPr>
+        <w:tabs>
+          <w:tab w:val="num" w:pos="6480"/>
+        </w:tabs>
+        <w:ind w:left="6480" w:hanging="360"/>
+      </w:pPr>
+      <w:rPr>
+        <w:rFonts w:ascii="Wingdings" w:hAnsi="Wingdings" w:hint="default"/>
+        <w:sz w:val="20"/>
+      </w:rPr>
+    </w:lvl>
+  </w:abstractNum>
+  <w:abstractNum w:abstractNumId="8" w15:restartNumberingAfterBreak="0">
+    <w:nsid w:val="372C4861"/>
+    <w:multiLevelType w:val="multilevel"/>
+    <w:tmpl w:val="C66CC408"/>
+    <w:lvl w:ilvl="0">
+      <w:start w:val="1"/>
+      <w:numFmt w:val="bullet"/>
+      <w:lvlText w:val=""/>
+      <w:lvlJc w:val="left"/>
+      <w:pPr>
+        <w:tabs>
+          <w:tab w:val="num" w:pos="720"/>
+        </w:tabs>
+        <w:ind w:left="720" w:hanging="360"/>
+      </w:pPr>
+      <w:rPr>
+        <w:rFonts w:ascii="Symbol" w:hAnsi="Symbol" w:hint="default"/>
+        <w:sz w:val="20"/>
+      </w:rPr>
+    </w:lvl>
+    <w:lvl w:ilvl="1" w:tentative="1">
+      <w:start w:val="1"/>
+      <w:numFmt w:val="bullet"/>
+      <w:lvlText w:val="o"/>
+      <w:lvlJc w:val="left"/>
+      <w:pPr>
+        <w:tabs>
+          <w:tab w:val="num" w:pos="1440"/>
+        </w:tabs>
+        <w:ind w:left="1440" w:hanging="360"/>
+      </w:pPr>
+      <w:rPr>
+        <w:rFonts w:ascii="Courier New" w:hAnsi="Courier New" w:hint="default"/>
+        <w:sz w:val="20"/>
+      </w:rPr>
+    </w:lvl>
+    <w:lvl w:ilvl="2" w:tentative="1">
+      <w:start w:val="1"/>
+      <w:numFmt w:val="bullet"/>
+      <w:lvlText w:val=""/>
+      <w:lvlJc w:val="left"/>
+      <w:pPr>
+        <w:tabs>
+          <w:tab w:val="num" w:pos="2160"/>
+        </w:tabs>
+        <w:ind w:left="2160" w:hanging="360"/>
+      </w:pPr>
+      <w:rPr>
+        <w:rFonts w:ascii="Wingdings" w:hAnsi="Wingdings" w:hint="default"/>
+        <w:sz w:val="20"/>
+      </w:rPr>
+    </w:lvl>
+    <w:lvl w:ilvl="3" w:tentative="1">
+      <w:start w:val="1"/>
+      <w:numFmt w:val="bullet"/>
+      <w:lvlText w:val=""/>
+      <w:lvlJc w:val="left"/>
+      <w:pPr>
+        <w:tabs>
+          <w:tab w:val="num" w:pos="2880"/>
+        </w:tabs>
+        <w:ind w:left="2880" w:hanging="360"/>
+      </w:pPr>
+      <w:rPr>
+        <w:rFonts w:ascii="Wingdings" w:hAnsi="Wingdings" w:hint="default"/>
+        <w:sz w:val="20"/>
+      </w:rPr>
+    </w:lvl>
+    <w:lvl w:ilvl="4" w:tentative="1">
+      <w:start w:val="1"/>
+      <w:numFmt w:val="bullet"/>
+      <w:lvlText w:val=""/>
+      <w:lvlJc w:val="left"/>
+      <w:pPr>
+        <w:tabs>
+          <w:tab w:val="num" w:pos="3600"/>
+        </w:tabs>
+        <w:ind w:left="3600" w:hanging="360"/>
+      </w:pPr>
+      <w:rPr>
+        <w:rFonts w:ascii="Wingdings" w:hAnsi="Wingdings" w:hint="default"/>
+        <w:sz w:val="20"/>
+      </w:rPr>
+    </w:lvl>
+    <w:lvl w:ilvl="5" w:tentative="1">
+      <w:start w:val="1"/>
+      <w:numFmt w:val="bullet"/>
+      <w:lvlText w:val=""/>
+      <w:lvlJc w:val="left"/>
+      <w:pPr>
+        <w:tabs>
+          <w:tab w:val="num" w:pos="4320"/>
+        </w:tabs>
+        <w:ind w:left="4320" w:hanging="360"/>
+      </w:pPr>
+      <w:rPr>
+        <w:rFonts w:ascii="Wingdings" w:hAnsi="Wingdings" w:hint="default"/>
+        <w:sz w:val="20"/>
+      </w:rPr>
+    </w:lvl>
+    <w:lvl w:ilvl="6" w:tentative="1">
+      <w:start w:val="1"/>
+      <w:numFmt w:val="bullet"/>
+      <w:lvlText w:val=""/>
+      <w:lvlJc w:val="left"/>
+      <w:pPr>
+        <w:tabs>
+          <w:tab w:val="num" w:pos="5040"/>
+        </w:tabs>
+        <w:ind w:left="5040" w:hanging="360"/>
+      </w:pPr>
+      <w:rPr>
+        <w:rFonts w:ascii="Wingdings" w:hAnsi="Wingdings" w:hint="default"/>
+        <w:sz w:val="20"/>
+      </w:rPr>
+    </w:lvl>
+    <w:lvl w:ilvl="7" w:tentative="1">
+      <w:start w:val="1"/>
+      <w:numFmt w:val="bullet"/>
+      <w:lvlText w:val=""/>
+      <w:lvlJc w:val="left"/>
+      <w:pPr>
+        <w:tabs>
+          <w:tab w:val="num" w:pos="5760"/>
+        </w:tabs>
+        <w:ind w:left="5760" w:hanging="360"/>
+      </w:pPr>
+      <w:rPr>
+        <w:rFonts w:ascii="Wingdings" w:hAnsi="Wingdings" w:hint="default"/>
+        <w:sz w:val="20"/>
+      </w:rPr>
+    </w:lvl>
+    <w:lvl w:ilvl="8" w:tentative="1">
+      <w:start w:val="1"/>
+      <w:numFmt w:val="bullet"/>
+      <w:lvlText w:val=""/>
+      <w:lvlJc w:val="left"/>
+      <w:pPr>
+        <w:tabs>
+          <w:tab w:val="num" w:pos="6480"/>
+        </w:tabs>
+        <w:ind w:left="6480" w:hanging="360"/>
+      </w:pPr>
+      <w:rPr>
+        <w:rFonts w:ascii="Wingdings" w:hAnsi="Wingdings" w:hint="default"/>
+        <w:sz w:val="20"/>
+      </w:rPr>
+    </w:lvl>
+  </w:abstractNum>
+  <w:abstractNum w:abstractNumId="9" w15:restartNumberingAfterBreak="0">
+    <w:nsid w:val="391A4E19"/>
+    <w:multiLevelType w:val="multilevel"/>
+    <w:tmpl w:val="95F2E4CA"/>
+    <w:lvl w:ilvl="0">
+      <w:start w:val="1"/>
+      <w:numFmt w:val="bullet"/>
+      <w:lvlText w:val=""/>
+      <w:lvlJc w:val="left"/>
+      <w:pPr>
+        <w:tabs>
+          <w:tab w:val="num" w:pos="720"/>
+        </w:tabs>
+        <w:ind w:left="720" w:hanging="360"/>
+      </w:pPr>
+      <w:rPr>
+        <w:rFonts w:ascii="Symbol" w:hAnsi="Symbol" w:hint="default"/>
+        <w:sz w:val="20"/>
+      </w:rPr>
+    </w:lvl>
+    <w:lvl w:ilvl="1" w:tentative="1">
+      <w:start w:val="1"/>
+      <w:numFmt w:val="bullet"/>
+      <w:lvlText w:val="o"/>
+      <w:lvlJc w:val="left"/>
+      <w:pPr>
+        <w:tabs>
+          <w:tab w:val="num" w:pos="1440"/>
+        </w:tabs>
+        <w:ind w:left="1440" w:hanging="360"/>
+      </w:pPr>
+      <w:rPr>
+        <w:rFonts w:ascii="Courier New" w:hAnsi="Courier New" w:hint="default"/>
+        <w:sz w:val="20"/>
+      </w:rPr>
+    </w:lvl>
+    <w:lvl w:ilvl="2" w:tentative="1">
+      <w:start w:val="1"/>
+      <w:numFmt w:val="bullet"/>
+      <w:lvlText w:val=""/>
+      <w:lvlJc w:val="left"/>
+      <w:pPr>
+        <w:tabs>
+          <w:tab w:val="num" w:pos="2160"/>
+        </w:tabs>
+        <w:ind w:left="2160" w:hanging="360"/>
+      </w:pPr>
+      <w:rPr>
+        <w:rFonts w:ascii="Wingdings" w:hAnsi="Wingdings" w:hint="default"/>
+        <w:sz w:val="20"/>
+      </w:rPr>
+    </w:lvl>
+    <w:lvl w:ilvl="3" w:tentative="1">
+      <w:start w:val="1"/>
+      <w:numFmt w:val="bullet"/>
+      <w:lvlText w:val=""/>
+      <w:lvlJc w:val="left"/>
+      <w:pPr>
+        <w:tabs>
+          <w:tab w:val="num" w:pos="2880"/>
+        </w:tabs>
+        <w:ind w:left="2880" w:hanging="360"/>
+      </w:pPr>
+      <w:rPr>
+        <w:rFonts w:ascii="Wingdings" w:hAnsi="Wingdings" w:hint="default"/>
+        <w:sz w:val="20"/>
+      </w:rPr>
+    </w:lvl>
+    <w:lvl w:ilvl="4" w:tentative="1">
+      <w:start w:val="1"/>
+      <w:numFmt w:val="bullet"/>
+      <w:lvlText w:val=""/>
+      <w:lvlJc w:val="left"/>
+      <w:pPr>
+        <w:tabs>
+          <w:tab w:val="num" w:pos="3600"/>
+        </w:tabs>
+        <w:ind w:left="3600" w:hanging="360"/>
+      </w:pPr>
+      <w:rPr>
+        <w:rFonts w:ascii="Wingdings" w:hAnsi="Wingdings" w:hint="default"/>
+        <w:sz w:val="20"/>
+      </w:rPr>
+    </w:lvl>
+    <w:lvl w:ilvl="5" w:tentative="1">
+      <w:start w:val="1"/>
+      <w:numFmt w:val="bullet"/>
+      <w:lvlText w:val=""/>
+      <w:lvlJc w:val="left"/>
+      <w:pPr>
+        <w:tabs>
+          <w:tab w:val="num" w:pos="4320"/>
+        </w:tabs>
+        <w:ind w:left="4320" w:hanging="360"/>
+      </w:pPr>
+      <w:rPr>
+        <w:rFonts w:ascii="Wingdings" w:hAnsi="Wingdings" w:hint="default"/>
+        <w:sz w:val="20"/>
+      </w:rPr>
+    </w:lvl>
+    <w:lvl w:ilvl="6" w:tentative="1">
+      <w:start w:val="1"/>
+      <w:numFmt w:val="bullet"/>
+      <w:lvlText w:val=""/>
+      <w:lvlJc w:val="left"/>
+      <w:pPr>
+        <w:tabs>
+          <w:tab w:val="num" w:pos="5040"/>
+        </w:tabs>
+        <w:ind w:left="5040" w:hanging="360"/>
+      </w:pPr>
+      <w:rPr>
+        <w:rFonts w:ascii="Wingdings" w:hAnsi="Wingdings" w:hint="default"/>
+        <w:sz w:val="20"/>
+      </w:rPr>
+    </w:lvl>
+    <w:lvl w:ilvl="7" w:tentative="1">
+      <w:start w:val="1"/>
+      <w:numFmt w:val="bullet"/>
+      <w:lvlText w:val=""/>
+      <w:lvlJc w:val="left"/>
+      <w:pPr>
+        <w:tabs>
+          <w:tab w:val="num" w:pos="5760"/>
+        </w:tabs>
+        <w:ind w:left="5760" w:hanging="360"/>
+      </w:pPr>
+      <w:rPr>
+        <w:rFonts w:ascii="Wingdings" w:hAnsi="Wingdings" w:hint="default"/>
+        <w:sz w:val="20"/>
+      </w:rPr>
+    </w:lvl>
+    <w:lvl w:ilvl="8" w:tentative="1">
+      <w:start w:val="1"/>
+      <w:numFmt w:val="bullet"/>
+      <w:lvlText w:val=""/>
+      <w:lvlJc w:val="left"/>
+      <w:pPr>
+        <w:tabs>
+          <w:tab w:val="num" w:pos="6480"/>
+        </w:tabs>
+        <w:ind w:left="6480" w:hanging="360"/>
+      </w:pPr>
+      <w:rPr>
+        <w:rFonts w:ascii="Wingdings" w:hAnsi="Wingdings" w:hint="default"/>
+        <w:sz w:val="20"/>
+      </w:rPr>
+    </w:lvl>
+  </w:abstractNum>
+  <w:abstractNum w:abstractNumId="10" w15:restartNumberingAfterBreak="0">
     <w:nsid w:val="394A7DFA"/>
     <w:multiLevelType w:val="hybridMultilevel"/>
     <w:tmpl w:val="5B58A010"/>
@@ -4015,7 +4214,305 @@
       </w:pPr>
     </w:lvl>
   </w:abstractNum>
-  <w:abstractNum w:abstractNumId="4" w15:restartNumberingAfterBreak="0">
+  <w:abstractNum w:abstractNumId="11" w15:restartNumberingAfterBreak="0">
+    <w:nsid w:val="409C56BC"/>
+    <w:multiLevelType w:val="multilevel"/>
+    <w:tmpl w:val="7CEE4F2C"/>
+    <w:lvl w:ilvl="0">
+      <w:start w:val="1"/>
+      <w:numFmt w:val="bullet"/>
+      <w:lvlText w:val=""/>
+      <w:lvlJc w:val="left"/>
+      <w:pPr>
+        <w:tabs>
+          <w:tab w:val="num" w:pos="720"/>
+        </w:tabs>
+        <w:ind w:left="720" w:hanging="360"/>
+      </w:pPr>
+      <w:rPr>
+        <w:rFonts w:ascii="Symbol" w:hAnsi="Symbol" w:hint="default"/>
+        <w:sz w:val="20"/>
+      </w:rPr>
+    </w:lvl>
+    <w:lvl w:ilvl="1" w:tentative="1">
+      <w:start w:val="1"/>
+      <w:numFmt w:val="bullet"/>
+      <w:lvlText w:val="o"/>
+      <w:lvlJc w:val="left"/>
+      <w:pPr>
+        <w:tabs>
+          <w:tab w:val="num" w:pos="1440"/>
+        </w:tabs>
+        <w:ind w:left="1440" w:hanging="360"/>
+      </w:pPr>
+      <w:rPr>
+        <w:rFonts w:ascii="Courier New" w:hAnsi="Courier New" w:hint="default"/>
+        <w:sz w:val="20"/>
+      </w:rPr>
+    </w:lvl>
+    <w:lvl w:ilvl="2" w:tentative="1">
+      <w:start w:val="1"/>
+      <w:numFmt w:val="bullet"/>
+      <w:lvlText w:val=""/>
+      <w:lvlJc w:val="left"/>
+      <w:pPr>
+        <w:tabs>
+          <w:tab w:val="num" w:pos="2160"/>
+        </w:tabs>
+        <w:ind w:left="2160" w:hanging="360"/>
+      </w:pPr>
+      <w:rPr>
+        <w:rFonts w:ascii="Wingdings" w:hAnsi="Wingdings" w:hint="default"/>
+        <w:sz w:val="20"/>
+      </w:rPr>
+    </w:lvl>
+    <w:lvl w:ilvl="3" w:tentative="1">
+      <w:start w:val="1"/>
+      <w:numFmt w:val="bullet"/>
+      <w:lvlText w:val=""/>
+      <w:lvlJc w:val="left"/>
+      <w:pPr>
+        <w:tabs>
+          <w:tab w:val="num" w:pos="2880"/>
+        </w:tabs>
+        <w:ind w:left="2880" w:hanging="360"/>
+      </w:pPr>
+      <w:rPr>
+        <w:rFonts w:ascii="Wingdings" w:hAnsi="Wingdings" w:hint="default"/>
+        <w:sz w:val="20"/>
+      </w:rPr>
+    </w:lvl>
+    <w:lvl w:ilvl="4" w:tentative="1">
+      <w:start w:val="1"/>
+      <w:numFmt w:val="bullet"/>
+      <w:lvlText w:val=""/>
+      <w:lvlJc w:val="left"/>
+      <w:pPr>
+        <w:tabs>
+          <w:tab w:val="num" w:pos="3600"/>
+        </w:tabs>
+        <w:ind w:left="3600" w:hanging="360"/>
+      </w:pPr>
+      <w:rPr>
+        <w:rFonts w:ascii="Wingdings" w:hAnsi="Wingdings" w:hint="default"/>
+        <w:sz w:val="20"/>
+      </w:rPr>
+    </w:lvl>
+    <w:lvl w:ilvl="5" w:tentative="1">
+      <w:start w:val="1"/>
+      <w:numFmt w:val="bullet"/>
+      <w:lvlText w:val=""/>
+      <w:lvlJc w:val="left"/>
+      <w:pPr>
+        <w:tabs>
+          <w:tab w:val="num" w:pos="4320"/>
+        </w:tabs>
+        <w:ind w:left="4320" w:hanging="360"/>
+      </w:pPr>
+      <w:rPr>
+        <w:rFonts w:ascii="Wingdings" w:hAnsi="Wingdings" w:hint="default"/>
+        <w:sz w:val="20"/>
+      </w:rPr>
+    </w:lvl>
+    <w:lvl w:ilvl="6" w:tentative="1">
+      <w:start w:val="1"/>
+      <w:numFmt w:val="bullet"/>
+      <w:lvlText w:val=""/>
+      <w:lvlJc w:val="left"/>
+      <w:pPr>
+        <w:tabs>
+          <w:tab w:val="num" w:pos="5040"/>
+        </w:tabs>
+        <w:ind w:left="5040" w:hanging="360"/>
+      </w:pPr>
+      <w:rPr>
+        <w:rFonts w:ascii="Wingdings" w:hAnsi="Wingdings" w:hint="default"/>
+        <w:sz w:val="20"/>
+      </w:rPr>
+    </w:lvl>
+    <w:lvl w:ilvl="7" w:tentative="1">
+      <w:start w:val="1"/>
+      <w:numFmt w:val="bullet"/>
+      <w:lvlText w:val=""/>
+      <w:lvlJc w:val="left"/>
+      <w:pPr>
+        <w:tabs>
+          <w:tab w:val="num" w:pos="5760"/>
+        </w:tabs>
+        <w:ind w:left="5760" w:hanging="360"/>
+      </w:pPr>
+      <w:rPr>
+        <w:rFonts w:ascii="Wingdings" w:hAnsi="Wingdings" w:hint="default"/>
+        <w:sz w:val="20"/>
+      </w:rPr>
+    </w:lvl>
+    <w:lvl w:ilvl="8" w:tentative="1">
+      <w:start w:val="1"/>
+      <w:numFmt w:val="bullet"/>
+      <w:lvlText w:val=""/>
+      <w:lvlJc w:val="left"/>
+      <w:pPr>
+        <w:tabs>
+          <w:tab w:val="num" w:pos="6480"/>
+        </w:tabs>
+        <w:ind w:left="6480" w:hanging="360"/>
+      </w:pPr>
+      <w:rPr>
+        <w:rFonts w:ascii="Wingdings" w:hAnsi="Wingdings" w:hint="default"/>
+        <w:sz w:val="20"/>
+      </w:rPr>
+    </w:lvl>
+  </w:abstractNum>
+  <w:abstractNum w:abstractNumId="12" w15:restartNumberingAfterBreak="0">
+    <w:nsid w:val="4A4342EF"/>
+    <w:multiLevelType w:val="multilevel"/>
+    <w:tmpl w:val="1AA0E4BA"/>
+    <w:lvl w:ilvl="0">
+      <w:start w:val="1"/>
+      <w:numFmt w:val="bullet"/>
+      <w:lvlText w:val=""/>
+      <w:lvlJc w:val="left"/>
+      <w:pPr>
+        <w:tabs>
+          <w:tab w:val="num" w:pos="720"/>
+        </w:tabs>
+        <w:ind w:left="720" w:hanging="360"/>
+      </w:pPr>
+      <w:rPr>
+        <w:rFonts w:ascii="Symbol" w:hAnsi="Symbol" w:hint="default"/>
+        <w:sz w:val="20"/>
+      </w:rPr>
+    </w:lvl>
+    <w:lvl w:ilvl="1" w:tentative="1">
+      <w:start w:val="1"/>
+      <w:numFmt w:val="bullet"/>
+      <w:lvlText w:val="o"/>
+      <w:lvlJc w:val="left"/>
+      <w:pPr>
+        <w:tabs>
+          <w:tab w:val="num" w:pos="1440"/>
+        </w:tabs>
+        <w:ind w:left="1440" w:hanging="360"/>
+      </w:pPr>
+      <w:rPr>
+        <w:rFonts w:ascii="Courier New" w:hAnsi="Courier New" w:hint="default"/>
+        <w:sz w:val="20"/>
+      </w:rPr>
+    </w:lvl>
+    <w:lvl w:ilvl="2" w:tentative="1">
+      <w:start w:val="1"/>
+      <w:numFmt w:val="bullet"/>
+      <w:lvlText w:val=""/>
+      <w:lvlJc w:val="left"/>
+      <w:pPr>
+        <w:tabs>
+          <w:tab w:val="num" w:pos="2160"/>
+        </w:tabs>
+        <w:ind w:left="2160" w:hanging="360"/>
+      </w:pPr>
+      <w:rPr>
+        <w:rFonts w:ascii="Wingdings" w:hAnsi="Wingdings" w:hint="default"/>
+        <w:sz w:val="20"/>
+      </w:rPr>
+    </w:lvl>
+    <w:lvl w:ilvl="3" w:tentative="1">
+      <w:start w:val="1"/>
+      <w:numFmt w:val="bullet"/>
+      <w:lvlText w:val=""/>
+      <w:lvlJc w:val="left"/>
+      <w:pPr>
+        <w:tabs>
+          <w:tab w:val="num" w:pos="2880"/>
+        </w:tabs>
+        <w:ind w:left="2880" w:hanging="360"/>
+      </w:pPr>
+      <w:rPr>
+        <w:rFonts w:ascii="Wingdings" w:hAnsi="Wingdings" w:hint="default"/>
+        <w:sz w:val="20"/>
+      </w:rPr>
+    </w:lvl>
+    <w:lvl w:ilvl="4" w:tentative="1">
+      <w:start w:val="1"/>
+      <w:numFmt w:val="bullet"/>
+      <w:lvlText w:val=""/>
+      <w:lvlJc w:val="left"/>
+      <w:pPr>
+        <w:tabs>
+          <w:tab w:val="num" w:pos="3600"/>
+        </w:tabs>
+        <w:ind w:left="3600" w:hanging="360"/>
+      </w:pPr>
+      <w:rPr>
+        <w:rFonts w:ascii="Wingdings" w:hAnsi="Wingdings" w:hint="default"/>
+        <w:sz w:val="20"/>
+      </w:rPr>
+    </w:lvl>
+    <w:lvl w:ilvl="5" w:tentative="1">
+      <w:start w:val="1"/>
+      <w:numFmt w:val="bullet"/>
+      <w:lvlText w:val=""/>
+      <w:lvlJc w:val="left"/>
+      <w:pPr>
+        <w:tabs>
+          <w:tab w:val="num" w:pos="4320"/>
+        </w:tabs>
+        <w:ind w:left="4320" w:hanging="360"/>
+      </w:pPr>
+      <w:rPr>
+        <w:rFonts w:ascii="Wingdings" w:hAnsi="Wingdings" w:hint="default"/>
+        <w:sz w:val="20"/>
+      </w:rPr>
+    </w:lvl>
+    <w:lvl w:ilvl="6" w:tentative="1">
+      <w:start w:val="1"/>
+      <w:numFmt w:val="bullet"/>
+      <w:lvlText w:val=""/>
+      <w:lvlJc w:val="left"/>
+      <w:pPr>
+        <w:tabs>
+          <w:tab w:val="num" w:pos="5040"/>
+        </w:tabs>
+        <w:ind w:left="5040" w:hanging="360"/>
+      </w:pPr>
+      <w:rPr>
+        <w:rFonts w:ascii="Wingdings" w:hAnsi="Wingdings" w:hint="default"/>
+        <w:sz w:val="20"/>
+      </w:rPr>
+    </w:lvl>
+    <w:lvl w:ilvl="7" w:tentative="1">
+      <w:start w:val="1"/>
+      <w:numFmt w:val="bullet"/>
+      <w:lvlText w:val=""/>
+      <w:lvlJc w:val="left"/>
+      <w:pPr>
+        <w:tabs>
+          <w:tab w:val="num" w:pos="5760"/>
+        </w:tabs>
+        <w:ind w:left="5760" w:hanging="360"/>
+      </w:pPr>
+      <w:rPr>
+        <w:rFonts w:ascii="Wingdings" w:hAnsi="Wingdings" w:hint="default"/>
+        <w:sz w:val="20"/>
+      </w:rPr>
+    </w:lvl>
+    <w:lvl w:ilvl="8" w:tentative="1">
+      <w:start w:val="1"/>
+      <w:numFmt w:val="bullet"/>
+      <w:lvlText w:val=""/>
+      <w:lvlJc w:val="left"/>
+      <w:pPr>
+        <w:tabs>
+          <w:tab w:val="num" w:pos="6480"/>
+        </w:tabs>
+        <w:ind w:left="6480" w:hanging="360"/>
+      </w:pPr>
+      <w:rPr>
+        <w:rFonts w:ascii="Wingdings" w:hAnsi="Wingdings" w:hint="default"/>
+        <w:sz w:val="20"/>
+      </w:rPr>
+    </w:lvl>
+  </w:abstractNum>
+  <w:abstractNum w:abstractNumId="13" w15:restartNumberingAfterBreak="0">
     <w:nsid w:val="4D032B24"/>
     <w:multiLevelType w:val="hybridMultilevel"/>
     <w:tmpl w:val="90D2535E"/>
@@ -4128,7 +4625,454 @@
       </w:rPr>
     </w:lvl>
   </w:abstractNum>
-  <w:abstractNum w:abstractNumId="5" w15:restartNumberingAfterBreak="0">
+  <w:abstractNum w:abstractNumId="14" w15:restartNumberingAfterBreak="0">
+    <w:nsid w:val="4F0115B3"/>
+    <w:multiLevelType w:val="multilevel"/>
+    <w:tmpl w:val="39586E0E"/>
+    <w:lvl w:ilvl="0">
+      <w:start w:val="1"/>
+      <w:numFmt w:val="bullet"/>
+      <w:lvlText w:val=""/>
+      <w:lvlJc w:val="left"/>
+      <w:pPr>
+        <w:tabs>
+          <w:tab w:val="num" w:pos="720"/>
+        </w:tabs>
+        <w:ind w:left="720" w:hanging="360"/>
+      </w:pPr>
+      <w:rPr>
+        <w:rFonts w:ascii="Symbol" w:hAnsi="Symbol" w:hint="default"/>
+        <w:sz w:val="20"/>
+      </w:rPr>
+    </w:lvl>
+    <w:lvl w:ilvl="1" w:tentative="1">
+      <w:start w:val="1"/>
+      <w:numFmt w:val="bullet"/>
+      <w:lvlText w:val="o"/>
+      <w:lvlJc w:val="left"/>
+      <w:pPr>
+        <w:tabs>
+          <w:tab w:val="num" w:pos="1440"/>
+        </w:tabs>
+        <w:ind w:left="1440" w:hanging="360"/>
+      </w:pPr>
+      <w:rPr>
+        <w:rFonts w:ascii="Courier New" w:hAnsi="Courier New" w:hint="default"/>
+        <w:sz w:val="20"/>
+      </w:rPr>
+    </w:lvl>
+    <w:lvl w:ilvl="2" w:tentative="1">
+      <w:start w:val="1"/>
+      <w:numFmt w:val="bullet"/>
+      <w:lvlText w:val=""/>
+      <w:lvlJc w:val="left"/>
+      <w:pPr>
+        <w:tabs>
+          <w:tab w:val="num" w:pos="2160"/>
+        </w:tabs>
+        <w:ind w:left="2160" w:hanging="360"/>
+      </w:pPr>
+      <w:rPr>
+        <w:rFonts w:ascii="Wingdings" w:hAnsi="Wingdings" w:hint="default"/>
+        <w:sz w:val="20"/>
+      </w:rPr>
+    </w:lvl>
+    <w:lvl w:ilvl="3" w:tentative="1">
+      <w:start w:val="1"/>
+      <w:numFmt w:val="bullet"/>
+      <w:lvlText w:val=""/>
+      <w:lvlJc w:val="left"/>
+      <w:pPr>
+        <w:tabs>
+          <w:tab w:val="num" w:pos="2880"/>
+        </w:tabs>
+        <w:ind w:left="2880" w:hanging="360"/>
+      </w:pPr>
+      <w:rPr>
+        <w:rFonts w:ascii="Wingdings" w:hAnsi="Wingdings" w:hint="default"/>
+        <w:sz w:val="20"/>
+      </w:rPr>
+    </w:lvl>
+    <w:lvl w:ilvl="4" w:tentative="1">
+      <w:start w:val="1"/>
+      <w:numFmt w:val="bullet"/>
+      <w:lvlText w:val=""/>
+      <w:lvlJc w:val="left"/>
+      <w:pPr>
+        <w:tabs>
+          <w:tab w:val="num" w:pos="3600"/>
+        </w:tabs>
+        <w:ind w:left="3600" w:hanging="360"/>
+      </w:pPr>
+      <w:rPr>
+        <w:rFonts w:ascii="Wingdings" w:hAnsi="Wingdings" w:hint="default"/>
+        <w:sz w:val="20"/>
+      </w:rPr>
+    </w:lvl>
+    <w:lvl w:ilvl="5" w:tentative="1">
+      <w:start w:val="1"/>
+      <w:numFmt w:val="bullet"/>
+      <w:lvlText w:val=""/>
+      <w:lvlJc w:val="left"/>
+      <w:pPr>
+        <w:tabs>
+          <w:tab w:val="num" w:pos="4320"/>
+        </w:tabs>
+        <w:ind w:left="4320" w:hanging="360"/>
+      </w:pPr>
+      <w:rPr>
+        <w:rFonts w:ascii="Wingdings" w:hAnsi="Wingdings" w:hint="default"/>
+        <w:sz w:val="20"/>
+      </w:rPr>
+    </w:lvl>
+    <w:lvl w:ilvl="6" w:tentative="1">
+      <w:start w:val="1"/>
+      <w:numFmt w:val="bullet"/>
+      <w:lvlText w:val=""/>
+      <w:lvlJc w:val="left"/>
+      <w:pPr>
+        <w:tabs>
+          <w:tab w:val="num" w:pos="5040"/>
+        </w:tabs>
+        <w:ind w:left="5040" w:hanging="360"/>
+      </w:pPr>
+      <w:rPr>
+        <w:rFonts w:ascii="Wingdings" w:hAnsi="Wingdings" w:hint="default"/>
+        <w:sz w:val="20"/>
+      </w:rPr>
+    </w:lvl>
+    <w:lvl w:ilvl="7" w:tentative="1">
+      <w:start w:val="1"/>
+      <w:numFmt w:val="bullet"/>
+      <w:lvlText w:val=""/>
+      <w:lvlJc w:val="left"/>
+      <w:pPr>
+        <w:tabs>
+          <w:tab w:val="num" w:pos="5760"/>
+        </w:tabs>
+        <w:ind w:left="5760" w:hanging="360"/>
+      </w:pPr>
+      <w:rPr>
+        <w:rFonts w:ascii="Wingdings" w:hAnsi="Wingdings" w:hint="default"/>
+        <w:sz w:val="20"/>
+      </w:rPr>
+    </w:lvl>
+    <w:lvl w:ilvl="8" w:tentative="1">
+      <w:start w:val="1"/>
+      <w:numFmt w:val="bullet"/>
+      <w:lvlText w:val=""/>
+      <w:lvlJc w:val="left"/>
+      <w:pPr>
+        <w:tabs>
+          <w:tab w:val="num" w:pos="6480"/>
+        </w:tabs>
+        <w:ind w:left="6480" w:hanging="360"/>
+      </w:pPr>
+      <w:rPr>
+        <w:rFonts w:ascii="Wingdings" w:hAnsi="Wingdings" w:hint="default"/>
+        <w:sz w:val="20"/>
+      </w:rPr>
+    </w:lvl>
+  </w:abstractNum>
+  <w:abstractNum w:abstractNumId="15" w15:restartNumberingAfterBreak="0">
+    <w:nsid w:val="53CE41A6"/>
+    <w:multiLevelType w:val="multilevel"/>
+    <w:tmpl w:val="5C4E9C0A"/>
+    <w:lvl w:ilvl="0">
+      <w:start w:val="1"/>
+      <w:numFmt w:val="bullet"/>
+      <w:lvlText w:val=""/>
+      <w:lvlJc w:val="left"/>
+      <w:pPr>
+        <w:tabs>
+          <w:tab w:val="num" w:pos="720"/>
+        </w:tabs>
+        <w:ind w:left="720" w:hanging="360"/>
+      </w:pPr>
+      <w:rPr>
+        <w:rFonts w:ascii="Symbol" w:hAnsi="Symbol" w:hint="default"/>
+        <w:sz w:val="20"/>
+      </w:rPr>
+    </w:lvl>
+    <w:lvl w:ilvl="1" w:tentative="1">
+      <w:start w:val="1"/>
+      <w:numFmt w:val="bullet"/>
+      <w:lvlText w:val="o"/>
+      <w:lvlJc w:val="left"/>
+      <w:pPr>
+        <w:tabs>
+          <w:tab w:val="num" w:pos="1440"/>
+        </w:tabs>
+        <w:ind w:left="1440" w:hanging="360"/>
+      </w:pPr>
+      <w:rPr>
+        <w:rFonts w:ascii="Courier New" w:hAnsi="Courier New" w:hint="default"/>
+        <w:sz w:val="20"/>
+      </w:rPr>
+    </w:lvl>
+    <w:lvl w:ilvl="2" w:tentative="1">
+      <w:start w:val="1"/>
+      <w:numFmt w:val="bullet"/>
+      <w:lvlText w:val=""/>
+      <w:lvlJc w:val="left"/>
+      <w:pPr>
+        <w:tabs>
+          <w:tab w:val="num" w:pos="2160"/>
+        </w:tabs>
+        <w:ind w:left="2160" w:hanging="360"/>
+      </w:pPr>
+      <w:rPr>
+        <w:rFonts w:ascii="Wingdings" w:hAnsi="Wingdings" w:hint="default"/>
+        <w:sz w:val="20"/>
+      </w:rPr>
+    </w:lvl>
+    <w:lvl w:ilvl="3" w:tentative="1">
+      <w:start w:val="1"/>
+      <w:numFmt w:val="bullet"/>
+      <w:lvlText w:val=""/>
+      <w:lvlJc w:val="left"/>
+      <w:pPr>
+        <w:tabs>
+          <w:tab w:val="num" w:pos="2880"/>
+        </w:tabs>
+        <w:ind w:left="2880" w:hanging="360"/>
+      </w:pPr>
+      <w:rPr>
+        <w:rFonts w:ascii="Wingdings" w:hAnsi="Wingdings" w:hint="default"/>
+        <w:sz w:val="20"/>
+      </w:rPr>
+    </w:lvl>
+    <w:lvl w:ilvl="4" w:tentative="1">
+      <w:start w:val="1"/>
+      <w:numFmt w:val="bullet"/>
+      <w:lvlText w:val=""/>
+      <w:lvlJc w:val="left"/>
+      <w:pPr>
+        <w:tabs>
+          <w:tab w:val="num" w:pos="3600"/>
+        </w:tabs>
+        <w:ind w:left="3600" w:hanging="360"/>
+      </w:pPr>
+      <w:rPr>
+        <w:rFonts w:ascii="Wingdings" w:hAnsi="Wingdings" w:hint="default"/>
+        <w:sz w:val="20"/>
+      </w:rPr>
+    </w:lvl>
+    <w:lvl w:ilvl="5" w:tentative="1">
+      <w:start w:val="1"/>
+      <w:numFmt w:val="bullet"/>
+      <w:lvlText w:val=""/>
+      <w:lvlJc w:val="left"/>
+      <w:pPr>
+        <w:tabs>
+          <w:tab w:val="num" w:pos="4320"/>
+        </w:tabs>
+        <w:ind w:left="4320" w:hanging="360"/>
+      </w:pPr>
+      <w:rPr>
+        <w:rFonts w:ascii="Wingdings" w:hAnsi="Wingdings" w:hint="default"/>
+        <w:sz w:val="20"/>
+      </w:rPr>
+    </w:lvl>
+    <w:lvl w:ilvl="6" w:tentative="1">
+      <w:start w:val="1"/>
+      <w:numFmt w:val="bullet"/>
+      <w:lvlText w:val=""/>
+      <w:lvlJc w:val="left"/>
+      <w:pPr>
+        <w:tabs>
+          <w:tab w:val="num" w:pos="5040"/>
+        </w:tabs>
+        <w:ind w:left="5040" w:hanging="360"/>
+      </w:pPr>
+      <w:rPr>
+        <w:rFonts w:ascii="Wingdings" w:hAnsi="Wingdings" w:hint="default"/>
+        <w:sz w:val="20"/>
+      </w:rPr>
+    </w:lvl>
+    <w:lvl w:ilvl="7" w:tentative="1">
+      <w:start w:val="1"/>
+      <w:numFmt w:val="bullet"/>
+      <w:lvlText w:val=""/>
+      <w:lvlJc w:val="left"/>
+      <w:pPr>
+        <w:tabs>
+          <w:tab w:val="num" w:pos="5760"/>
+        </w:tabs>
+        <w:ind w:left="5760" w:hanging="360"/>
+      </w:pPr>
+      <w:rPr>
+        <w:rFonts w:ascii="Wingdings" w:hAnsi="Wingdings" w:hint="default"/>
+        <w:sz w:val="20"/>
+      </w:rPr>
+    </w:lvl>
+    <w:lvl w:ilvl="8" w:tentative="1">
+      <w:start w:val="1"/>
+      <w:numFmt w:val="bullet"/>
+      <w:lvlText w:val=""/>
+      <w:lvlJc w:val="left"/>
+      <w:pPr>
+        <w:tabs>
+          <w:tab w:val="num" w:pos="6480"/>
+        </w:tabs>
+        <w:ind w:left="6480" w:hanging="360"/>
+      </w:pPr>
+      <w:rPr>
+        <w:rFonts w:ascii="Wingdings" w:hAnsi="Wingdings" w:hint="default"/>
+        <w:sz w:val="20"/>
+      </w:rPr>
+    </w:lvl>
+  </w:abstractNum>
+  <w:abstractNum w:abstractNumId="16" w15:restartNumberingAfterBreak="0">
+    <w:nsid w:val="5D0B46D6"/>
+    <w:multiLevelType w:val="multilevel"/>
+    <w:tmpl w:val="7BE46D4E"/>
+    <w:lvl w:ilvl="0">
+      <w:start w:val="1"/>
+      <w:numFmt w:val="bullet"/>
+      <w:lvlText w:val=""/>
+      <w:lvlJc w:val="left"/>
+      <w:pPr>
+        <w:tabs>
+          <w:tab w:val="num" w:pos="720"/>
+        </w:tabs>
+        <w:ind w:left="720" w:hanging="360"/>
+      </w:pPr>
+      <w:rPr>
+        <w:rFonts w:ascii="Symbol" w:hAnsi="Symbol" w:hint="default"/>
+        <w:sz w:val="20"/>
+      </w:rPr>
+    </w:lvl>
+    <w:lvl w:ilvl="1" w:tentative="1">
+      <w:start w:val="1"/>
+      <w:numFmt w:val="bullet"/>
+      <w:lvlText w:val="o"/>
+      <w:lvlJc w:val="left"/>
+      <w:pPr>
+        <w:tabs>
+          <w:tab w:val="num" w:pos="1440"/>
+        </w:tabs>
+        <w:ind w:left="1440" w:hanging="360"/>
+      </w:pPr>
+      <w:rPr>
+        <w:rFonts w:ascii="Courier New" w:hAnsi="Courier New" w:hint="default"/>
+        <w:sz w:val="20"/>
+      </w:rPr>
+    </w:lvl>
+    <w:lvl w:ilvl="2" w:tentative="1">
+      <w:start w:val="1"/>
+      <w:numFmt w:val="bullet"/>
+      <w:lvlText w:val=""/>
+      <w:lvlJc w:val="left"/>
+      <w:pPr>
+        <w:tabs>
+          <w:tab w:val="num" w:pos="2160"/>
+        </w:tabs>
+        <w:ind w:left="2160" w:hanging="360"/>
+      </w:pPr>
+      <w:rPr>
+        <w:rFonts w:ascii="Wingdings" w:hAnsi="Wingdings" w:hint="default"/>
+        <w:sz w:val="20"/>
+      </w:rPr>
+    </w:lvl>
+    <w:lvl w:ilvl="3" w:tentative="1">
+      <w:start w:val="1"/>
+      <w:numFmt w:val="bullet"/>
+      <w:lvlText w:val=""/>
+      <w:lvlJc w:val="left"/>
+      <w:pPr>
+        <w:tabs>
+          <w:tab w:val="num" w:pos="2880"/>
+        </w:tabs>
+        <w:ind w:left="2880" w:hanging="360"/>
+      </w:pPr>
+      <w:rPr>
+        <w:rFonts w:ascii="Wingdings" w:hAnsi="Wingdings" w:hint="default"/>
+        <w:sz w:val="20"/>
+      </w:rPr>
+    </w:lvl>
+    <w:lvl w:ilvl="4" w:tentative="1">
+      <w:start w:val="1"/>
+      <w:numFmt w:val="bullet"/>
+      <w:lvlText w:val=""/>
+      <w:lvlJc w:val="left"/>
+      <w:pPr>
+        <w:tabs>
+          <w:tab w:val="num" w:pos="3600"/>
+        </w:tabs>
+        <w:ind w:left="3600" w:hanging="360"/>
+      </w:pPr>
+      <w:rPr>
+        <w:rFonts w:ascii="Wingdings" w:hAnsi="Wingdings" w:hint="default"/>
+        <w:sz w:val="20"/>
+      </w:rPr>
+    </w:lvl>
+    <w:lvl w:ilvl="5" w:tentative="1">
+      <w:start w:val="1"/>
+      <w:numFmt w:val="bullet"/>
+      <w:lvlText w:val=""/>
+      <w:lvlJc w:val="left"/>
+      <w:pPr>
+        <w:tabs>
+          <w:tab w:val="num" w:pos="4320"/>
+        </w:tabs>
+        <w:ind w:left="4320" w:hanging="360"/>
+      </w:pPr>
+      <w:rPr>
+        <w:rFonts w:ascii="Wingdings" w:hAnsi="Wingdings" w:hint="default"/>
+        <w:sz w:val="20"/>
+      </w:rPr>
+    </w:lvl>
+    <w:lvl w:ilvl="6" w:tentative="1">
+      <w:start w:val="1"/>
+      <w:numFmt w:val="bullet"/>
+      <w:lvlText w:val=""/>
+      <w:lvlJc w:val="left"/>
+      <w:pPr>
+        <w:tabs>
+          <w:tab w:val="num" w:pos="5040"/>
+        </w:tabs>
+        <w:ind w:left="5040" w:hanging="360"/>
+      </w:pPr>
+      <w:rPr>
+        <w:rFonts w:ascii="Wingdings" w:hAnsi="Wingdings" w:hint="default"/>
+        <w:sz w:val="20"/>
+      </w:rPr>
+    </w:lvl>
+    <w:lvl w:ilvl="7" w:tentative="1">
+      <w:start w:val="1"/>
+      <w:numFmt w:val="bullet"/>
+      <w:lvlText w:val=""/>
+      <w:lvlJc w:val="left"/>
+      <w:pPr>
+        <w:tabs>
+          <w:tab w:val="num" w:pos="5760"/>
+        </w:tabs>
+        <w:ind w:left="5760" w:hanging="360"/>
+      </w:pPr>
+      <w:rPr>
+        <w:rFonts w:ascii="Wingdings" w:hAnsi="Wingdings" w:hint="default"/>
+        <w:sz w:val="20"/>
+      </w:rPr>
+    </w:lvl>
+    <w:lvl w:ilvl="8" w:tentative="1">
+      <w:start w:val="1"/>
+      <w:numFmt w:val="bullet"/>
+      <w:lvlText w:val=""/>
+      <w:lvlJc w:val="left"/>
+      <w:pPr>
+        <w:tabs>
+          <w:tab w:val="num" w:pos="6480"/>
+        </w:tabs>
+        <w:ind w:left="6480" w:hanging="360"/>
+      </w:pPr>
+      <w:rPr>
+        <w:rFonts w:ascii="Wingdings" w:hAnsi="Wingdings" w:hint="default"/>
+        <w:sz w:val="20"/>
+      </w:rPr>
+    </w:lvl>
+  </w:abstractNum>
+  <w:abstractNum w:abstractNumId="17" w15:restartNumberingAfterBreak="0">
     <w:nsid w:val="693B5666"/>
     <w:multiLevelType w:val="hybridMultilevel"/>
     <w:tmpl w:val="8E0E1A96"/>
@@ -4241,23 +5185,1057 @@
       </w:rPr>
     </w:lvl>
   </w:abstractNum>
+  <w:abstractNum w:abstractNumId="18" w15:restartNumberingAfterBreak="0">
+    <w:nsid w:val="6D1C2022"/>
+    <w:multiLevelType w:val="multilevel"/>
+    <w:tmpl w:val="EDD0F81A"/>
+    <w:lvl w:ilvl="0">
+      <w:start w:val="1"/>
+      <w:numFmt w:val="decimal"/>
+      <w:lvlText w:val="%1."/>
+      <w:lvlJc w:val="left"/>
+      <w:pPr>
+        <w:tabs>
+          <w:tab w:val="num" w:pos="720"/>
+        </w:tabs>
+        <w:ind w:left="720" w:hanging="360"/>
+      </w:pPr>
+    </w:lvl>
+    <w:lvl w:ilvl="1" w:tentative="1">
+      <w:start w:val="1"/>
+      <w:numFmt w:val="decimal"/>
+      <w:lvlText w:val="%2."/>
+      <w:lvlJc w:val="left"/>
+      <w:pPr>
+        <w:tabs>
+          <w:tab w:val="num" w:pos="1440"/>
+        </w:tabs>
+        <w:ind w:left="1440" w:hanging="360"/>
+      </w:pPr>
+    </w:lvl>
+    <w:lvl w:ilvl="2" w:tentative="1">
+      <w:start w:val="1"/>
+      <w:numFmt w:val="decimal"/>
+      <w:lvlText w:val="%3."/>
+      <w:lvlJc w:val="left"/>
+      <w:pPr>
+        <w:tabs>
+          <w:tab w:val="num" w:pos="2160"/>
+        </w:tabs>
+        <w:ind w:left="2160" w:hanging="360"/>
+      </w:pPr>
+    </w:lvl>
+    <w:lvl w:ilvl="3" w:tentative="1">
+      <w:start w:val="1"/>
+      <w:numFmt w:val="decimal"/>
+      <w:lvlText w:val="%4."/>
+      <w:lvlJc w:val="left"/>
+      <w:pPr>
+        <w:tabs>
+          <w:tab w:val="num" w:pos="2880"/>
+        </w:tabs>
+        <w:ind w:left="2880" w:hanging="360"/>
+      </w:pPr>
+    </w:lvl>
+    <w:lvl w:ilvl="4" w:tentative="1">
+      <w:start w:val="1"/>
+      <w:numFmt w:val="decimal"/>
+      <w:lvlText w:val="%5."/>
+      <w:lvlJc w:val="left"/>
+      <w:pPr>
+        <w:tabs>
+          <w:tab w:val="num" w:pos="3600"/>
+        </w:tabs>
+        <w:ind w:left="3600" w:hanging="360"/>
+      </w:pPr>
+    </w:lvl>
+    <w:lvl w:ilvl="5" w:tentative="1">
+      <w:start w:val="1"/>
+      <w:numFmt w:val="decimal"/>
+      <w:lvlText w:val="%6."/>
+      <w:lvlJc w:val="left"/>
+      <w:pPr>
+        <w:tabs>
+          <w:tab w:val="num" w:pos="4320"/>
+        </w:tabs>
+        <w:ind w:left="4320" w:hanging="360"/>
+      </w:pPr>
+    </w:lvl>
+    <w:lvl w:ilvl="6" w:tentative="1">
+      <w:start w:val="1"/>
+      <w:numFmt w:val="decimal"/>
+      <w:lvlText w:val="%7."/>
+      <w:lvlJc w:val="left"/>
+      <w:pPr>
+        <w:tabs>
+          <w:tab w:val="num" w:pos="5040"/>
+        </w:tabs>
+        <w:ind w:left="5040" w:hanging="360"/>
+      </w:pPr>
+    </w:lvl>
+    <w:lvl w:ilvl="7" w:tentative="1">
+      <w:start w:val="1"/>
+      <w:numFmt w:val="decimal"/>
+      <w:lvlText w:val="%8."/>
+      <w:lvlJc w:val="left"/>
+      <w:pPr>
+        <w:tabs>
+          <w:tab w:val="num" w:pos="5760"/>
+        </w:tabs>
+        <w:ind w:left="5760" w:hanging="360"/>
+      </w:pPr>
+    </w:lvl>
+    <w:lvl w:ilvl="8" w:tentative="1">
+      <w:start w:val="1"/>
+      <w:numFmt w:val="decimal"/>
+      <w:lvlText w:val="%9."/>
+      <w:lvlJc w:val="left"/>
+      <w:pPr>
+        <w:tabs>
+          <w:tab w:val="num" w:pos="6480"/>
+        </w:tabs>
+        <w:ind w:left="6480" w:hanging="360"/>
+      </w:pPr>
+    </w:lvl>
+  </w:abstractNum>
+  <w:abstractNum w:abstractNumId="19" w15:restartNumberingAfterBreak="0">
+    <w:nsid w:val="712F5A08"/>
+    <w:multiLevelType w:val="multilevel"/>
+    <w:tmpl w:val="72E416BA"/>
+    <w:lvl w:ilvl="0">
+      <w:start w:val="1"/>
+      <w:numFmt w:val="decimal"/>
+      <w:lvlText w:val="%1."/>
+      <w:lvlJc w:val="left"/>
+      <w:pPr>
+        <w:tabs>
+          <w:tab w:val="num" w:pos="720"/>
+        </w:tabs>
+        <w:ind w:left="720" w:hanging="360"/>
+      </w:pPr>
+    </w:lvl>
+    <w:lvl w:ilvl="1" w:tentative="1">
+      <w:start w:val="1"/>
+      <w:numFmt w:val="decimal"/>
+      <w:lvlText w:val="%2."/>
+      <w:lvlJc w:val="left"/>
+      <w:pPr>
+        <w:tabs>
+          <w:tab w:val="num" w:pos="1440"/>
+        </w:tabs>
+        <w:ind w:left="1440" w:hanging="360"/>
+      </w:pPr>
+    </w:lvl>
+    <w:lvl w:ilvl="2" w:tentative="1">
+      <w:start w:val="1"/>
+      <w:numFmt w:val="decimal"/>
+      <w:lvlText w:val="%3."/>
+      <w:lvlJc w:val="left"/>
+      <w:pPr>
+        <w:tabs>
+          <w:tab w:val="num" w:pos="2160"/>
+        </w:tabs>
+        <w:ind w:left="2160" w:hanging="360"/>
+      </w:pPr>
+    </w:lvl>
+    <w:lvl w:ilvl="3" w:tentative="1">
+      <w:start w:val="1"/>
+      <w:numFmt w:val="decimal"/>
+      <w:lvlText w:val="%4."/>
+      <w:lvlJc w:val="left"/>
+      <w:pPr>
+        <w:tabs>
+          <w:tab w:val="num" w:pos="2880"/>
+        </w:tabs>
+        <w:ind w:left="2880" w:hanging="360"/>
+      </w:pPr>
+    </w:lvl>
+    <w:lvl w:ilvl="4" w:tentative="1">
+      <w:start w:val="1"/>
+      <w:numFmt w:val="decimal"/>
+      <w:lvlText w:val="%5."/>
+      <w:lvlJc w:val="left"/>
+      <w:pPr>
+        <w:tabs>
+          <w:tab w:val="num" w:pos="3600"/>
+        </w:tabs>
+        <w:ind w:left="3600" w:hanging="360"/>
+      </w:pPr>
+    </w:lvl>
+    <w:lvl w:ilvl="5" w:tentative="1">
+      <w:start w:val="1"/>
+      <w:numFmt w:val="decimal"/>
+      <w:lvlText w:val="%6."/>
+      <w:lvlJc w:val="left"/>
+      <w:pPr>
+        <w:tabs>
+          <w:tab w:val="num" w:pos="4320"/>
+        </w:tabs>
+        <w:ind w:left="4320" w:hanging="360"/>
+      </w:pPr>
+    </w:lvl>
+    <w:lvl w:ilvl="6" w:tentative="1">
+      <w:start w:val="1"/>
+      <w:numFmt w:val="decimal"/>
+      <w:lvlText w:val="%7."/>
+      <w:lvlJc w:val="left"/>
+      <w:pPr>
+        <w:tabs>
+          <w:tab w:val="num" w:pos="5040"/>
+        </w:tabs>
+        <w:ind w:left="5040" w:hanging="360"/>
+      </w:pPr>
+    </w:lvl>
+    <w:lvl w:ilvl="7" w:tentative="1">
+      <w:start w:val="1"/>
+      <w:numFmt w:val="decimal"/>
+      <w:lvlText w:val="%8."/>
+      <w:lvlJc w:val="left"/>
+      <w:pPr>
+        <w:tabs>
+          <w:tab w:val="num" w:pos="5760"/>
+        </w:tabs>
+        <w:ind w:left="5760" w:hanging="360"/>
+      </w:pPr>
+    </w:lvl>
+    <w:lvl w:ilvl="8" w:tentative="1">
+      <w:start w:val="1"/>
+      <w:numFmt w:val="decimal"/>
+      <w:lvlText w:val="%9."/>
+      <w:lvlJc w:val="left"/>
+      <w:pPr>
+        <w:tabs>
+          <w:tab w:val="num" w:pos="6480"/>
+        </w:tabs>
+        <w:ind w:left="6480" w:hanging="360"/>
+      </w:pPr>
+    </w:lvl>
+  </w:abstractNum>
+  <w:abstractNum w:abstractNumId="20" w15:restartNumberingAfterBreak="0">
+    <w:nsid w:val="731D69CC"/>
+    <w:multiLevelType w:val="multilevel"/>
+    <w:tmpl w:val="25AA5676"/>
+    <w:lvl w:ilvl="0">
+      <w:start w:val="1"/>
+      <w:numFmt w:val="bullet"/>
+      <w:lvlText w:val=""/>
+      <w:lvlJc w:val="left"/>
+      <w:pPr>
+        <w:tabs>
+          <w:tab w:val="num" w:pos="720"/>
+        </w:tabs>
+        <w:ind w:left="720" w:hanging="360"/>
+      </w:pPr>
+      <w:rPr>
+        <w:rFonts w:ascii="Symbol" w:hAnsi="Symbol" w:hint="default"/>
+        <w:sz w:val="20"/>
+      </w:rPr>
+    </w:lvl>
+    <w:lvl w:ilvl="1" w:tentative="1">
+      <w:start w:val="1"/>
+      <w:numFmt w:val="bullet"/>
+      <w:lvlText w:val="o"/>
+      <w:lvlJc w:val="left"/>
+      <w:pPr>
+        <w:tabs>
+          <w:tab w:val="num" w:pos="1440"/>
+        </w:tabs>
+        <w:ind w:left="1440" w:hanging="360"/>
+      </w:pPr>
+      <w:rPr>
+        <w:rFonts w:ascii="Courier New" w:hAnsi="Courier New" w:hint="default"/>
+        <w:sz w:val="20"/>
+      </w:rPr>
+    </w:lvl>
+    <w:lvl w:ilvl="2" w:tentative="1">
+      <w:start w:val="1"/>
+      <w:numFmt w:val="bullet"/>
+      <w:lvlText w:val=""/>
+      <w:lvlJc w:val="left"/>
+      <w:pPr>
+        <w:tabs>
+          <w:tab w:val="num" w:pos="2160"/>
+        </w:tabs>
+        <w:ind w:left="2160" w:hanging="360"/>
+      </w:pPr>
+      <w:rPr>
+        <w:rFonts w:ascii="Wingdings" w:hAnsi="Wingdings" w:hint="default"/>
+        <w:sz w:val="20"/>
+      </w:rPr>
+    </w:lvl>
+    <w:lvl w:ilvl="3" w:tentative="1">
+      <w:start w:val="1"/>
+      <w:numFmt w:val="bullet"/>
+      <w:lvlText w:val=""/>
+      <w:lvlJc w:val="left"/>
+      <w:pPr>
+        <w:tabs>
+          <w:tab w:val="num" w:pos="2880"/>
+        </w:tabs>
+        <w:ind w:left="2880" w:hanging="360"/>
+      </w:pPr>
+      <w:rPr>
+        <w:rFonts w:ascii="Wingdings" w:hAnsi="Wingdings" w:hint="default"/>
+        <w:sz w:val="20"/>
+      </w:rPr>
+    </w:lvl>
+    <w:lvl w:ilvl="4" w:tentative="1">
+      <w:start w:val="1"/>
+      <w:numFmt w:val="bullet"/>
+      <w:lvlText w:val=""/>
+      <w:lvlJc w:val="left"/>
+      <w:pPr>
+        <w:tabs>
+          <w:tab w:val="num" w:pos="3600"/>
+        </w:tabs>
+        <w:ind w:left="3600" w:hanging="360"/>
+      </w:pPr>
+      <w:rPr>
+        <w:rFonts w:ascii="Wingdings" w:hAnsi="Wingdings" w:hint="default"/>
+        <w:sz w:val="20"/>
+      </w:rPr>
+    </w:lvl>
+    <w:lvl w:ilvl="5" w:tentative="1">
+      <w:start w:val="1"/>
+      <w:numFmt w:val="bullet"/>
+      <w:lvlText w:val=""/>
+      <w:lvlJc w:val="left"/>
+      <w:pPr>
+        <w:tabs>
+          <w:tab w:val="num" w:pos="4320"/>
+        </w:tabs>
+        <w:ind w:left="4320" w:hanging="360"/>
+      </w:pPr>
+      <w:rPr>
+        <w:rFonts w:ascii="Wingdings" w:hAnsi="Wingdings" w:hint="default"/>
+        <w:sz w:val="20"/>
+      </w:rPr>
+    </w:lvl>
+    <w:lvl w:ilvl="6" w:tentative="1">
+      <w:start w:val="1"/>
+      <w:numFmt w:val="bullet"/>
+      <w:lvlText w:val=""/>
+      <w:lvlJc w:val="left"/>
+      <w:pPr>
+        <w:tabs>
+          <w:tab w:val="num" w:pos="5040"/>
+        </w:tabs>
+        <w:ind w:left="5040" w:hanging="360"/>
+      </w:pPr>
+      <w:rPr>
+        <w:rFonts w:ascii="Wingdings" w:hAnsi="Wingdings" w:hint="default"/>
+        <w:sz w:val="20"/>
+      </w:rPr>
+    </w:lvl>
+    <w:lvl w:ilvl="7" w:tentative="1">
+      <w:start w:val="1"/>
+      <w:numFmt w:val="bullet"/>
+      <w:lvlText w:val=""/>
+      <w:lvlJc w:val="left"/>
+      <w:pPr>
+        <w:tabs>
+          <w:tab w:val="num" w:pos="5760"/>
+        </w:tabs>
+        <w:ind w:left="5760" w:hanging="360"/>
+      </w:pPr>
+      <w:rPr>
+        <w:rFonts w:ascii="Wingdings" w:hAnsi="Wingdings" w:hint="default"/>
+        <w:sz w:val="20"/>
+      </w:rPr>
+    </w:lvl>
+    <w:lvl w:ilvl="8" w:tentative="1">
+      <w:start w:val="1"/>
+      <w:numFmt w:val="bullet"/>
+      <w:lvlText w:val=""/>
+      <w:lvlJc w:val="left"/>
+      <w:pPr>
+        <w:tabs>
+          <w:tab w:val="num" w:pos="6480"/>
+        </w:tabs>
+        <w:ind w:left="6480" w:hanging="360"/>
+      </w:pPr>
+      <w:rPr>
+        <w:rFonts w:ascii="Wingdings" w:hAnsi="Wingdings" w:hint="default"/>
+        <w:sz w:val="20"/>
+      </w:rPr>
+    </w:lvl>
+  </w:abstractNum>
+  <w:abstractNum w:abstractNumId="21" w15:restartNumberingAfterBreak="0">
+    <w:nsid w:val="75A811A7"/>
+    <w:multiLevelType w:val="multilevel"/>
+    <w:tmpl w:val="E4E4C20A"/>
+    <w:lvl w:ilvl="0">
+      <w:start w:val="1"/>
+      <w:numFmt w:val="bullet"/>
+      <w:lvlText w:val=""/>
+      <w:lvlJc w:val="left"/>
+      <w:pPr>
+        <w:tabs>
+          <w:tab w:val="num" w:pos="720"/>
+        </w:tabs>
+        <w:ind w:left="720" w:hanging="360"/>
+      </w:pPr>
+      <w:rPr>
+        <w:rFonts w:ascii="Symbol" w:hAnsi="Symbol" w:hint="default"/>
+        <w:sz w:val="20"/>
+      </w:rPr>
+    </w:lvl>
+    <w:lvl w:ilvl="1" w:tentative="1">
+      <w:start w:val="1"/>
+      <w:numFmt w:val="bullet"/>
+      <w:lvlText w:val="o"/>
+      <w:lvlJc w:val="left"/>
+      <w:pPr>
+        <w:tabs>
+          <w:tab w:val="num" w:pos="1440"/>
+        </w:tabs>
+        <w:ind w:left="1440" w:hanging="360"/>
+      </w:pPr>
+      <w:rPr>
+        <w:rFonts w:ascii="Courier New" w:hAnsi="Courier New" w:hint="default"/>
+        <w:sz w:val="20"/>
+      </w:rPr>
+    </w:lvl>
+    <w:lvl w:ilvl="2" w:tentative="1">
+      <w:start w:val="1"/>
+      <w:numFmt w:val="bullet"/>
+      <w:lvlText w:val=""/>
+      <w:lvlJc w:val="left"/>
+      <w:pPr>
+        <w:tabs>
+          <w:tab w:val="num" w:pos="2160"/>
+        </w:tabs>
+        <w:ind w:left="2160" w:hanging="360"/>
+      </w:pPr>
+      <w:rPr>
+        <w:rFonts w:ascii="Wingdings" w:hAnsi="Wingdings" w:hint="default"/>
+        <w:sz w:val="20"/>
+      </w:rPr>
+    </w:lvl>
+    <w:lvl w:ilvl="3" w:tentative="1">
+      <w:start w:val="1"/>
+      <w:numFmt w:val="bullet"/>
+      <w:lvlText w:val=""/>
+      <w:lvlJc w:val="left"/>
+      <w:pPr>
+        <w:tabs>
+          <w:tab w:val="num" w:pos="2880"/>
+        </w:tabs>
+        <w:ind w:left="2880" w:hanging="360"/>
+      </w:pPr>
+      <w:rPr>
+        <w:rFonts w:ascii="Wingdings" w:hAnsi="Wingdings" w:hint="default"/>
+        <w:sz w:val="20"/>
+      </w:rPr>
+    </w:lvl>
+    <w:lvl w:ilvl="4" w:tentative="1">
+      <w:start w:val="1"/>
+      <w:numFmt w:val="bullet"/>
+      <w:lvlText w:val=""/>
+      <w:lvlJc w:val="left"/>
+      <w:pPr>
+        <w:tabs>
+          <w:tab w:val="num" w:pos="3600"/>
+        </w:tabs>
+        <w:ind w:left="3600" w:hanging="360"/>
+      </w:pPr>
+      <w:rPr>
+        <w:rFonts w:ascii="Wingdings" w:hAnsi="Wingdings" w:hint="default"/>
+        <w:sz w:val="20"/>
+      </w:rPr>
+    </w:lvl>
+    <w:lvl w:ilvl="5" w:tentative="1">
+      <w:start w:val="1"/>
+      <w:numFmt w:val="bullet"/>
+      <w:lvlText w:val=""/>
+      <w:lvlJc w:val="left"/>
+      <w:pPr>
+        <w:tabs>
+          <w:tab w:val="num" w:pos="4320"/>
+        </w:tabs>
+        <w:ind w:left="4320" w:hanging="360"/>
+      </w:pPr>
+      <w:rPr>
+        <w:rFonts w:ascii="Wingdings" w:hAnsi="Wingdings" w:hint="default"/>
+        <w:sz w:val="20"/>
+      </w:rPr>
+    </w:lvl>
+    <w:lvl w:ilvl="6" w:tentative="1">
+      <w:start w:val="1"/>
+      <w:numFmt w:val="bullet"/>
+      <w:lvlText w:val=""/>
+      <w:lvlJc w:val="left"/>
+      <w:pPr>
+        <w:tabs>
+          <w:tab w:val="num" w:pos="5040"/>
+        </w:tabs>
+        <w:ind w:left="5040" w:hanging="360"/>
+      </w:pPr>
+      <w:rPr>
+        <w:rFonts w:ascii="Wingdings" w:hAnsi="Wingdings" w:hint="default"/>
+        <w:sz w:val="20"/>
+      </w:rPr>
+    </w:lvl>
+    <w:lvl w:ilvl="7" w:tentative="1">
+      <w:start w:val="1"/>
+      <w:numFmt w:val="bullet"/>
+      <w:lvlText w:val=""/>
+      <w:lvlJc w:val="left"/>
+      <w:pPr>
+        <w:tabs>
+          <w:tab w:val="num" w:pos="5760"/>
+        </w:tabs>
+        <w:ind w:left="5760" w:hanging="360"/>
+      </w:pPr>
+      <w:rPr>
+        <w:rFonts w:ascii="Wingdings" w:hAnsi="Wingdings" w:hint="default"/>
+        <w:sz w:val="20"/>
+      </w:rPr>
+    </w:lvl>
+    <w:lvl w:ilvl="8" w:tentative="1">
+      <w:start w:val="1"/>
+      <w:numFmt w:val="bullet"/>
+      <w:lvlText w:val=""/>
+      <w:lvlJc w:val="left"/>
+      <w:pPr>
+        <w:tabs>
+          <w:tab w:val="num" w:pos="6480"/>
+        </w:tabs>
+        <w:ind w:left="6480" w:hanging="360"/>
+      </w:pPr>
+      <w:rPr>
+        <w:rFonts w:ascii="Wingdings" w:hAnsi="Wingdings" w:hint="default"/>
+        <w:sz w:val="20"/>
+      </w:rPr>
+    </w:lvl>
+  </w:abstractNum>
+  <w:abstractNum w:abstractNumId="22" w15:restartNumberingAfterBreak="0">
+    <w:nsid w:val="7BEE27E6"/>
+    <w:multiLevelType w:val="multilevel"/>
+    <w:tmpl w:val="DC88E98C"/>
+    <w:lvl w:ilvl="0">
+      <w:start w:val="1"/>
+      <w:numFmt w:val="bullet"/>
+      <w:lvlText w:val=""/>
+      <w:lvlJc w:val="left"/>
+      <w:pPr>
+        <w:tabs>
+          <w:tab w:val="num" w:pos="720"/>
+        </w:tabs>
+        <w:ind w:left="720" w:hanging="360"/>
+      </w:pPr>
+      <w:rPr>
+        <w:rFonts w:ascii="Symbol" w:hAnsi="Symbol" w:hint="default"/>
+        <w:sz w:val="20"/>
+      </w:rPr>
+    </w:lvl>
+    <w:lvl w:ilvl="1" w:tentative="1">
+      <w:start w:val="1"/>
+      <w:numFmt w:val="bullet"/>
+      <w:lvlText w:val="o"/>
+      <w:lvlJc w:val="left"/>
+      <w:pPr>
+        <w:tabs>
+          <w:tab w:val="num" w:pos="1440"/>
+        </w:tabs>
+        <w:ind w:left="1440" w:hanging="360"/>
+      </w:pPr>
+      <w:rPr>
+        <w:rFonts w:ascii="Courier New" w:hAnsi="Courier New" w:hint="default"/>
+        <w:sz w:val="20"/>
+      </w:rPr>
+    </w:lvl>
+    <w:lvl w:ilvl="2" w:tentative="1">
+      <w:start w:val="1"/>
+      <w:numFmt w:val="bullet"/>
+      <w:lvlText w:val=""/>
+      <w:lvlJc w:val="left"/>
+      <w:pPr>
+        <w:tabs>
+          <w:tab w:val="num" w:pos="2160"/>
+        </w:tabs>
+        <w:ind w:left="2160" w:hanging="360"/>
+      </w:pPr>
+      <w:rPr>
+        <w:rFonts w:ascii="Wingdings" w:hAnsi="Wingdings" w:hint="default"/>
+        <w:sz w:val="20"/>
+      </w:rPr>
+    </w:lvl>
+    <w:lvl w:ilvl="3" w:tentative="1">
+      <w:start w:val="1"/>
+      <w:numFmt w:val="bullet"/>
+      <w:lvlText w:val=""/>
+      <w:lvlJc w:val="left"/>
+      <w:pPr>
+        <w:tabs>
+          <w:tab w:val="num" w:pos="2880"/>
+        </w:tabs>
+        <w:ind w:left="2880" w:hanging="360"/>
+      </w:pPr>
+      <w:rPr>
+        <w:rFonts w:ascii="Wingdings" w:hAnsi="Wingdings" w:hint="default"/>
+        <w:sz w:val="20"/>
+      </w:rPr>
+    </w:lvl>
+    <w:lvl w:ilvl="4" w:tentative="1">
+      <w:start w:val="1"/>
+      <w:numFmt w:val="bullet"/>
+      <w:lvlText w:val=""/>
+      <w:lvlJc w:val="left"/>
+      <w:pPr>
+        <w:tabs>
+          <w:tab w:val="num" w:pos="3600"/>
+        </w:tabs>
+        <w:ind w:left="3600" w:hanging="360"/>
+      </w:pPr>
+      <w:rPr>
+        <w:rFonts w:ascii="Wingdings" w:hAnsi="Wingdings" w:hint="default"/>
+        <w:sz w:val="20"/>
+      </w:rPr>
+    </w:lvl>
+    <w:lvl w:ilvl="5" w:tentative="1">
+      <w:start w:val="1"/>
+      <w:numFmt w:val="bullet"/>
+      <w:lvlText w:val=""/>
+      <w:lvlJc w:val="left"/>
+      <w:pPr>
+        <w:tabs>
+          <w:tab w:val="num" w:pos="4320"/>
+        </w:tabs>
+        <w:ind w:left="4320" w:hanging="360"/>
+      </w:pPr>
+      <w:rPr>
+        <w:rFonts w:ascii="Wingdings" w:hAnsi="Wingdings" w:hint="default"/>
+        <w:sz w:val="20"/>
+      </w:rPr>
+    </w:lvl>
+    <w:lvl w:ilvl="6" w:tentative="1">
+      <w:start w:val="1"/>
+      <w:numFmt w:val="bullet"/>
+      <w:lvlText w:val=""/>
+      <w:lvlJc w:val="left"/>
+      <w:pPr>
+        <w:tabs>
+          <w:tab w:val="num" w:pos="5040"/>
+        </w:tabs>
+        <w:ind w:left="5040" w:hanging="360"/>
+      </w:pPr>
+      <w:rPr>
+        <w:rFonts w:ascii="Wingdings" w:hAnsi="Wingdings" w:hint="default"/>
+        <w:sz w:val="20"/>
+      </w:rPr>
+    </w:lvl>
+    <w:lvl w:ilvl="7" w:tentative="1">
+      <w:start w:val="1"/>
+      <w:numFmt w:val="bullet"/>
+      <w:lvlText w:val=""/>
+      <w:lvlJc w:val="left"/>
+      <w:pPr>
+        <w:tabs>
+          <w:tab w:val="num" w:pos="5760"/>
+        </w:tabs>
+        <w:ind w:left="5760" w:hanging="360"/>
+      </w:pPr>
+      <w:rPr>
+        <w:rFonts w:ascii="Wingdings" w:hAnsi="Wingdings" w:hint="default"/>
+        <w:sz w:val="20"/>
+      </w:rPr>
+    </w:lvl>
+    <w:lvl w:ilvl="8" w:tentative="1">
+      <w:start w:val="1"/>
+      <w:numFmt w:val="bullet"/>
+      <w:lvlText w:val=""/>
+      <w:lvlJc w:val="left"/>
+      <w:pPr>
+        <w:tabs>
+          <w:tab w:val="num" w:pos="6480"/>
+        </w:tabs>
+        <w:ind w:left="6480" w:hanging="360"/>
+      </w:pPr>
+      <w:rPr>
+        <w:rFonts w:ascii="Wingdings" w:hAnsi="Wingdings" w:hint="default"/>
+        <w:sz w:val="20"/>
+      </w:rPr>
+    </w:lvl>
+  </w:abstractNum>
+  <w:abstractNum w:abstractNumId="23" w15:restartNumberingAfterBreak="0">
+    <w:nsid w:val="7E5B3C6C"/>
+    <w:multiLevelType w:val="multilevel"/>
+    <w:tmpl w:val="5A32BD96"/>
+    <w:lvl w:ilvl="0">
+      <w:start w:val="1"/>
+      <w:numFmt w:val="bullet"/>
+      <w:lvlText w:val=""/>
+      <w:lvlJc w:val="left"/>
+      <w:pPr>
+        <w:tabs>
+          <w:tab w:val="num" w:pos="720"/>
+        </w:tabs>
+        <w:ind w:left="720" w:hanging="360"/>
+      </w:pPr>
+      <w:rPr>
+        <w:rFonts w:ascii="Symbol" w:hAnsi="Symbol" w:hint="default"/>
+        <w:sz w:val="20"/>
+      </w:rPr>
+    </w:lvl>
+    <w:lvl w:ilvl="1" w:tentative="1">
+      <w:start w:val="1"/>
+      <w:numFmt w:val="bullet"/>
+      <w:lvlText w:val="o"/>
+      <w:lvlJc w:val="left"/>
+      <w:pPr>
+        <w:tabs>
+          <w:tab w:val="num" w:pos="1440"/>
+        </w:tabs>
+        <w:ind w:left="1440" w:hanging="360"/>
+      </w:pPr>
+      <w:rPr>
+        <w:rFonts w:ascii="Courier New" w:hAnsi="Courier New" w:hint="default"/>
+        <w:sz w:val="20"/>
+      </w:rPr>
+    </w:lvl>
+    <w:lvl w:ilvl="2" w:tentative="1">
+      <w:start w:val="1"/>
+      <w:numFmt w:val="bullet"/>
+      <w:lvlText w:val=""/>
+      <w:lvlJc w:val="left"/>
+      <w:pPr>
+        <w:tabs>
+          <w:tab w:val="num" w:pos="2160"/>
+        </w:tabs>
+        <w:ind w:left="2160" w:hanging="360"/>
+      </w:pPr>
+      <w:rPr>
+        <w:rFonts w:ascii="Wingdings" w:hAnsi="Wingdings" w:hint="default"/>
+        <w:sz w:val="20"/>
+      </w:rPr>
+    </w:lvl>
+    <w:lvl w:ilvl="3" w:tentative="1">
+      <w:start w:val="1"/>
+      <w:numFmt w:val="bullet"/>
+      <w:lvlText w:val=""/>
+      <w:lvlJc w:val="left"/>
+      <w:pPr>
+        <w:tabs>
+          <w:tab w:val="num" w:pos="2880"/>
+        </w:tabs>
+        <w:ind w:left="2880" w:hanging="360"/>
+      </w:pPr>
+      <w:rPr>
+        <w:rFonts w:ascii="Wingdings" w:hAnsi="Wingdings" w:hint="default"/>
+        <w:sz w:val="20"/>
+      </w:rPr>
+    </w:lvl>
+    <w:lvl w:ilvl="4" w:tentative="1">
+      <w:start w:val="1"/>
+      <w:numFmt w:val="bullet"/>
+      <w:lvlText w:val=""/>
+      <w:lvlJc w:val="left"/>
+      <w:pPr>
+        <w:tabs>
+          <w:tab w:val="num" w:pos="3600"/>
+        </w:tabs>
+        <w:ind w:left="3600" w:hanging="360"/>
+      </w:pPr>
+      <w:rPr>
+        <w:rFonts w:ascii="Wingdings" w:hAnsi="Wingdings" w:hint="default"/>
+        <w:sz w:val="20"/>
+      </w:rPr>
+    </w:lvl>
+    <w:lvl w:ilvl="5" w:tentative="1">
+      <w:start w:val="1"/>
+      <w:numFmt w:val="bullet"/>
+      <w:lvlText w:val=""/>
+      <w:lvlJc w:val="left"/>
+      <w:pPr>
+        <w:tabs>
+          <w:tab w:val="num" w:pos="4320"/>
+        </w:tabs>
+        <w:ind w:left="4320" w:hanging="360"/>
+      </w:pPr>
+      <w:rPr>
+        <w:rFonts w:ascii="Wingdings" w:hAnsi="Wingdings" w:hint="default"/>
+        <w:sz w:val="20"/>
+      </w:rPr>
+    </w:lvl>
+    <w:lvl w:ilvl="6" w:tentative="1">
+      <w:start w:val="1"/>
+      <w:numFmt w:val="bullet"/>
+      <w:lvlText w:val=""/>
+      <w:lvlJc w:val="left"/>
+      <w:pPr>
+        <w:tabs>
+          <w:tab w:val="num" w:pos="5040"/>
+        </w:tabs>
+        <w:ind w:left="5040" w:hanging="360"/>
+      </w:pPr>
+      <w:rPr>
+        <w:rFonts w:ascii="Wingdings" w:hAnsi="Wingdings" w:hint="default"/>
+        <w:sz w:val="20"/>
+      </w:rPr>
+    </w:lvl>
+    <w:lvl w:ilvl="7" w:tentative="1">
+      <w:start w:val="1"/>
+      <w:numFmt w:val="bullet"/>
+      <w:lvlText w:val=""/>
+      <w:lvlJc w:val="left"/>
+      <w:pPr>
+        <w:tabs>
+          <w:tab w:val="num" w:pos="5760"/>
+        </w:tabs>
+        <w:ind w:left="5760" w:hanging="360"/>
+      </w:pPr>
+      <w:rPr>
+        <w:rFonts w:ascii="Wingdings" w:hAnsi="Wingdings" w:hint="default"/>
+        <w:sz w:val="20"/>
+      </w:rPr>
+    </w:lvl>
+    <w:lvl w:ilvl="8" w:tentative="1">
+      <w:start w:val="1"/>
+      <w:numFmt w:val="bullet"/>
+      <w:lvlText w:val=""/>
+      <w:lvlJc w:val="left"/>
+      <w:pPr>
+        <w:tabs>
+          <w:tab w:val="num" w:pos="6480"/>
+        </w:tabs>
+        <w:ind w:left="6480" w:hanging="360"/>
+      </w:pPr>
+      <w:rPr>
+        <w:rFonts w:ascii="Wingdings" w:hAnsi="Wingdings" w:hint="default"/>
+        <w:sz w:val="20"/>
+      </w:rPr>
+    </w:lvl>
+  </w:abstractNum>
+  <w:abstractNum w:abstractNumId="24" w15:restartNumberingAfterBreak="0">
+    <w:nsid w:val="7E9C759D"/>
+    <w:multiLevelType w:val="multilevel"/>
+    <w:tmpl w:val="921A9B2A"/>
+    <w:lvl w:ilvl="0">
+      <w:start w:val="1"/>
+      <w:numFmt w:val="bullet"/>
+      <w:lvlText w:val=""/>
+      <w:lvlJc w:val="left"/>
+      <w:pPr>
+        <w:tabs>
+          <w:tab w:val="num" w:pos="720"/>
+        </w:tabs>
+        <w:ind w:left="720" w:hanging="360"/>
+      </w:pPr>
+      <w:rPr>
+        <w:rFonts w:ascii="Symbol" w:hAnsi="Symbol" w:hint="default"/>
+        <w:sz w:val="20"/>
+      </w:rPr>
+    </w:lvl>
+    <w:lvl w:ilvl="1" w:tentative="1">
+      <w:start w:val="1"/>
+      <w:numFmt w:val="bullet"/>
+      <w:lvlText w:val="o"/>
+      <w:lvlJc w:val="left"/>
+      <w:pPr>
+        <w:tabs>
+          <w:tab w:val="num" w:pos="1440"/>
+        </w:tabs>
+        <w:ind w:left="1440" w:hanging="360"/>
+      </w:pPr>
+      <w:rPr>
+        <w:rFonts w:ascii="Courier New" w:hAnsi="Courier New" w:hint="default"/>
+        <w:sz w:val="20"/>
+      </w:rPr>
+    </w:lvl>
+    <w:lvl w:ilvl="2" w:tentative="1">
+      <w:start w:val="1"/>
+      <w:numFmt w:val="bullet"/>
+      <w:lvlText w:val=""/>
+      <w:lvlJc w:val="left"/>
+      <w:pPr>
+        <w:tabs>
+          <w:tab w:val="num" w:pos="2160"/>
+        </w:tabs>
+        <w:ind w:left="2160" w:hanging="360"/>
+      </w:pPr>
+      <w:rPr>
+        <w:rFonts w:ascii="Wingdings" w:hAnsi="Wingdings" w:hint="default"/>
+        <w:sz w:val="20"/>
+      </w:rPr>
+    </w:lvl>
+    <w:lvl w:ilvl="3" w:tentative="1">
+      <w:start w:val="1"/>
+      <w:numFmt w:val="bullet"/>
+      <w:lvlText w:val=""/>
+      <w:lvlJc w:val="left"/>
+      <w:pPr>
+        <w:tabs>
+          <w:tab w:val="num" w:pos="2880"/>
+        </w:tabs>
+        <w:ind w:left="2880" w:hanging="360"/>
+      </w:pPr>
+      <w:rPr>
+        <w:rFonts w:ascii="Wingdings" w:hAnsi="Wingdings" w:hint="default"/>
+        <w:sz w:val="20"/>
+      </w:rPr>
+    </w:lvl>
+    <w:lvl w:ilvl="4" w:tentative="1">
+      <w:start w:val="1"/>
+      <w:numFmt w:val="bullet"/>
+      <w:lvlText w:val=""/>
+      <w:lvlJc w:val="left"/>
+      <w:pPr>
+        <w:tabs>
+          <w:tab w:val="num" w:pos="3600"/>
+        </w:tabs>
+        <w:ind w:left="3600" w:hanging="360"/>
+      </w:pPr>
+      <w:rPr>
+        <w:rFonts w:ascii="Wingdings" w:hAnsi="Wingdings" w:hint="default"/>
+        <w:sz w:val="20"/>
+      </w:rPr>
+    </w:lvl>
+    <w:lvl w:ilvl="5" w:tentative="1">
+      <w:start w:val="1"/>
+      <w:numFmt w:val="bullet"/>
+      <w:lvlText w:val=""/>
+      <w:lvlJc w:val="left"/>
+      <w:pPr>
+        <w:tabs>
+          <w:tab w:val="num" w:pos="4320"/>
+        </w:tabs>
+        <w:ind w:left="4320" w:hanging="360"/>
+      </w:pPr>
+      <w:rPr>
+        <w:rFonts w:ascii="Wingdings" w:hAnsi="Wingdings" w:hint="default"/>
+        <w:sz w:val="20"/>
+      </w:rPr>
+    </w:lvl>
+    <w:lvl w:ilvl="6" w:tentative="1">
+      <w:start w:val="1"/>
+      <w:numFmt w:val="bullet"/>
+      <w:lvlText w:val=""/>
+      <w:lvlJc w:val="left"/>
+      <w:pPr>
+        <w:tabs>
+          <w:tab w:val="num" w:pos="5040"/>
+        </w:tabs>
+        <w:ind w:left="5040" w:hanging="360"/>
+      </w:pPr>
+      <w:rPr>
+        <w:rFonts w:ascii="Wingdings" w:hAnsi="Wingdings" w:hint="default"/>
+        <w:sz w:val="20"/>
+      </w:rPr>
+    </w:lvl>
+    <w:lvl w:ilvl="7" w:tentative="1">
+      <w:start w:val="1"/>
+      <w:numFmt w:val="bullet"/>
+      <w:lvlText w:val=""/>
+      <w:lvlJc w:val="left"/>
+      <w:pPr>
+        <w:tabs>
+          <w:tab w:val="num" w:pos="5760"/>
+        </w:tabs>
+        <w:ind w:left="5760" w:hanging="360"/>
+      </w:pPr>
+      <w:rPr>
+        <w:rFonts w:ascii="Wingdings" w:hAnsi="Wingdings" w:hint="default"/>
+        <w:sz w:val="20"/>
+      </w:rPr>
+    </w:lvl>
+    <w:lvl w:ilvl="8" w:tentative="1">
+      <w:start w:val="1"/>
+      <w:numFmt w:val="bullet"/>
+      <w:lvlText w:val=""/>
+      <w:lvlJc w:val="left"/>
+      <w:pPr>
+        <w:tabs>
+          <w:tab w:val="num" w:pos="6480"/>
+        </w:tabs>
+        <w:ind w:left="6480" w:hanging="360"/>
+      </w:pPr>
+      <w:rPr>
+        <w:rFonts w:ascii="Wingdings" w:hAnsi="Wingdings" w:hint="default"/>
+        <w:sz w:val="20"/>
+      </w:rPr>
+    </w:lvl>
+  </w:abstractNum>
   <w:num w:numId="1" w16cid:durableId="31001592">
+    <w:abstractNumId w:val="10"/>
+  </w:num>
+  <w:num w:numId="2" w16cid:durableId="780101815">
+    <w:abstractNumId w:val="2"/>
+  </w:num>
+  <w:num w:numId="3" w16cid:durableId="929000325">
+    <w:abstractNumId w:val="6"/>
+  </w:num>
+  <w:num w:numId="4" w16cid:durableId="2060981537">
+    <w:abstractNumId w:val="13"/>
+  </w:num>
+  <w:num w:numId="5" w16cid:durableId="1207571519">
+    <w:abstractNumId w:val="17"/>
+  </w:num>
+  <w:num w:numId="6" w16cid:durableId="292906871">
+    <w:abstractNumId w:val="4"/>
+  </w:num>
+  <w:num w:numId="7" w16cid:durableId="1983340973">
     <w:abstractNumId w:val="3"/>
   </w:num>
-  <w:num w:numId="2" w16cid:durableId="780101815">
+  <w:num w:numId="8" w16cid:durableId="1933782533">
+    <w:abstractNumId w:val="9"/>
+  </w:num>
+  <w:num w:numId="9" w16cid:durableId="811757394">
+    <w:abstractNumId w:val="8"/>
+  </w:num>
+  <w:num w:numId="10" w16cid:durableId="1846094773">
     <w:abstractNumId w:val="0"/>
   </w:num>
-  <w:num w:numId="3" w16cid:durableId="929000325">
-    <w:abstractNumId w:val="2"/>
+  <w:num w:numId="11" w16cid:durableId="444738067">
+    <w:abstractNumId w:val="19"/>
+    <w:lvlOverride w:ilvl="0">
+      <w:startOverride w:val="1"/>
+    </w:lvlOverride>
   </w:num>
-  <w:num w:numId="4" w16cid:durableId="2060981537">
-    <w:abstractNumId w:val="4"/>
+  <w:num w:numId="12" w16cid:durableId="174149356">
+    <w:abstractNumId w:val="7"/>
   </w:num>
-  <w:num w:numId="5" w16cid:durableId="1207571519">
+  <w:num w:numId="13" w16cid:durableId="114520560">
+    <w:abstractNumId w:val="24"/>
+  </w:num>
+  <w:num w:numId="14" w16cid:durableId="1665425967">
+    <w:abstractNumId w:val="15"/>
+  </w:num>
+  <w:num w:numId="15" w16cid:durableId="1217208280">
+    <w:abstractNumId w:val="18"/>
+    <w:lvlOverride w:ilvl="0">
+      <w:startOverride w:val="2"/>
+    </w:lvlOverride>
+  </w:num>
+  <w:num w:numId="16" w16cid:durableId="1242838442">
+    <w:abstractNumId w:val="1"/>
+  </w:num>
+  <w:num w:numId="17" w16cid:durableId="120617758">
+    <w:abstractNumId w:val="14"/>
+  </w:num>
+  <w:num w:numId="18" w16cid:durableId="172379517">
+    <w:abstractNumId w:val="20"/>
+  </w:num>
+  <w:num w:numId="19" w16cid:durableId="1776049570">
+    <w:abstractNumId w:val="23"/>
+  </w:num>
+  <w:num w:numId="20" w16cid:durableId="1696038557">
+    <w:abstractNumId w:val="16"/>
+  </w:num>
+  <w:num w:numId="21" w16cid:durableId="836190496">
+    <w:abstractNumId w:val="21"/>
+  </w:num>
+  <w:num w:numId="22" w16cid:durableId="696780843">
+    <w:abstractNumId w:val="22"/>
+  </w:num>
+  <w:num w:numId="23" w16cid:durableId="51660895">
     <w:abstractNumId w:val="5"/>
   </w:num>
-  <w:num w:numId="6" w16cid:durableId="292906871">
-    <w:abstractNumId w:val="1"/>
+  <w:num w:numId="24" w16cid:durableId="623198616">
+    <w:abstractNumId w:val="12"/>
+  </w:num>
+  <w:num w:numId="25" w16cid:durableId="394789471">
+    <w:abstractNumId w:val="11"/>
   </w:num>
 </w:numbering>
 </file>
@@ -4834,6 +6812,30 @@
       <w:color w:val="808080"/>
     </w:rPr>
   </w:style>
+  <w:style w:type="character" w:customStyle="1" w:styleId="markdown-bold-text">
+    <w:name w:val="markdown-bold-text"/>
+    <w:basedOn w:val="a0"/>
+    <w:rsid w:val="00A04EAC"/>
+  </w:style>
+  <w:style w:type="character" w:customStyle="1" w:styleId="markdown-inline-code">
+    <w:name w:val="markdown-inline-code"/>
+    <w:basedOn w:val="a0"/>
+    <w:rsid w:val="00A04EAC"/>
+  </w:style>
+  <w:style w:type="paragraph" w:customStyle="1" w:styleId="nested">
+    <w:name w:val="nested"/>
+    <w:basedOn w:val="a"/>
+    <w:rsid w:val="00A04EAC"/>
+    <w:pPr>
+      <w:spacing w:before="100" w:beforeAutospacing="1" w:after="100" w:afterAutospacing="1" w:line="240" w:lineRule="auto"/>
+    </w:pPr>
+    <w:rPr>
+      <w:rFonts w:ascii="Times New Roman" w:eastAsia="Times New Roman" w:hAnsi="Times New Roman" w:cs="Times New Roman"/>
+      <w:sz w:val="24"/>
+      <w:szCs w:val="24"/>
+      <w:lang w:eastAsia="ru-RU"/>
+    </w:rPr>
+  </w:style>
 </w:styles>
 </file>
 

--- a/Отчет_2_РПС.docx
+++ b/Отчет_2_РПС.docx
@@ -2750,7 +2750,27 @@
           <w:szCs w:val="24"/>
           <w:shd w:val="clear" w:color="auto" w:fill="FFFFFF"/>
         </w:rPr>
-        <w:t xml:space="preserve"> консольное приложение для сортировки целых чисел реализацией пирамидальной сортировки.</w:t>
+        <w:t xml:space="preserve"> консольное приложение для сортировки целых чисел реализацией </w:t>
+      </w:r>
+      <w:r>
+        <w:rPr>
+          <w:rFonts w:ascii="Times New Roman" w:hAnsi="Times New Roman" w:cs="Times New Roman"/>
+          <w:color w:val="34343C"/>
+          <w:sz w:val="24"/>
+          <w:szCs w:val="24"/>
+          <w:shd w:val="clear" w:color="auto" w:fill="FFFFFF"/>
+        </w:rPr>
+        <w:t>битонной</w:t>
+      </w:r>
+      <w:r>
+        <w:rPr>
+          <w:rFonts w:ascii="Times New Roman" w:hAnsi="Times New Roman" w:cs="Times New Roman"/>
+          <w:color w:val="34343C"/>
+          <w:sz w:val="24"/>
+          <w:szCs w:val="24"/>
+          <w:shd w:val="clear" w:color="auto" w:fill="FFFFFF"/>
+        </w:rPr>
+        <w:t xml:space="preserve"> сортировки.</w:t>
       </w:r>
     </w:p>
     <w:sectPr>

--- a/Отчет_2_РПС.docx
+++ b/Отчет_2_РПС.docx
@@ -729,7 +729,13 @@
         <w:rPr>
           <w:rFonts w:cs="Times New Roman"/>
         </w:rPr>
-        <w:t>Вариант № 2</w:t>
+        <w:t xml:space="preserve">Вариант № </w:t>
+      </w:r>
+      <w:r>
+        <w:rPr>
+          <w:rFonts w:cs="Times New Roman"/>
+        </w:rPr>
+        <w:t>4</w:t>
       </w:r>
     </w:p>
     <w:p>
@@ -2752,6 +2758,7 @@
         </w:rPr>
         <w:t xml:space="preserve"> консольное приложение для сортировки целых чисел реализацией </w:t>
       </w:r>
+      <w:proofErr w:type="spellStart"/>
       <w:r>
         <w:rPr>
           <w:rFonts w:ascii="Times New Roman" w:hAnsi="Times New Roman" w:cs="Times New Roman"/>
@@ -2762,6 +2769,7 @@
         </w:rPr>
         <w:t>битонной</w:t>
       </w:r>
+      <w:proofErr w:type="spellEnd"/>
       <w:r>
         <w:rPr>
           <w:rFonts w:ascii="Times New Roman" w:hAnsi="Times New Roman" w:cs="Times New Roman"/>
